--- a/poi-tl/src/test/resources/template/render_existed_fill.docx
+++ b/poi-tl/src/test/resources/template/render_existed_fill.docx
@@ -43,7 +43,6 @@
             <w:insideH w:val="single" w:color="auto" w:sz="4" w:space="0"/>
             <w:insideV w:val="single" w:color="auto" w:sz="4" w:space="0"/>
           </w:tblBorders>
-          <w:shd w:val="clear" w:color="auto" w:fill="auto"/>
           <w:tblCellMar>
             <w:top w:w="0" w:type="dxa"/>
             <w:left w:w="108" w:type="dxa"/>
@@ -742,6 +741,7 @@
                 <w:kern w:val="2"/>
                 <w:sz w:val="21"/>
                 <w:szCs w:val="21"/>
+                <w:lang w:val="en-US"/>
               </w:rPr>
             </w:pPr>
             <w:r>
@@ -758,7 +758,7 @@
                   </w14:solidFill>
                 </w14:textFill>
               </w:rPr>
-              <w:t>宽度</w:t>
+              <w:t>宽度[merge]</w:t>
             </w:r>
           </w:p>
         </w:tc>
@@ -866,8 +866,6 @@
               </w:rPr>
               <w:t xml:space="preserve"> [a+b]</w:t>
             </w:r>
-            <w:bookmarkStart w:id="0" w:name="_GoBack"/>
-            <w:bookmarkEnd w:id="0"/>
           </w:p>
         </w:tc>
         <w:tc>
@@ -912,2322 +910,6 @@
               </w:rPr>
               <w:t>[jgpd]</w:t>
             </w:r>
-          </w:p>
-        </w:tc>
-      </w:tr>
-      <w:tr>
-        <w:tblPrEx>
-          <w:tblBorders>
-            <w:top w:val="single" w:color="auto" w:sz="12" w:space="0"/>
-            <w:left w:val="single" w:color="auto" w:sz="12" w:space="0"/>
-            <w:bottom w:val="single" w:color="auto" w:sz="12" w:space="0"/>
-            <w:right w:val="single" w:color="auto" w:sz="12" w:space="0"/>
-            <w:insideH w:val="single" w:color="auto" w:sz="4" w:space="0"/>
-            <w:insideV w:val="single" w:color="auto" w:sz="4" w:space="0"/>
-          </w:tblBorders>
-          <w:tblCellMar>
-            <w:top w:w="0" w:type="dxa"/>
-            <w:left w:w="108" w:type="dxa"/>
-            <w:bottom w:w="0" w:type="dxa"/>
-            <w:right w:w="108" w:type="dxa"/>
-          </w:tblCellMar>
-        </w:tblPrEx>
-        <w:trPr>
-          <w:trHeight w:val="462" w:hRule="atLeast"/>
-        </w:trPr>
-        <w:tc>
-          <w:tcPr>
-            <w:tcW w:w="993" w:type="dxa"/>
-            <w:tcBorders>
-              <w:tl2br w:val="nil"/>
-              <w:tr2bl w:val="nil"/>
-            </w:tcBorders>
-            <w:shd w:val="clear" w:color="auto" w:fill="auto"/>
-            <w:vAlign w:val="center"/>
-          </w:tcPr>
-          <w:p>
-            <w:pPr>
-              <w:keepNext w:val="0"/>
-              <w:keepLines w:val="0"/>
-              <w:widowControl/>
-              <w:suppressLineNumbers w:val="0"/>
-              <w:spacing w:before="0" w:beforeAutospacing="0" w:after="0" w:afterAutospacing="0"/>
-              <w:ind w:left="0" w:right="0"/>
-              <w:jc w:val="center"/>
-              <w:rPr>
-                <w:rFonts w:hint="default" w:ascii="Times New Roman" w:hAnsi="Times New Roman" w:eastAsia="宋体" w:cs="Times New Roman"/>
-                <w:kern w:val="2"/>
-                <w:sz w:val="21"/>
-                <w:szCs w:val="21"/>
-              </w:rPr>
-            </w:pPr>
-          </w:p>
-        </w:tc>
-        <w:tc>
-          <w:tcPr>
-            <w:tcW w:w="1925" w:type="dxa"/>
-            <w:tcBorders>
-              <w:tl2br w:val="nil"/>
-              <w:tr2bl w:val="nil"/>
-            </w:tcBorders>
-            <w:shd w:val="clear" w:color="auto" w:fill="auto"/>
-            <w:vAlign w:val="center"/>
-          </w:tcPr>
-          <w:p>
-            <w:pPr>
-              <w:keepNext w:val="0"/>
-              <w:keepLines w:val="0"/>
-              <w:widowControl/>
-              <w:suppressLineNumbers w:val="0"/>
-              <w:spacing w:before="0" w:beforeAutospacing="0" w:after="0" w:afterAutospacing="0"/>
-              <w:ind w:left="0" w:right="0"/>
-              <w:jc w:val="center"/>
-              <w:rPr>
-                <w:rFonts w:hint="eastAsia" w:ascii="宋体" w:hAnsi="宋体" w:eastAsia="宋体" w:cs="宋体"/>
-                <w:color w:val="000000" w:themeColor="text1"/>
-                <w:kern w:val="2"/>
-                <w:sz w:val="21"/>
-                <w:szCs w:val="21"/>
-                <w:lang w:val="en-US" w:eastAsia="zh-CN" w:bidi="ar"/>
-                <w14:textFill>
-                  <w14:solidFill>
-                    <w14:schemeClr w14:val="tx1"/>
-                  </w14:solidFill>
-                </w14:textFill>
-              </w:rPr>
-            </w:pPr>
-          </w:p>
-        </w:tc>
-        <w:tc>
-          <w:tcPr>
-            <w:tcW w:w="1667" w:type="dxa"/>
-            <w:tcBorders>
-              <w:tl2br w:val="nil"/>
-              <w:tr2bl w:val="nil"/>
-            </w:tcBorders>
-            <w:shd w:val="clear" w:color="auto" w:fill="auto"/>
-            <w:vAlign w:val="center"/>
-          </w:tcPr>
-          <w:p>
-            <w:pPr>
-              <w:keepNext w:val="0"/>
-              <w:keepLines w:val="0"/>
-              <w:widowControl/>
-              <w:suppressLineNumbers w:val="0"/>
-              <w:spacing w:before="0" w:beforeAutospacing="0" w:after="0" w:afterAutospacing="0"/>
-              <w:ind w:left="0" w:right="0"/>
-              <w:rPr>
-                <w:rFonts w:hint="default" w:ascii="Times New Roman" w:hAnsi="Times New Roman" w:cs="Times New Roman"/>
-                <w:sz w:val="20"/>
-                <w:szCs w:val="20"/>
-              </w:rPr>
-            </w:pPr>
-          </w:p>
-        </w:tc>
-        <w:tc>
-          <w:tcPr>
-            <w:tcW w:w="1812" w:type="dxa"/>
-            <w:tcBorders>
-              <w:tl2br w:val="nil"/>
-              <w:tr2bl w:val="nil"/>
-            </w:tcBorders>
-            <w:shd w:val="clear" w:color="auto" w:fill="auto"/>
-            <w:vAlign w:val="center"/>
-          </w:tcPr>
-          <w:p>
-            <w:pPr>
-              <w:keepNext w:val="0"/>
-              <w:keepLines w:val="0"/>
-              <w:widowControl/>
-              <w:suppressLineNumbers w:val="0"/>
-              <w:spacing w:before="0" w:beforeAutospacing="0" w:after="0" w:afterAutospacing="0"/>
-              <w:ind w:left="0" w:right="0"/>
-              <w:rPr>
-                <w:rFonts w:hint="default" w:ascii="Times New Roman" w:hAnsi="Times New Roman" w:cs="Times New Roman"/>
-                <w:sz w:val="20"/>
-                <w:szCs w:val="20"/>
-              </w:rPr>
-            </w:pPr>
-          </w:p>
-        </w:tc>
-        <w:tc>
-          <w:tcPr>
-            <w:tcW w:w="2028" w:type="dxa"/>
-            <w:gridSpan w:val="2"/>
-            <w:tcBorders>
-              <w:tl2br w:val="nil"/>
-              <w:tr2bl w:val="nil"/>
-            </w:tcBorders>
-            <w:shd w:val="clear" w:color="auto" w:fill="auto"/>
-            <w:vAlign w:val="center"/>
-          </w:tcPr>
-          <w:p>
-            <w:pPr>
-              <w:keepNext w:val="0"/>
-              <w:keepLines w:val="0"/>
-              <w:widowControl/>
-              <w:suppressLineNumbers w:val="0"/>
-              <w:spacing w:before="0" w:beforeAutospacing="0" w:after="0" w:afterAutospacing="0"/>
-              <w:ind w:left="0" w:right="0"/>
-              <w:jc w:val="center"/>
-              <w:rPr>
-                <w:rFonts w:hint="default" w:ascii="Times New Roman" w:hAnsi="Times New Roman" w:eastAsia="宋体" w:cs="Times New Roman"/>
-                <w:kern w:val="2"/>
-                <w:sz w:val="21"/>
-                <w:szCs w:val="21"/>
-              </w:rPr>
-            </w:pPr>
-          </w:p>
-        </w:tc>
-        <w:tc>
-          <w:tcPr>
-            <w:tcW w:w="1464" w:type="dxa"/>
-            <w:tcBorders>
-              <w:tl2br w:val="nil"/>
-              <w:tr2bl w:val="nil"/>
-            </w:tcBorders>
-            <w:shd w:val="clear" w:color="auto" w:fill="auto"/>
-            <w:vAlign w:val="center"/>
-          </w:tcPr>
-          <w:p>
-            <w:pPr>
-              <w:keepNext w:val="0"/>
-              <w:keepLines w:val="0"/>
-              <w:widowControl/>
-              <w:suppressLineNumbers w:val="0"/>
-              <w:spacing w:before="0" w:beforeAutospacing="0" w:after="0" w:afterAutospacing="0"/>
-              <w:ind w:left="0" w:right="0"/>
-              <w:jc w:val="center"/>
-              <w:rPr>
-                <w:rFonts w:hint="default" w:ascii="Times New Roman" w:hAnsi="Times New Roman" w:eastAsia="宋体" w:cs="Times New Roman"/>
-                <w:kern w:val="2"/>
-                <w:sz w:val="21"/>
-                <w:szCs w:val="21"/>
-              </w:rPr>
-            </w:pPr>
-          </w:p>
-        </w:tc>
-      </w:tr>
-      <w:tr>
-        <w:tblPrEx>
-          <w:tblBorders>
-            <w:top w:val="single" w:color="auto" w:sz="12" w:space="0"/>
-            <w:left w:val="single" w:color="auto" w:sz="12" w:space="0"/>
-            <w:bottom w:val="single" w:color="auto" w:sz="12" w:space="0"/>
-            <w:right w:val="single" w:color="auto" w:sz="12" w:space="0"/>
-            <w:insideH w:val="single" w:color="auto" w:sz="4" w:space="0"/>
-            <w:insideV w:val="single" w:color="auto" w:sz="4" w:space="0"/>
-          </w:tblBorders>
-          <w:tblCellMar>
-            <w:top w:w="0" w:type="dxa"/>
-            <w:left w:w="108" w:type="dxa"/>
-            <w:bottom w:w="0" w:type="dxa"/>
-            <w:right w:w="108" w:type="dxa"/>
-          </w:tblCellMar>
-        </w:tblPrEx>
-        <w:trPr>
-          <w:trHeight w:val="462" w:hRule="atLeast"/>
-        </w:trPr>
-        <w:tc>
-          <w:tcPr>
-            <w:tcW w:w="993" w:type="dxa"/>
-            <w:tcBorders>
-              <w:tl2br w:val="nil"/>
-              <w:tr2bl w:val="nil"/>
-            </w:tcBorders>
-            <w:shd w:val="clear" w:color="auto" w:fill="auto"/>
-            <w:vAlign w:val="center"/>
-          </w:tcPr>
-          <w:p>
-            <w:pPr>
-              <w:keepNext w:val="0"/>
-              <w:keepLines w:val="0"/>
-              <w:widowControl/>
-              <w:suppressLineNumbers w:val="0"/>
-              <w:spacing w:before="0" w:beforeAutospacing="0" w:after="0" w:afterAutospacing="0"/>
-              <w:ind w:left="0" w:right="0"/>
-              <w:jc w:val="center"/>
-              <w:rPr>
-                <w:rFonts w:hint="default" w:ascii="Times New Roman" w:hAnsi="Times New Roman" w:eastAsia="宋体" w:cs="Times New Roman"/>
-                <w:kern w:val="2"/>
-                <w:sz w:val="21"/>
-                <w:szCs w:val="21"/>
-              </w:rPr>
-            </w:pPr>
-          </w:p>
-        </w:tc>
-        <w:tc>
-          <w:tcPr>
-            <w:tcW w:w="1925" w:type="dxa"/>
-            <w:tcBorders>
-              <w:tl2br w:val="nil"/>
-              <w:tr2bl w:val="nil"/>
-            </w:tcBorders>
-            <w:shd w:val="clear" w:color="auto" w:fill="auto"/>
-            <w:vAlign w:val="center"/>
-          </w:tcPr>
-          <w:p>
-            <w:pPr>
-              <w:keepNext w:val="0"/>
-              <w:keepLines w:val="0"/>
-              <w:widowControl/>
-              <w:suppressLineNumbers w:val="0"/>
-              <w:spacing w:before="0" w:beforeAutospacing="0" w:after="0" w:afterAutospacing="0"/>
-              <w:ind w:left="0" w:right="0"/>
-              <w:jc w:val="center"/>
-              <w:rPr>
-                <w:rFonts w:hint="eastAsia" w:ascii="宋体" w:hAnsi="宋体" w:eastAsia="宋体" w:cs="宋体"/>
-                <w:color w:val="000000" w:themeColor="text1"/>
-                <w:kern w:val="2"/>
-                <w:sz w:val="21"/>
-                <w:szCs w:val="21"/>
-                <w:lang w:val="en-US" w:eastAsia="zh-CN" w:bidi="ar"/>
-                <w14:textFill>
-                  <w14:solidFill>
-                    <w14:schemeClr w14:val="tx1"/>
-                  </w14:solidFill>
-                </w14:textFill>
-              </w:rPr>
-            </w:pPr>
-          </w:p>
-        </w:tc>
-        <w:tc>
-          <w:tcPr>
-            <w:tcW w:w="1667" w:type="dxa"/>
-            <w:tcBorders>
-              <w:tl2br w:val="nil"/>
-              <w:tr2bl w:val="nil"/>
-            </w:tcBorders>
-            <w:shd w:val="clear" w:color="auto" w:fill="auto"/>
-            <w:vAlign w:val="center"/>
-          </w:tcPr>
-          <w:p>
-            <w:pPr>
-              <w:keepNext w:val="0"/>
-              <w:keepLines w:val="0"/>
-              <w:widowControl/>
-              <w:suppressLineNumbers w:val="0"/>
-              <w:spacing w:before="0" w:beforeAutospacing="0" w:after="0" w:afterAutospacing="0"/>
-              <w:ind w:left="0" w:right="0"/>
-              <w:rPr>
-                <w:rFonts w:hint="default" w:ascii="Times New Roman" w:hAnsi="Times New Roman" w:cs="Times New Roman"/>
-                <w:sz w:val="20"/>
-                <w:szCs w:val="20"/>
-              </w:rPr>
-            </w:pPr>
-          </w:p>
-        </w:tc>
-        <w:tc>
-          <w:tcPr>
-            <w:tcW w:w="1812" w:type="dxa"/>
-            <w:tcBorders>
-              <w:tl2br w:val="nil"/>
-              <w:tr2bl w:val="nil"/>
-            </w:tcBorders>
-            <w:shd w:val="clear" w:color="auto" w:fill="auto"/>
-            <w:vAlign w:val="center"/>
-          </w:tcPr>
-          <w:p>
-            <w:pPr>
-              <w:keepNext w:val="0"/>
-              <w:keepLines w:val="0"/>
-              <w:widowControl/>
-              <w:suppressLineNumbers w:val="0"/>
-              <w:spacing w:before="0" w:beforeAutospacing="0" w:after="0" w:afterAutospacing="0"/>
-              <w:ind w:left="0" w:right="0"/>
-              <w:rPr>
-                <w:rFonts w:hint="default" w:ascii="Times New Roman" w:hAnsi="Times New Roman" w:cs="Times New Roman"/>
-                <w:sz w:val="20"/>
-                <w:szCs w:val="20"/>
-              </w:rPr>
-            </w:pPr>
-          </w:p>
-        </w:tc>
-        <w:tc>
-          <w:tcPr>
-            <w:tcW w:w="2028" w:type="dxa"/>
-            <w:gridSpan w:val="2"/>
-            <w:tcBorders>
-              <w:tl2br w:val="nil"/>
-              <w:tr2bl w:val="nil"/>
-            </w:tcBorders>
-            <w:shd w:val="clear" w:color="auto" w:fill="auto"/>
-            <w:vAlign w:val="center"/>
-          </w:tcPr>
-          <w:p>
-            <w:pPr>
-              <w:keepNext w:val="0"/>
-              <w:keepLines w:val="0"/>
-              <w:widowControl/>
-              <w:suppressLineNumbers w:val="0"/>
-              <w:spacing w:before="0" w:beforeAutospacing="0" w:after="0" w:afterAutospacing="0"/>
-              <w:ind w:left="0" w:right="0"/>
-              <w:jc w:val="center"/>
-              <w:rPr>
-                <w:rFonts w:hint="default" w:ascii="Times New Roman" w:hAnsi="Times New Roman" w:eastAsia="宋体" w:cs="Times New Roman"/>
-                <w:kern w:val="2"/>
-                <w:sz w:val="21"/>
-                <w:szCs w:val="21"/>
-              </w:rPr>
-            </w:pPr>
-          </w:p>
-        </w:tc>
-        <w:tc>
-          <w:tcPr>
-            <w:tcW w:w="1464" w:type="dxa"/>
-            <w:tcBorders>
-              <w:tl2br w:val="nil"/>
-              <w:tr2bl w:val="nil"/>
-            </w:tcBorders>
-            <w:shd w:val="clear" w:color="auto" w:fill="auto"/>
-            <w:vAlign w:val="center"/>
-          </w:tcPr>
-          <w:p>
-            <w:pPr>
-              <w:keepNext w:val="0"/>
-              <w:keepLines w:val="0"/>
-              <w:widowControl/>
-              <w:suppressLineNumbers w:val="0"/>
-              <w:spacing w:before="0" w:beforeAutospacing="0" w:after="0" w:afterAutospacing="0"/>
-              <w:ind w:left="0" w:right="0"/>
-              <w:jc w:val="center"/>
-              <w:rPr>
-                <w:rFonts w:hint="default" w:ascii="Times New Roman" w:hAnsi="Times New Roman" w:eastAsia="宋体" w:cs="Times New Roman"/>
-                <w:kern w:val="2"/>
-                <w:sz w:val="21"/>
-                <w:szCs w:val="21"/>
-              </w:rPr>
-            </w:pPr>
-          </w:p>
-        </w:tc>
-      </w:tr>
-      <w:tr>
-        <w:tblPrEx>
-          <w:tblBorders>
-            <w:top w:val="single" w:color="auto" w:sz="12" w:space="0"/>
-            <w:left w:val="single" w:color="auto" w:sz="12" w:space="0"/>
-            <w:bottom w:val="single" w:color="auto" w:sz="12" w:space="0"/>
-            <w:right w:val="single" w:color="auto" w:sz="12" w:space="0"/>
-            <w:insideH w:val="single" w:color="auto" w:sz="4" w:space="0"/>
-            <w:insideV w:val="single" w:color="auto" w:sz="4" w:space="0"/>
-          </w:tblBorders>
-          <w:tblCellMar>
-            <w:top w:w="0" w:type="dxa"/>
-            <w:left w:w="108" w:type="dxa"/>
-            <w:bottom w:w="0" w:type="dxa"/>
-            <w:right w:w="108" w:type="dxa"/>
-          </w:tblCellMar>
-        </w:tblPrEx>
-        <w:trPr>
-          <w:trHeight w:val="462" w:hRule="atLeast"/>
-        </w:trPr>
-        <w:tc>
-          <w:tcPr>
-            <w:tcW w:w="993" w:type="dxa"/>
-            <w:tcBorders>
-              <w:tl2br w:val="nil"/>
-              <w:tr2bl w:val="nil"/>
-            </w:tcBorders>
-            <w:shd w:val="clear" w:color="auto" w:fill="auto"/>
-            <w:vAlign w:val="center"/>
-          </w:tcPr>
-          <w:p>
-            <w:pPr>
-              <w:keepNext w:val="0"/>
-              <w:keepLines w:val="0"/>
-              <w:widowControl/>
-              <w:suppressLineNumbers w:val="0"/>
-              <w:spacing w:before="0" w:beforeAutospacing="0" w:after="0" w:afterAutospacing="0"/>
-              <w:ind w:left="0" w:right="0"/>
-              <w:jc w:val="center"/>
-              <w:rPr>
-                <w:rFonts w:hint="default" w:ascii="Times New Roman" w:hAnsi="Times New Roman" w:eastAsia="宋体" w:cs="Times New Roman"/>
-                <w:kern w:val="2"/>
-                <w:sz w:val="21"/>
-                <w:szCs w:val="21"/>
-              </w:rPr>
-            </w:pPr>
-          </w:p>
-        </w:tc>
-        <w:tc>
-          <w:tcPr>
-            <w:tcW w:w="1925" w:type="dxa"/>
-            <w:tcBorders>
-              <w:tl2br w:val="nil"/>
-              <w:tr2bl w:val="nil"/>
-            </w:tcBorders>
-            <w:shd w:val="clear" w:color="auto" w:fill="auto"/>
-            <w:vAlign w:val="center"/>
-          </w:tcPr>
-          <w:p>
-            <w:pPr>
-              <w:keepNext w:val="0"/>
-              <w:keepLines w:val="0"/>
-              <w:widowControl/>
-              <w:suppressLineNumbers w:val="0"/>
-              <w:spacing w:before="0" w:beforeAutospacing="0" w:after="0" w:afterAutospacing="0"/>
-              <w:ind w:left="0" w:right="0"/>
-              <w:jc w:val="center"/>
-              <w:rPr>
-                <w:rFonts w:hint="eastAsia" w:ascii="宋体" w:hAnsi="宋体" w:eastAsia="宋体" w:cs="宋体"/>
-                <w:color w:val="000000" w:themeColor="text1"/>
-                <w:kern w:val="2"/>
-                <w:sz w:val="21"/>
-                <w:szCs w:val="21"/>
-                <w:lang w:val="en-US" w:eastAsia="zh-CN" w:bidi="ar"/>
-                <w14:textFill>
-                  <w14:solidFill>
-                    <w14:schemeClr w14:val="tx1"/>
-                  </w14:solidFill>
-                </w14:textFill>
-              </w:rPr>
-            </w:pPr>
-          </w:p>
-        </w:tc>
-        <w:tc>
-          <w:tcPr>
-            <w:tcW w:w="1667" w:type="dxa"/>
-            <w:tcBorders>
-              <w:tl2br w:val="nil"/>
-              <w:tr2bl w:val="nil"/>
-            </w:tcBorders>
-            <w:shd w:val="clear" w:color="auto" w:fill="auto"/>
-            <w:vAlign w:val="center"/>
-          </w:tcPr>
-          <w:p>
-            <w:pPr>
-              <w:keepNext w:val="0"/>
-              <w:keepLines w:val="0"/>
-              <w:widowControl/>
-              <w:suppressLineNumbers w:val="0"/>
-              <w:spacing w:before="0" w:beforeAutospacing="0" w:after="0" w:afterAutospacing="0"/>
-              <w:ind w:left="0" w:right="0"/>
-              <w:rPr>
-                <w:rFonts w:hint="default" w:ascii="Times New Roman" w:hAnsi="Times New Roman" w:cs="Times New Roman"/>
-                <w:sz w:val="20"/>
-                <w:szCs w:val="20"/>
-              </w:rPr>
-            </w:pPr>
-          </w:p>
-        </w:tc>
-        <w:tc>
-          <w:tcPr>
-            <w:tcW w:w="1812" w:type="dxa"/>
-            <w:tcBorders>
-              <w:tl2br w:val="nil"/>
-              <w:tr2bl w:val="nil"/>
-            </w:tcBorders>
-            <w:shd w:val="clear" w:color="auto" w:fill="auto"/>
-            <w:vAlign w:val="center"/>
-          </w:tcPr>
-          <w:p>
-            <w:pPr>
-              <w:keepNext w:val="0"/>
-              <w:keepLines w:val="0"/>
-              <w:widowControl/>
-              <w:suppressLineNumbers w:val="0"/>
-              <w:spacing w:before="0" w:beforeAutospacing="0" w:after="0" w:afterAutospacing="0"/>
-              <w:ind w:left="0" w:right="0"/>
-              <w:rPr>
-                <w:rFonts w:hint="default" w:ascii="Times New Roman" w:hAnsi="Times New Roman" w:cs="Times New Roman"/>
-                <w:sz w:val="20"/>
-                <w:szCs w:val="20"/>
-              </w:rPr>
-            </w:pPr>
-          </w:p>
-        </w:tc>
-        <w:tc>
-          <w:tcPr>
-            <w:tcW w:w="2028" w:type="dxa"/>
-            <w:gridSpan w:val="2"/>
-            <w:tcBorders>
-              <w:tl2br w:val="nil"/>
-              <w:tr2bl w:val="nil"/>
-            </w:tcBorders>
-            <w:shd w:val="clear" w:color="auto" w:fill="auto"/>
-            <w:vAlign w:val="center"/>
-          </w:tcPr>
-          <w:p>
-            <w:pPr>
-              <w:keepNext w:val="0"/>
-              <w:keepLines w:val="0"/>
-              <w:widowControl/>
-              <w:suppressLineNumbers w:val="0"/>
-              <w:spacing w:before="0" w:beforeAutospacing="0" w:after="0" w:afterAutospacing="0"/>
-              <w:ind w:left="0" w:right="0"/>
-              <w:jc w:val="center"/>
-              <w:rPr>
-                <w:rFonts w:hint="default" w:ascii="Times New Roman" w:hAnsi="Times New Roman" w:eastAsia="宋体" w:cs="Times New Roman"/>
-                <w:kern w:val="2"/>
-                <w:sz w:val="21"/>
-                <w:szCs w:val="21"/>
-              </w:rPr>
-            </w:pPr>
-          </w:p>
-        </w:tc>
-        <w:tc>
-          <w:tcPr>
-            <w:tcW w:w="1464" w:type="dxa"/>
-            <w:tcBorders>
-              <w:tl2br w:val="nil"/>
-              <w:tr2bl w:val="nil"/>
-            </w:tcBorders>
-            <w:shd w:val="clear" w:color="auto" w:fill="auto"/>
-            <w:vAlign w:val="center"/>
-          </w:tcPr>
-          <w:p>
-            <w:pPr>
-              <w:keepNext w:val="0"/>
-              <w:keepLines w:val="0"/>
-              <w:widowControl/>
-              <w:suppressLineNumbers w:val="0"/>
-              <w:spacing w:before="0" w:beforeAutospacing="0" w:after="0" w:afterAutospacing="0"/>
-              <w:ind w:left="0" w:right="0"/>
-              <w:jc w:val="center"/>
-              <w:rPr>
-                <w:rFonts w:hint="default" w:ascii="Times New Roman" w:hAnsi="Times New Roman" w:eastAsia="宋体" w:cs="Times New Roman"/>
-                <w:kern w:val="2"/>
-                <w:sz w:val="21"/>
-                <w:szCs w:val="21"/>
-              </w:rPr>
-            </w:pPr>
-          </w:p>
-        </w:tc>
-      </w:tr>
-      <w:tr>
-        <w:tblPrEx>
-          <w:tblBorders>
-            <w:top w:val="single" w:color="auto" w:sz="12" w:space="0"/>
-            <w:left w:val="single" w:color="auto" w:sz="12" w:space="0"/>
-            <w:bottom w:val="single" w:color="auto" w:sz="12" w:space="0"/>
-            <w:right w:val="single" w:color="auto" w:sz="12" w:space="0"/>
-            <w:insideH w:val="single" w:color="auto" w:sz="4" w:space="0"/>
-            <w:insideV w:val="single" w:color="auto" w:sz="4" w:space="0"/>
-          </w:tblBorders>
-          <w:tblCellMar>
-            <w:top w:w="0" w:type="dxa"/>
-            <w:left w:w="108" w:type="dxa"/>
-            <w:bottom w:w="0" w:type="dxa"/>
-            <w:right w:w="108" w:type="dxa"/>
-          </w:tblCellMar>
-        </w:tblPrEx>
-        <w:trPr>
-          <w:trHeight w:val="462" w:hRule="atLeast"/>
-        </w:trPr>
-        <w:tc>
-          <w:tcPr>
-            <w:tcW w:w="993" w:type="dxa"/>
-            <w:tcBorders>
-              <w:tl2br w:val="nil"/>
-              <w:tr2bl w:val="nil"/>
-            </w:tcBorders>
-            <w:shd w:val="clear" w:color="auto" w:fill="auto"/>
-            <w:vAlign w:val="center"/>
-          </w:tcPr>
-          <w:p>
-            <w:pPr>
-              <w:keepNext w:val="0"/>
-              <w:keepLines w:val="0"/>
-              <w:widowControl/>
-              <w:suppressLineNumbers w:val="0"/>
-              <w:spacing w:before="0" w:beforeAutospacing="0" w:after="0" w:afterAutospacing="0"/>
-              <w:ind w:left="0" w:right="0"/>
-              <w:jc w:val="center"/>
-              <w:rPr>
-                <w:rFonts w:hint="default" w:ascii="Times New Roman" w:hAnsi="Times New Roman" w:eastAsia="宋体" w:cs="Times New Roman"/>
-                <w:kern w:val="2"/>
-                <w:sz w:val="21"/>
-                <w:szCs w:val="21"/>
-              </w:rPr>
-            </w:pPr>
-          </w:p>
-        </w:tc>
-        <w:tc>
-          <w:tcPr>
-            <w:tcW w:w="1925" w:type="dxa"/>
-            <w:tcBorders>
-              <w:tl2br w:val="nil"/>
-              <w:tr2bl w:val="nil"/>
-            </w:tcBorders>
-            <w:shd w:val="clear" w:color="auto" w:fill="auto"/>
-            <w:vAlign w:val="center"/>
-          </w:tcPr>
-          <w:p>
-            <w:pPr>
-              <w:keepNext w:val="0"/>
-              <w:keepLines w:val="0"/>
-              <w:widowControl/>
-              <w:suppressLineNumbers w:val="0"/>
-              <w:spacing w:before="0" w:beforeAutospacing="0" w:after="0" w:afterAutospacing="0"/>
-              <w:ind w:left="0" w:right="0"/>
-              <w:jc w:val="center"/>
-              <w:rPr>
-                <w:rFonts w:hint="eastAsia" w:ascii="宋体" w:hAnsi="宋体" w:eastAsia="宋体" w:cs="宋体"/>
-                <w:color w:val="000000" w:themeColor="text1"/>
-                <w:kern w:val="2"/>
-                <w:sz w:val="21"/>
-                <w:szCs w:val="21"/>
-                <w:lang w:val="en-US" w:eastAsia="zh-CN" w:bidi="ar"/>
-                <w14:textFill>
-                  <w14:solidFill>
-                    <w14:schemeClr w14:val="tx1"/>
-                  </w14:solidFill>
-                </w14:textFill>
-              </w:rPr>
-            </w:pPr>
-          </w:p>
-        </w:tc>
-        <w:tc>
-          <w:tcPr>
-            <w:tcW w:w="1667" w:type="dxa"/>
-            <w:tcBorders>
-              <w:tl2br w:val="nil"/>
-              <w:tr2bl w:val="nil"/>
-            </w:tcBorders>
-            <w:shd w:val="clear" w:color="auto" w:fill="auto"/>
-            <w:vAlign w:val="center"/>
-          </w:tcPr>
-          <w:p>
-            <w:pPr>
-              <w:keepNext w:val="0"/>
-              <w:keepLines w:val="0"/>
-              <w:widowControl/>
-              <w:suppressLineNumbers w:val="0"/>
-              <w:spacing w:before="0" w:beforeAutospacing="0" w:after="0" w:afterAutospacing="0"/>
-              <w:ind w:left="0" w:right="0"/>
-              <w:rPr>
-                <w:rFonts w:hint="default" w:ascii="Times New Roman" w:hAnsi="Times New Roman" w:cs="Times New Roman"/>
-                <w:sz w:val="20"/>
-                <w:szCs w:val="20"/>
-              </w:rPr>
-            </w:pPr>
-          </w:p>
-        </w:tc>
-        <w:tc>
-          <w:tcPr>
-            <w:tcW w:w="1812" w:type="dxa"/>
-            <w:tcBorders>
-              <w:tl2br w:val="nil"/>
-              <w:tr2bl w:val="nil"/>
-            </w:tcBorders>
-            <w:shd w:val="clear" w:color="auto" w:fill="auto"/>
-            <w:vAlign w:val="center"/>
-          </w:tcPr>
-          <w:p>
-            <w:pPr>
-              <w:keepNext w:val="0"/>
-              <w:keepLines w:val="0"/>
-              <w:widowControl/>
-              <w:suppressLineNumbers w:val="0"/>
-              <w:spacing w:before="0" w:beforeAutospacing="0" w:after="0" w:afterAutospacing="0"/>
-              <w:ind w:left="0" w:right="0"/>
-              <w:rPr>
-                <w:rFonts w:hint="default" w:ascii="Times New Roman" w:hAnsi="Times New Roman" w:cs="Times New Roman"/>
-                <w:sz w:val="20"/>
-                <w:szCs w:val="20"/>
-              </w:rPr>
-            </w:pPr>
-          </w:p>
-        </w:tc>
-        <w:tc>
-          <w:tcPr>
-            <w:tcW w:w="2028" w:type="dxa"/>
-            <w:gridSpan w:val="2"/>
-            <w:tcBorders>
-              <w:tl2br w:val="nil"/>
-              <w:tr2bl w:val="nil"/>
-            </w:tcBorders>
-            <w:shd w:val="clear" w:color="auto" w:fill="auto"/>
-            <w:vAlign w:val="center"/>
-          </w:tcPr>
-          <w:p>
-            <w:pPr>
-              <w:keepNext w:val="0"/>
-              <w:keepLines w:val="0"/>
-              <w:widowControl/>
-              <w:suppressLineNumbers w:val="0"/>
-              <w:spacing w:before="0" w:beforeAutospacing="0" w:after="0" w:afterAutospacing="0"/>
-              <w:ind w:left="0" w:right="0"/>
-              <w:jc w:val="center"/>
-              <w:rPr>
-                <w:rFonts w:hint="default" w:ascii="Times New Roman" w:hAnsi="Times New Roman" w:eastAsia="宋体" w:cs="Times New Roman"/>
-                <w:kern w:val="2"/>
-                <w:sz w:val="21"/>
-                <w:szCs w:val="21"/>
-              </w:rPr>
-            </w:pPr>
-          </w:p>
-        </w:tc>
-        <w:tc>
-          <w:tcPr>
-            <w:tcW w:w="1464" w:type="dxa"/>
-            <w:tcBorders>
-              <w:tl2br w:val="nil"/>
-              <w:tr2bl w:val="nil"/>
-            </w:tcBorders>
-            <w:shd w:val="clear" w:color="auto" w:fill="auto"/>
-            <w:vAlign w:val="center"/>
-          </w:tcPr>
-          <w:p>
-            <w:pPr>
-              <w:keepNext w:val="0"/>
-              <w:keepLines w:val="0"/>
-              <w:widowControl/>
-              <w:suppressLineNumbers w:val="0"/>
-              <w:spacing w:before="0" w:beforeAutospacing="0" w:after="0" w:afterAutospacing="0"/>
-              <w:ind w:left="0" w:right="0"/>
-              <w:jc w:val="center"/>
-              <w:rPr>
-                <w:rFonts w:hint="default" w:ascii="Times New Roman" w:hAnsi="Times New Roman" w:eastAsia="宋体" w:cs="Times New Roman"/>
-                <w:kern w:val="2"/>
-                <w:sz w:val="21"/>
-                <w:szCs w:val="21"/>
-              </w:rPr>
-            </w:pPr>
-          </w:p>
-        </w:tc>
-      </w:tr>
-      <w:tr>
-        <w:tblPrEx>
-          <w:tblBorders>
-            <w:top w:val="single" w:color="auto" w:sz="12" w:space="0"/>
-            <w:left w:val="single" w:color="auto" w:sz="12" w:space="0"/>
-            <w:bottom w:val="single" w:color="auto" w:sz="12" w:space="0"/>
-            <w:right w:val="single" w:color="auto" w:sz="12" w:space="0"/>
-            <w:insideH w:val="single" w:color="auto" w:sz="4" w:space="0"/>
-            <w:insideV w:val="single" w:color="auto" w:sz="4" w:space="0"/>
-          </w:tblBorders>
-          <w:tblCellMar>
-            <w:top w:w="0" w:type="dxa"/>
-            <w:left w:w="108" w:type="dxa"/>
-            <w:bottom w:w="0" w:type="dxa"/>
-            <w:right w:w="108" w:type="dxa"/>
-          </w:tblCellMar>
-        </w:tblPrEx>
-        <w:trPr>
-          <w:trHeight w:val="462" w:hRule="atLeast"/>
-        </w:trPr>
-        <w:tc>
-          <w:tcPr>
-            <w:tcW w:w="993" w:type="dxa"/>
-            <w:tcBorders>
-              <w:tl2br w:val="nil"/>
-              <w:tr2bl w:val="nil"/>
-            </w:tcBorders>
-            <w:shd w:val="clear" w:color="auto" w:fill="auto"/>
-            <w:vAlign w:val="center"/>
-          </w:tcPr>
-          <w:p>
-            <w:pPr>
-              <w:keepNext w:val="0"/>
-              <w:keepLines w:val="0"/>
-              <w:widowControl/>
-              <w:suppressLineNumbers w:val="0"/>
-              <w:spacing w:before="0" w:beforeAutospacing="0" w:after="0" w:afterAutospacing="0"/>
-              <w:ind w:left="0" w:right="0"/>
-              <w:jc w:val="center"/>
-              <w:rPr>
-                <w:rFonts w:hint="default" w:ascii="Times New Roman" w:hAnsi="Times New Roman" w:eastAsia="宋体" w:cs="Times New Roman"/>
-                <w:kern w:val="2"/>
-                <w:sz w:val="21"/>
-                <w:szCs w:val="21"/>
-              </w:rPr>
-            </w:pPr>
-          </w:p>
-        </w:tc>
-        <w:tc>
-          <w:tcPr>
-            <w:tcW w:w="1925" w:type="dxa"/>
-            <w:tcBorders>
-              <w:tl2br w:val="nil"/>
-              <w:tr2bl w:val="nil"/>
-            </w:tcBorders>
-            <w:shd w:val="clear" w:color="auto" w:fill="auto"/>
-            <w:vAlign w:val="center"/>
-          </w:tcPr>
-          <w:p>
-            <w:pPr>
-              <w:keepNext w:val="0"/>
-              <w:keepLines w:val="0"/>
-              <w:widowControl/>
-              <w:suppressLineNumbers w:val="0"/>
-              <w:spacing w:before="0" w:beforeAutospacing="0" w:after="0" w:afterAutospacing="0"/>
-              <w:ind w:left="0" w:right="0"/>
-              <w:jc w:val="center"/>
-              <w:rPr>
-                <w:rFonts w:hint="eastAsia" w:ascii="宋体" w:hAnsi="宋体" w:eastAsia="宋体" w:cs="宋体"/>
-                <w:color w:val="000000" w:themeColor="text1"/>
-                <w:kern w:val="2"/>
-                <w:sz w:val="21"/>
-                <w:szCs w:val="21"/>
-                <w:lang w:val="en-US" w:eastAsia="zh-CN" w:bidi="ar"/>
-                <w14:textFill>
-                  <w14:solidFill>
-                    <w14:schemeClr w14:val="tx1"/>
-                  </w14:solidFill>
-                </w14:textFill>
-              </w:rPr>
-            </w:pPr>
-          </w:p>
-        </w:tc>
-        <w:tc>
-          <w:tcPr>
-            <w:tcW w:w="1667" w:type="dxa"/>
-            <w:tcBorders>
-              <w:tl2br w:val="nil"/>
-              <w:tr2bl w:val="nil"/>
-            </w:tcBorders>
-            <w:shd w:val="clear" w:color="auto" w:fill="auto"/>
-            <w:vAlign w:val="center"/>
-          </w:tcPr>
-          <w:p>
-            <w:pPr>
-              <w:keepNext w:val="0"/>
-              <w:keepLines w:val="0"/>
-              <w:widowControl/>
-              <w:suppressLineNumbers w:val="0"/>
-              <w:spacing w:before="0" w:beforeAutospacing="0" w:after="0" w:afterAutospacing="0"/>
-              <w:ind w:left="0" w:right="0"/>
-              <w:rPr>
-                <w:rFonts w:hint="default" w:ascii="Times New Roman" w:hAnsi="Times New Roman" w:cs="Times New Roman"/>
-                <w:sz w:val="20"/>
-                <w:szCs w:val="20"/>
-              </w:rPr>
-            </w:pPr>
-          </w:p>
-        </w:tc>
-        <w:tc>
-          <w:tcPr>
-            <w:tcW w:w="1812" w:type="dxa"/>
-            <w:tcBorders>
-              <w:tl2br w:val="nil"/>
-              <w:tr2bl w:val="nil"/>
-            </w:tcBorders>
-            <w:shd w:val="clear" w:color="auto" w:fill="auto"/>
-            <w:vAlign w:val="center"/>
-          </w:tcPr>
-          <w:p>
-            <w:pPr>
-              <w:keepNext w:val="0"/>
-              <w:keepLines w:val="0"/>
-              <w:widowControl/>
-              <w:suppressLineNumbers w:val="0"/>
-              <w:spacing w:before="0" w:beforeAutospacing="0" w:after="0" w:afterAutospacing="0"/>
-              <w:ind w:left="0" w:right="0"/>
-              <w:rPr>
-                <w:rFonts w:hint="default" w:ascii="Times New Roman" w:hAnsi="Times New Roman" w:cs="Times New Roman"/>
-                <w:sz w:val="20"/>
-                <w:szCs w:val="20"/>
-              </w:rPr>
-            </w:pPr>
-          </w:p>
-        </w:tc>
-        <w:tc>
-          <w:tcPr>
-            <w:tcW w:w="2028" w:type="dxa"/>
-            <w:gridSpan w:val="2"/>
-            <w:tcBorders>
-              <w:tl2br w:val="nil"/>
-              <w:tr2bl w:val="nil"/>
-            </w:tcBorders>
-            <w:shd w:val="clear" w:color="auto" w:fill="auto"/>
-            <w:vAlign w:val="center"/>
-          </w:tcPr>
-          <w:p>
-            <w:pPr>
-              <w:keepNext w:val="0"/>
-              <w:keepLines w:val="0"/>
-              <w:widowControl/>
-              <w:suppressLineNumbers w:val="0"/>
-              <w:spacing w:before="0" w:beforeAutospacing="0" w:after="0" w:afterAutospacing="0"/>
-              <w:ind w:left="0" w:right="0"/>
-              <w:jc w:val="center"/>
-              <w:rPr>
-                <w:rFonts w:hint="default" w:ascii="Times New Roman" w:hAnsi="Times New Roman" w:eastAsia="宋体" w:cs="Times New Roman"/>
-                <w:kern w:val="2"/>
-                <w:sz w:val="21"/>
-                <w:szCs w:val="21"/>
-              </w:rPr>
-            </w:pPr>
-          </w:p>
-        </w:tc>
-        <w:tc>
-          <w:tcPr>
-            <w:tcW w:w="1464" w:type="dxa"/>
-            <w:tcBorders>
-              <w:tl2br w:val="nil"/>
-              <w:tr2bl w:val="nil"/>
-            </w:tcBorders>
-            <w:shd w:val="clear" w:color="auto" w:fill="auto"/>
-            <w:vAlign w:val="center"/>
-          </w:tcPr>
-          <w:p>
-            <w:pPr>
-              <w:keepNext w:val="0"/>
-              <w:keepLines w:val="0"/>
-              <w:widowControl/>
-              <w:suppressLineNumbers w:val="0"/>
-              <w:spacing w:before="0" w:beforeAutospacing="0" w:after="0" w:afterAutospacing="0"/>
-              <w:ind w:left="0" w:right="0"/>
-              <w:jc w:val="center"/>
-              <w:rPr>
-                <w:rFonts w:hint="default" w:ascii="Times New Roman" w:hAnsi="Times New Roman" w:eastAsia="宋体" w:cs="Times New Roman"/>
-                <w:kern w:val="2"/>
-                <w:sz w:val="21"/>
-                <w:szCs w:val="21"/>
-              </w:rPr>
-            </w:pPr>
-          </w:p>
-        </w:tc>
-      </w:tr>
-      <w:tr>
-        <w:tblPrEx>
-          <w:tblBorders>
-            <w:top w:val="single" w:color="auto" w:sz="12" w:space="0"/>
-            <w:left w:val="single" w:color="auto" w:sz="12" w:space="0"/>
-            <w:bottom w:val="single" w:color="auto" w:sz="12" w:space="0"/>
-            <w:right w:val="single" w:color="auto" w:sz="12" w:space="0"/>
-            <w:insideH w:val="single" w:color="auto" w:sz="4" w:space="0"/>
-            <w:insideV w:val="single" w:color="auto" w:sz="4" w:space="0"/>
-          </w:tblBorders>
-          <w:tblCellMar>
-            <w:top w:w="0" w:type="dxa"/>
-            <w:left w:w="108" w:type="dxa"/>
-            <w:bottom w:w="0" w:type="dxa"/>
-            <w:right w:w="108" w:type="dxa"/>
-          </w:tblCellMar>
-        </w:tblPrEx>
-        <w:trPr>
-          <w:trHeight w:val="462" w:hRule="atLeast"/>
-        </w:trPr>
-        <w:tc>
-          <w:tcPr>
-            <w:tcW w:w="993" w:type="dxa"/>
-            <w:tcBorders>
-              <w:tl2br w:val="nil"/>
-              <w:tr2bl w:val="nil"/>
-            </w:tcBorders>
-            <w:shd w:val="clear" w:color="auto" w:fill="auto"/>
-            <w:vAlign w:val="center"/>
-          </w:tcPr>
-          <w:p>
-            <w:pPr>
-              <w:keepNext w:val="0"/>
-              <w:keepLines w:val="0"/>
-              <w:widowControl/>
-              <w:suppressLineNumbers w:val="0"/>
-              <w:spacing w:before="0" w:beforeAutospacing="0" w:after="0" w:afterAutospacing="0"/>
-              <w:ind w:left="0" w:right="0"/>
-              <w:jc w:val="center"/>
-              <w:rPr>
-                <w:rFonts w:hint="default" w:ascii="Times New Roman" w:hAnsi="Times New Roman" w:eastAsia="宋体" w:cs="Times New Roman"/>
-                <w:kern w:val="2"/>
-                <w:sz w:val="21"/>
-                <w:szCs w:val="21"/>
-              </w:rPr>
-            </w:pPr>
-          </w:p>
-        </w:tc>
-        <w:tc>
-          <w:tcPr>
-            <w:tcW w:w="1925" w:type="dxa"/>
-            <w:tcBorders>
-              <w:tl2br w:val="nil"/>
-              <w:tr2bl w:val="nil"/>
-            </w:tcBorders>
-            <w:shd w:val="clear" w:color="auto" w:fill="auto"/>
-            <w:vAlign w:val="center"/>
-          </w:tcPr>
-          <w:p>
-            <w:pPr>
-              <w:keepNext w:val="0"/>
-              <w:keepLines w:val="0"/>
-              <w:widowControl/>
-              <w:suppressLineNumbers w:val="0"/>
-              <w:spacing w:before="0" w:beforeAutospacing="0" w:after="0" w:afterAutospacing="0"/>
-              <w:ind w:left="0" w:right="0"/>
-              <w:jc w:val="center"/>
-              <w:rPr>
-                <w:rFonts w:hint="eastAsia" w:ascii="宋体" w:hAnsi="宋体" w:eastAsia="宋体" w:cs="宋体"/>
-                <w:color w:val="000000" w:themeColor="text1"/>
-                <w:kern w:val="2"/>
-                <w:sz w:val="21"/>
-                <w:szCs w:val="21"/>
-                <w:lang w:val="en-US" w:eastAsia="zh-CN" w:bidi="ar"/>
-                <w14:textFill>
-                  <w14:solidFill>
-                    <w14:schemeClr w14:val="tx1"/>
-                  </w14:solidFill>
-                </w14:textFill>
-              </w:rPr>
-            </w:pPr>
-          </w:p>
-        </w:tc>
-        <w:tc>
-          <w:tcPr>
-            <w:tcW w:w="1667" w:type="dxa"/>
-            <w:tcBorders>
-              <w:tl2br w:val="nil"/>
-              <w:tr2bl w:val="nil"/>
-            </w:tcBorders>
-            <w:shd w:val="clear" w:color="auto" w:fill="auto"/>
-            <w:vAlign w:val="center"/>
-          </w:tcPr>
-          <w:p>
-            <w:pPr>
-              <w:keepNext w:val="0"/>
-              <w:keepLines w:val="0"/>
-              <w:widowControl/>
-              <w:suppressLineNumbers w:val="0"/>
-              <w:spacing w:before="0" w:beforeAutospacing="0" w:after="0" w:afterAutospacing="0"/>
-              <w:ind w:left="0" w:right="0"/>
-              <w:rPr>
-                <w:rFonts w:hint="default" w:ascii="Times New Roman" w:hAnsi="Times New Roman" w:cs="Times New Roman"/>
-                <w:sz w:val="20"/>
-                <w:szCs w:val="20"/>
-              </w:rPr>
-            </w:pPr>
-          </w:p>
-        </w:tc>
-        <w:tc>
-          <w:tcPr>
-            <w:tcW w:w="1812" w:type="dxa"/>
-            <w:tcBorders>
-              <w:tl2br w:val="nil"/>
-              <w:tr2bl w:val="nil"/>
-            </w:tcBorders>
-            <w:shd w:val="clear" w:color="auto" w:fill="auto"/>
-            <w:vAlign w:val="center"/>
-          </w:tcPr>
-          <w:p>
-            <w:pPr>
-              <w:keepNext w:val="0"/>
-              <w:keepLines w:val="0"/>
-              <w:widowControl/>
-              <w:suppressLineNumbers w:val="0"/>
-              <w:spacing w:before="0" w:beforeAutospacing="0" w:after="0" w:afterAutospacing="0"/>
-              <w:ind w:left="0" w:right="0"/>
-              <w:rPr>
-                <w:rFonts w:hint="default" w:ascii="Times New Roman" w:hAnsi="Times New Roman" w:cs="Times New Roman"/>
-                <w:sz w:val="20"/>
-                <w:szCs w:val="20"/>
-              </w:rPr>
-            </w:pPr>
-          </w:p>
-        </w:tc>
-        <w:tc>
-          <w:tcPr>
-            <w:tcW w:w="2028" w:type="dxa"/>
-            <w:gridSpan w:val="2"/>
-            <w:tcBorders>
-              <w:tl2br w:val="nil"/>
-              <w:tr2bl w:val="nil"/>
-            </w:tcBorders>
-            <w:shd w:val="clear" w:color="auto" w:fill="auto"/>
-            <w:vAlign w:val="center"/>
-          </w:tcPr>
-          <w:p>
-            <w:pPr>
-              <w:keepNext w:val="0"/>
-              <w:keepLines w:val="0"/>
-              <w:widowControl/>
-              <w:suppressLineNumbers w:val="0"/>
-              <w:spacing w:before="0" w:beforeAutospacing="0" w:after="0" w:afterAutospacing="0"/>
-              <w:ind w:left="0" w:right="0"/>
-              <w:jc w:val="center"/>
-              <w:rPr>
-                <w:rFonts w:hint="default" w:ascii="Times New Roman" w:hAnsi="Times New Roman" w:eastAsia="宋体" w:cs="Times New Roman"/>
-                <w:kern w:val="2"/>
-                <w:sz w:val="21"/>
-                <w:szCs w:val="21"/>
-              </w:rPr>
-            </w:pPr>
-          </w:p>
-        </w:tc>
-        <w:tc>
-          <w:tcPr>
-            <w:tcW w:w="1464" w:type="dxa"/>
-            <w:tcBorders>
-              <w:tl2br w:val="nil"/>
-              <w:tr2bl w:val="nil"/>
-            </w:tcBorders>
-            <w:shd w:val="clear" w:color="auto" w:fill="auto"/>
-            <w:vAlign w:val="center"/>
-          </w:tcPr>
-          <w:p>
-            <w:pPr>
-              <w:keepNext w:val="0"/>
-              <w:keepLines w:val="0"/>
-              <w:widowControl/>
-              <w:suppressLineNumbers w:val="0"/>
-              <w:spacing w:before="0" w:beforeAutospacing="0" w:after="0" w:afterAutospacing="0"/>
-              <w:ind w:left="0" w:right="0"/>
-              <w:jc w:val="center"/>
-              <w:rPr>
-                <w:rFonts w:hint="default" w:ascii="Times New Roman" w:hAnsi="Times New Roman" w:eastAsia="宋体" w:cs="Times New Roman"/>
-                <w:kern w:val="2"/>
-                <w:sz w:val="21"/>
-                <w:szCs w:val="21"/>
-              </w:rPr>
-            </w:pPr>
-          </w:p>
-        </w:tc>
-      </w:tr>
-      <w:tr>
-        <w:tblPrEx>
-          <w:tblBorders>
-            <w:top w:val="single" w:color="auto" w:sz="12" w:space="0"/>
-            <w:left w:val="single" w:color="auto" w:sz="12" w:space="0"/>
-            <w:bottom w:val="single" w:color="auto" w:sz="12" w:space="0"/>
-            <w:right w:val="single" w:color="auto" w:sz="12" w:space="0"/>
-            <w:insideH w:val="single" w:color="auto" w:sz="4" w:space="0"/>
-            <w:insideV w:val="single" w:color="auto" w:sz="4" w:space="0"/>
-          </w:tblBorders>
-          <w:tblCellMar>
-            <w:top w:w="0" w:type="dxa"/>
-            <w:left w:w="108" w:type="dxa"/>
-            <w:bottom w:w="0" w:type="dxa"/>
-            <w:right w:w="108" w:type="dxa"/>
-          </w:tblCellMar>
-        </w:tblPrEx>
-        <w:trPr>
-          <w:trHeight w:val="462" w:hRule="atLeast"/>
-        </w:trPr>
-        <w:tc>
-          <w:tcPr>
-            <w:tcW w:w="993" w:type="dxa"/>
-            <w:tcBorders>
-              <w:tl2br w:val="nil"/>
-              <w:tr2bl w:val="nil"/>
-            </w:tcBorders>
-            <w:shd w:val="clear" w:color="auto" w:fill="auto"/>
-            <w:vAlign w:val="center"/>
-          </w:tcPr>
-          <w:p>
-            <w:pPr>
-              <w:keepNext w:val="0"/>
-              <w:keepLines w:val="0"/>
-              <w:widowControl/>
-              <w:suppressLineNumbers w:val="0"/>
-              <w:spacing w:before="0" w:beforeAutospacing="0" w:after="0" w:afterAutospacing="0"/>
-              <w:ind w:left="0" w:right="0"/>
-              <w:jc w:val="center"/>
-              <w:rPr>
-                <w:rFonts w:hint="default" w:ascii="Times New Roman" w:hAnsi="Times New Roman" w:eastAsia="宋体" w:cs="Times New Roman"/>
-                <w:kern w:val="2"/>
-                <w:sz w:val="21"/>
-                <w:szCs w:val="21"/>
-              </w:rPr>
-            </w:pPr>
-          </w:p>
-        </w:tc>
-        <w:tc>
-          <w:tcPr>
-            <w:tcW w:w="1925" w:type="dxa"/>
-            <w:tcBorders>
-              <w:tl2br w:val="nil"/>
-              <w:tr2bl w:val="nil"/>
-            </w:tcBorders>
-            <w:shd w:val="clear" w:color="auto" w:fill="auto"/>
-            <w:vAlign w:val="center"/>
-          </w:tcPr>
-          <w:p>
-            <w:pPr>
-              <w:keepNext w:val="0"/>
-              <w:keepLines w:val="0"/>
-              <w:widowControl/>
-              <w:suppressLineNumbers w:val="0"/>
-              <w:spacing w:before="0" w:beforeAutospacing="0" w:after="0" w:afterAutospacing="0"/>
-              <w:ind w:left="0" w:right="0"/>
-              <w:jc w:val="center"/>
-              <w:rPr>
-                <w:rFonts w:hint="eastAsia" w:ascii="宋体" w:hAnsi="宋体" w:eastAsia="宋体" w:cs="宋体"/>
-                <w:color w:val="000000" w:themeColor="text1"/>
-                <w:kern w:val="2"/>
-                <w:sz w:val="21"/>
-                <w:szCs w:val="21"/>
-                <w:lang w:val="en-US" w:eastAsia="zh-CN" w:bidi="ar"/>
-                <w14:textFill>
-                  <w14:solidFill>
-                    <w14:schemeClr w14:val="tx1"/>
-                  </w14:solidFill>
-                </w14:textFill>
-              </w:rPr>
-            </w:pPr>
-          </w:p>
-        </w:tc>
-        <w:tc>
-          <w:tcPr>
-            <w:tcW w:w="1667" w:type="dxa"/>
-            <w:tcBorders>
-              <w:tl2br w:val="nil"/>
-              <w:tr2bl w:val="nil"/>
-            </w:tcBorders>
-            <w:shd w:val="clear" w:color="auto" w:fill="auto"/>
-            <w:vAlign w:val="center"/>
-          </w:tcPr>
-          <w:p>
-            <w:pPr>
-              <w:keepNext w:val="0"/>
-              <w:keepLines w:val="0"/>
-              <w:widowControl/>
-              <w:suppressLineNumbers w:val="0"/>
-              <w:spacing w:before="0" w:beforeAutospacing="0" w:after="0" w:afterAutospacing="0"/>
-              <w:ind w:left="0" w:right="0"/>
-              <w:rPr>
-                <w:rFonts w:hint="default" w:ascii="Times New Roman" w:hAnsi="Times New Roman" w:cs="Times New Roman"/>
-                <w:sz w:val="20"/>
-                <w:szCs w:val="20"/>
-              </w:rPr>
-            </w:pPr>
-          </w:p>
-        </w:tc>
-        <w:tc>
-          <w:tcPr>
-            <w:tcW w:w="1812" w:type="dxa"/>
-            <w:tcBorders>
-              <w:tl2br w:val="nil"/>
-              <w:tr2bl w:val="nil"/>
-            </w:tcBorders>
-            <w:shd w:val="clear" w:color="auto" w:fill="auto"/>
-            <w:vAlign w:val="center"/>
-          </w:tcPr>
-          <w:p>
-            <w:pPr>
-              <w:keepNext w:val="0"/>
-              <w:keepLines w:val="0"/>
-              <w:widowControl/>
-              <w:suppressLineNumbers w:val="0"/>
-              <w:spacing w:before="0" w:beforeAutospacing="0" w:after="0" w:afterAutospacing="0"/>
-              <w:ind w:left="0" w:right="0"/>
-              <w:rPr>
-                <w:rFonts w:hint="default" w:ascii="Times New Roman" w:hAnsi="Times New Roman" w:cs="Times New Roman"/>
-                <w:sz w:val="20"/>
-                <w:szCs w:val="20"/>
-              </w:rPr>
-            </w:pPr>
-          </w:p>
-        </w:tc>
-        <w:tc>
-          <w:tcPr>
-            <w:tcW w:w="2028" w:type="dxa"/>
-            <w:gridSpan w:val="2"/>
-            <w:tcBorders>
-              <w:tl2br w:val="nil"/>
-              <w:tr2bl w:val="nil"/>
-            </w:tcBorders>
-            <w:shd w:val="clear" w:color="auto" w:fill="auto"/>
-            <w:vAlign w:val="center"/>
-          </w:tcPr>
-          <w:p>
-            <w:pPr>
-              <w:keepNext w:val="0"/>
-              <w:keepLines w:val="0"/>
-              <w:widowControl/>
-              <w:suppressLineNumbers w:val="0"/>
-              <w:spacing w:before="0" w:beforeAutospacing="0" w:after="0" w:afterAutospacing="0"/>
-              <w:ind w:left="0" w:right="0"/>
-              <w:jc w:val="center"/>
-              <w:rPr>
-                <w:rFonts w:hint="default" w:ascii="Times New Roman" w:hAnsi="Times New Roman" w:eastAsia="宋体" w:cs="Times New Roman"/>
-                <w:kern w:val="2"/>
-                <w:sz w:val="21"/>
-                <w:szCs w:val="21"/>
-              </w:rPr>
-            </w:pPr>
-          </w:p>
-        </w:tc>
-        <w:tc>
-          <w:tcPr>
-            <w:tcW w:w="1464" w:type="dxa"/>
-            <w:tcBorders>
-              <w:tl2br w:val="nil"/>
-              <w:tr2bl w:val="nil"/>
-            </w:tcBorders>
-            <w:shd w:val="clear" w:color="auto" w:fill="auto"/>
-            <w:vAlign w:val="center"/>
-          </w:tcPr>
-          <w:p>
-            <w:pPr>
-              <w:keepNext w:val="0"/>
-              <w:keepLines w:val="0"/>
-              <w:widowControl/>
-              <w:suppressLineNumbers w:val="0"/>
-              <w:spacing w:before="0" w:beforeAutospacing="0" w:after="0" w:afterAutospacing="0"/>
-              <w:ind w:left="0" w:right="0"/>
-              <w:jc w:val="center"/>
-              <w:rPr>
-                <w:rFonts w:hint="default" w:ascii="Times New Roman" w:hAnsi="Times New Roman" w:eastAsia="宋体" w:cs="Times New Roman"/>
-                <w:kern w:val="2"/>
-                <w:sz w:val="21"/>
-                <w:szCs w:val="21"/>
-              </w:rPr>
-            </w:pPr>
-          </w:p>
-        </w:tc>
-      </w:tr>
-      <w:tr>
-        <w:tblPrEx>
-          <w:tblBorders>
-            <w:top w:val="single" w:color="auto" w:sz="12" w:space="0"/>
-            <w:left w:val="single" w:color="auto" w:sz="12" w:space="0"/>
-            <w:bottom w:val="single" w:color="auto" w:sz="12" w:space="0"/>
-            <w:right w:val="single" w:color="auto" w:sz="12" w:space="0"/>
-            <w:insideH w:val="single" w:color="auto" w:sz="4" w:space="0"/>
-            <w:insideV w:val="single" w:color="auto" w:sz="4" w:space="0"/>
-          </w:tblBorders>
-          <w:tblCellMar>
-            <w:top w:w="0" w:type="dxa"/>
-            <w:left w:w="108" w:type="dxa"/>
-            <w:bottom w:w="0" w:type="dxa"/>
-            <w:right w:w="108" w:type="dxa"/>
-          </w:tblCellMar>
-        </w:tblPrEx>
-        <w:trPr>
-          <w:trHeight w:val="462" w:hRule="atLeast"/>
-        </w:trPr>
-        <w:tc>
-          <w:tcPr>
-            <w:tcW w:w="993" w:type="dxa"/>
-            <w:tcBorders>
-              <w:tl2br w:val="nil"/>
-              <w:tr2bl w:val="nil"/>
-            </w:tcBorders>
-            <w:shd w:val="clear" w:color="auto" w:fill="auto"/>
-            <w:vAlign w:val="center"/>
-          </w:tcPr>
-          <w:p>
-            <w:pPr>
-              <w:keepNext w:val="0"/>
-              <w:keepLines w:val="0"/>
-              <w:widowControl/>
-              <w:suppressLineNumbers w:val="0"/>
-              <w:spacing w:before="0" w:beforeAutospacing="0" w:after="0" w:afterAutospacing="0"/>
-              <w:ind w:left="0" w:right="0"/>
-              <w:jc w:val="center"/>
-              <w:rPr>
-                <w:rFonts w:hint="default" w:ascii="Times New Roman" w:hAnsi="Times New Roman" w:eastAsia="宋体" w:cs="Times New Roman"/>
-                <w:kern w:val="2"/>
-                <w:sz w:val="21"/>
-                <w:szCs w:val="21"/>
-              </w:rPr>
-            </w:pPr>
-          </w:p>
-        </w:tc>
-        <w:tc>
-          <w:tcPr>
-            <w:tcW w:w="1925" w:type="dxa"/>
-            <w:tcBorders>
-              <w:tl2br w:val="nil"/>
-              <w:tr2bl w:val="nil"/>
-            </w:tcBorders>
-            <w:shd w:val="clear" w:color="auto" w:fill="auto"/>
-            <w:vAlign w:val="center"/>
-          </w:tcPr>
-          <w:p>
-            <w:pPr>
-              <w:keepNext w:val="0"/>
-              <w:keepLines w:val="0"/>
-              <w:widowControl/>
-              <w:suppressLineNumbers w:val="0"/>
-              <w:spacing w:before="0" w:beforeAutospacing="0" w:after="0" w:afterAutospacing="0"/>
-              <w:ind w:left="0" w:right="0"/>
-              <w:jc w:val="center"/>
-              <w:rPr>
-                <w:rFonts w:hint="eastAsia" w:ascii="宋体" w:hAnsi="宋体" w:eastAsia="宋体" w:cs="宋体"/>
-                <w:color w:val="000000" w:themeColor="text1"/>
-                <w:kern w:val="2"/>
-                <w:sz w:val="21"/>
-                <w:szCs w:val="21"/>
-                <w:lang w:val="en-US" w:eastAsia="zh-CN" w:bidi="ar"/>
-                <w14:textFill>
-                  <w14:solidFill>
-                    <w14:schemeClr w14:val="tx1"/>
-                  </w14:solidFill>
-                </w14:textFill>
-              </w:rPr>
-            </w:pPr>
-          </w:p>
-        </w:tc>
-        <w:tc>
-          <w:tcPr>
-            <w:tcW w:w="1667" w:type="dxa"/>
-            <w:tcBorders>
-              <w:tl2br w:val="nil"/>
-              <w:tr2bl w:val="nil"/>
-            </w:tcBorders>
-            <w:shd w:val="clear" w:color="auto" w:fill="auto"/>
-            <w:vAlign w:val="center"/>
-          </w:tcPr>
-          <w:p>
-            <w:pPr>
-              <w:keepNext w:val="0"/>
-              <w:keepLines w:val="0"/>
-              <w:widowControl/>
-              <w:suppressLineNumbers w:val="0"/>
-              <w:spacing w:before="0" w:beforeAutospacing="0" w:after="0" w:afterAutospacing="0"/>
-              <w:ind w:left="0" w:right="0"/>
-              <w:rPr>
-                <w:rFonts w:hint="default" w:ascii="Times New Roman" w:hAnsi="Times New Roman" w:cs="Times New Roman"/>
-                <w:sz w:val="20"/>
-                <w:szCs w:val="20"/>
-              </w:rPr>
-            </w:pPr>
-          </w:p>
-        </w:tc>
-        <w:tc>
-          <w:tcPr>
-            <w:tcW w:w="1812" w:type="dxa"/>
-            <w:tcBorders>
-              <w:tl2br w:val="nil"/>
-              <w:tr2bl w:val="nil"/>
-            </w:tcBorders>
-            <w:shd w:val="clear" w:color="auto" w:fill="auto"/>
-            <w:vAlign w:val="center"/>
-          </w:tcPr>
-          <w:p>
-            <w:pPr>
-              <w:keepNext w:val="0"/>
-              <w:keepLines w:val="0"/>
-              <w:widowControl/>
-              <w:suppressLineNumbers w:val="0"/>
-              <w:spacing w:before="0" w:beforeAutospacing="0" w:after="0" w:afterAutospacing="0"/>
-              <w:ind w:left="0" w:right="0"/>
-              <w:rPr>
-                <w:rFonts w:hint="default" w:ascii="Times New Roman" w:hAnsi="Times New Roman" w:cs="Times New Roman"/>
-                <w:sz w:val="20"/>
-                <w:szCs w:val="20"/>
-              </w:rPr>
-            </w:pPr>
-          </w:p>
-        </w:tc>
-        <w:tc>
-          <w:tcPr>
-            <w:tcW w:w="2028" w:type="dxa"/>
-            <w:gridSpan w:val="2"/>
-            <w:tcBorders>
-              <w:tl2br w:val="nil"/>
-              <w:tr2bl w:val="nil"/>
-            </w:tcBorders>
-            <w:shd w:val="clear" w:color="auto" w:fill="auto"/>
-            <w:vAlign w:val="center"/>
-          </w:tcPr>
-          <w:p>
-            <w:pPr>
-              <w:keepNext w:val="0"/>
-              <w:keepLines w:val="0"/>
-              <w:widowControl/>
-              <w:suppressLineNumbers w:val="0"/>
-              <w:spacing w:before="0" w:beforeAutospacing="0" w:after="0" w:afterAutospacing="0"/>
-              <w:ind w:left="0" w:right="0"/>
-              <w:jc w:val="center"/>
-              <w:rPr>
-                <w:rFonts w:hint="default" w:ascii="Times New Roman" w:hAnsi="Times New Roman" w:eastAsia="宋体" w:cs="Times New Roman"/>
-                <w:kern w:val="2"/>
-                <w:sz w:val="21"/>
-                <w:szCs w:val="21"/>
-              </w:rPr>
-            </w:pPr>
-          </w:p>
-        </w:tc>
-        <w:tc>
-          <w:tcPr>
-            <w:tcW w:w="1464" w:type="dxa"/>
-            <w:tcBorders>
-              <w:tl2br w:val="nil"/>
-              <w:tr2bl w:val="nil"/>
-            </w:tcBorders>
-            <w:shd w:val="clear" w:color="auto" w:fill="auto"/>
-            <w:vAlign w:val="center"/>
-          </w:tcPr>
-          <w:p>
-            <w:pPr>
-              <w:keepNext w:val="0"/>
-              <w:keepLines w:val="0"/>
-              <w:widowControl/>
-              <w:suppressLineNumbers w:val="0"/>
-              <w:spacing w:before="0" w:beforeAutospacing="0" w:after="0" w:afterAutospacing="0"/>
-              <w:ind w:left="0" w:right="0"/>
-              <w:jc w:val="center"/>
-              <w:rPr>
-                <w:rFonts w:hint="default" w:ascii="Times New Roman" w:hAnsi="Times New Roman" w:eastAsia="宋体" w:cs="Times New Roman"/>
-                <w:kern w:val="2"/>
-                <w:sz w:val="21"/>
-                <w:szCs w:val="21"/>
-              </w:rPr>
-            </w:pPr>
-          </w:p>
-        </w:tc>
-      </w:tr>
-      <w:tr>
-        <w:tblPrEx>
-          <w:tblBorders>
-            <w:top w:val="single" w:color="auto" w:sz="12" w:space="0"/>
-            <w:left w:val="single" w:color="auto" w:sz="12" w:space="0"/>
-            <w:bottom w:val="single" w:color="auto" w:sz="12" w:space="0"/>
-            <w:right w:val="single" w:color="auto" w:sz="12" w:space="0"/>
-            <w:insideH w:val="single" w:color="auto" w:sz="4" w:space="0"/>
-            <w:insideV w:val="single" w:color="auto" w:sz="4" w:space="0"/>
-          </w:tblBorders>
-          <w:tblCellMar>
-            <w:top w:w="0" w:type="dxa"/>
-            <w:left w:w="108" w:type="dxa"/>
-            <w:bottom w:w="0" w:type="dxa"/>
-            <w:right w:w="108" w:type="dxa"/>
-          </w:tblCellMar>
-        </w:tblPrEx>
-        <w:trPr>
-          <w:trHeight w:val="462" w:hRule="atLeast"/>
-        </w:trPr>
-        <w:tc>
-          <w:tcPr>
-            <w:tcW w:w="993" w:type="dxa"/>
-            <w:tcBorders>
-              <w:tl2br w:val="nil"/>
-              <w:tr2bl w:val="nil"/>
-            </w:tcBorders>
-            <w:shd w:val="clear" w:color="auto" w:fill="auto"/>
-            <w:vAlign w:val="center"/>
-          </w:tcPr>
-          <w:p>
-            <w:pPr>
-              <w:keepNext w:val="0"/>
-              <w:keepLines w:val="0"/>
-              <w:widowControl/>
-              <w:suppressLineNumbers w:val="0"/>
-              <w:spacing w:before="0" w:beforeAutospacing="0" w:after="0" w:afterAutospacing="0"/>
-              <w:ind w:left="0" w:right="0"/>
-              <w:jc w:val="center"/>
-              <w:rPr>
-                <w:rFonts w:hint="default" w:ascii="Times New Roman" w:hAnsi="Times New Roman" w:eastAsia="宋体" w:cs="Times New Roman"/>
-                <w:kern w:val="2"/>
-                <w:sz w:val="21"/>
-                <w:szCs w:val="21"/>
-              </w:rPr>
-            </w:pPr>
-          </w:p>
-        </w:tc>
-        <w:tc>
-          <w:tcPr>
-            <w:tcW w:w="1925" w:type="dxa"/>
-            <w:tcBorders>
-              <w:tl2br w:val="nil"/>
-              <w:tr2bl w:val="nil"/>
-            </w:tcBorders>
-            <w:shd w:val="clear" w:color="auto" w:fill="auto"/>
-            <w:vAlign w:val="center"/>
-          </w:tcPr>
-          <w:p>
-            <w:pPr>
-              <w:keepNext w:val="0"/>
-              <w:keepLines w:val="0"/>
-              <w:widowControl/>
-              <w:suppressLineNumbers w:val="0"/>
-              <w:spacing w:before="0" w:beforeAutospacing="0" w:after="0" w:afterAutospacing="0"/>
-              <w:ind w:left="0" w:right="0"/>
-              <w:jc w:val="center"/>
-              <w:rPr>
-                <w:rFonts w:hint="eastAsia" w:ascii="宋体" w:hAnsi="宋体" w:eastAsia="宋体" w:cs="宋体"/>
-                <w:color w:val="000000" w:themeColor="text1"/>
-                <w:kern w:val="2"/>
-                <w:sz w:val="21"/>
-                <w:szCs w:val="21"/>
-                <w:lang w:val="en-US" w:eastAsia="zh-CN" w:bidi="ar"/>
-                <w14:textFill>
-                  <w14:solidFill>
-                    <w14:schemeClr w14:val="tx1"/>
-                  </w14:solidFill>
-                </w14:textFill>
-              </w:rPr>
-            </w:pPr>
-          </w:p>
-        </w:tc>
-        <w:tc>
-          <w:tcPr>
-            <w:tcW w:w="1667" w:type="dxa"/>
-            <w:tcBorders>
-              <w:tl2br w:val="nil"/>
-              <w:tr2bl w:val="nil"/>
-            </w:tcBorders>
-            <w:shd w:val="clear" w:color="auto" w:fill="auto"/>
-            <w:vAlign w:val="center"/>
-          </w:tcPr>
-          <w:p>
-            <w:pPr>
-              <w:keepNext w:val="0"/>
-              <w:keepLines w:val="0"/>
-              <w:widowControl/>
-              <w:suppressLineNumbers w:val="0"/>
-              <w:spacing w:before="0" w:beforeAutospacing="0" w:after="0" w:afterAutospacing="0"/>
-              <w:ind w:left="0" w:right="0"/>
-              <w:rPr>
-                <w:rFonts w:hint="default" w:ascii="Times New Roman" w:hAnsi="Times New Roman" w:cs="Times New Roman"/>
-                <w:sz w:val="20"/>
-                <w:szCs w:val="20"/>
-              </w:rPr>
-            </w:pPr>
-          </w:p>
-        </w:tc>
-        <w:tc>
-          <w:tcPr>
-            <w:tcW w:w="1812" w:type="dxa"/>
-            <w:tcBorders>
-              <w:tl2br w:val="nil"/>
-              <w:tr2bl w:val="nil"/>
-            </w:tcBorders>
-            <w:shd w:val="clear" w:color="auto" w:fill="auto"/>
-            <w:vAlign w:val="center"/>
-          </w:tcPr>
-          <w:p>
-            <w:pPr>
-              <w:keepNext w:val="0"/>
-              <w:keepLines w:val="0"/>
-              <w:widowControl/>
-              <w:suppressLineNumbers w:val="0"/>
-              <w:spacing w:before="0" w:beforeAutospacing="0" w:after="0" w:afterAutospacing="0"/>
-              <w:ind w:left="0" w:right="0"/>
-              <w:rPr>
-                <w:rFonts w:hint="default" w:ascii="Times New Roman" w:hAnsi="Times New Roman" w:cs="Times New Roman"/>
-                <w:sz w:val="20"/>
-                <w:szCs w:val="20"/>
-              </w:rPr>
-            </w:pPr>
-          </w:p>
-        </w:tc>
-        <w:tc>
-          <w:tcPr>
-            <w:tcW w:w="2028" w:type="dxa"/>
-            <w:gridSpan w:val="2"/>
-            <w:tcBorders>
-              <w:tl2br w:val="nil"/>
-              <w:tr2bl w:val="nil"/>
-            </w:tcBorders>
-            <w:shd w:val="clear" w:color="auto" w:fill="auto"/>
-            <w:vAlign w:val="center"/>
-          </w:tcPr>
-          <w:p>
-            <w:pPr>
-              <w:keepNext w:val="0"/>
-              <w:keepLines w:val="0"/>
-              <w:widowControl/>
-              <w:suppressLineNumbers w:val="0"/>
-              <w:spacing w:before="0" w:beforeAutospacing="0" w:after="0" w:afterAutospacing="0"/>
-              <w:ind w:left="0" w:right="0"/>
-              <w:jc w:val="center"/>
-              <w:rPr>
-                <w:rFonts w:hint="default" w:ascii="Times New Roman" w:hAnsi="Times New Roman" w:eastAsia="宋体" w:cs="Times New Roman"/>
-                <w:kern w:val="2"/>
-                <w:sz w:val="21"/>
-                <w:szCs w:val="21"/>
-              </w:rPr>
-            </w:pPr>
-          </w:p>
-        </w:tc>
-        <w:tc>
-          <w:tcPr>
-            <w:tcW w:w="1464" w:type="dxa"/>
-            <w:tcBorders>
-              <w:tl2br w:val="nil"/>
-              <w:tr2bl w:val="nil"/>
-            </w:tcBorders>
-            <w:shd w:val="clear" w:color="auto" w:fill="auto"/>
-            <w:vAlign w:val="center"/>
-          </w:tcPr>
-          <w:p>
-            <w:pPr>
-              <w:keepNext w:val="0"/>
-              <w:keepLines w:val="0"/>
-              <w:widowControl/>
-              <w:suppressLineNumbers w:val="0"/>
-              <w:spacing w:before="0" w:beforeAutospacing="0" w:after="0" w:afterAutospacing="0"/>
-              <w:ind w:left="0" w:right="0"/>
-              <w:jc w:val="center"/>
-              <w:rPr>
-                <w:rFonts w:hint="default" w:ascii="Times New Roman" w:hAnsi="Times New Roman" w:eastAsia="宋体" w:cs="Times New Roman"/>
-                <w:kern w:val="2"/>
-                <w:sz w:val="21"/>
-                <w:szCs w:val="21"/>
-              </w:rPr>
-            </w:pPr>
-          </w:p>
-        </w:tc>
-      </w:tr>
-      <w:tr>
-        <w:tblPrEx>
-          <w:tblBorders>
-            <w:top w:val="single" w:color="auto" w:sz="12" w:space="0"/>
-            <w:left w:val="single" w:color="auto" w:sz="12" w:space="0"/>
-            <w:bottom w:val="single" w:color="auto" w:sz="12" w:space="0"/>
-            <w:right w:val="single" w:color="auto" w:sz="12" w:space="0"/>
-            <w:insideH w:val="single" w:color="auto" w:sz="4" w:space="0"/>
-            <w:insideV w:val="single" w:color="auto" w:sz="4" w:space="0"/>
-          </w:tblBorders>
-          <w:tblCellMar>
-            <w:top w:w="0" w:type="dxa"/>
-            <w:left w:w="108" w:type="dxa"/>
-            <w:bottom w:w="0" w:type="dxa"/>
-            <w:right w:w="108" w:type="dxa"/>
-          </w:tblCellMar>
-        </w:tblPrEx>
-        <w:trPr>
-          <w:trHeight w:val="462" w:hRule="atLeast"/>
-        </w:trPr>
-        <w:tc>
-          <w:tcPr>
-            <w:tcW w:w="993" w:type="dxa"/>
-            <w:tcBorders>
-              <w:tl2br w:val="nil"/>
-              <w:tr2bl w:val="nil"/>
-            </w:tcBorders>
-            <w:shd w:val="clear" w:color="auto" w:fill="auto"/>
-            <w:vAlign w:val="center"/>
-          </w:tcPr>
-          <w:p>
-            <w:pPr>
-              <w:keepNext w:val="0"/>
-              <w:keepLines w:val="0"/>
-              <w:widowControl/>
-              <w:suppressLineNumbers w:val="0"/>
-              <w:spacing w:before="0" w:beforeAutospacing="0" w:after="0" w:afterAutospacing="0"/>
-              <w:ind w:left="0" w:right="0"/>
-              <w:jc w:val="center"/>
-              <w:rPr>
-                <w:rFonts w:hint="default" w:ascii="Times New Roman" w:hAnsi="Times New Roman" w:eastAsia="宋体" w:cs="Times New Roman"/>
-                <w:kern w:val="2"/>
-                <w:sz w:val="21"/>
-                <w:szCs w:val="21"/>
-              </w:rPr>
-            </w:pPr>
-          </w:p>
-        </w:tc>
-        <w:tc>
-          <w:tcPr>
-            <w:tcW w:w="1925" w:type="dxa"/>
-            <w:tcBorders>
-              <w:tl2br w:val="nil"/>
-              <w:tr2bl w:val="nil"/>
-            </w:tcBorders>
-            <w:shd w:val="clear" w:color="auto" w:fill="auto"/>
-            <w:vAlign w:val="center"/>
-          </w:tcPr>
-          <w:p>
-            <w:pPr>
-              <w:keepNext w:val="0"/>
-              <w:keepLines w:val="0"/>
-              <w:widowControl/>
-              <w:suppressLineNumbers w:val="0"/>
-              <w:spacing w:before="0" w:beforeAutospacing="0" w:after="0" w:afterAutospacing="0"/>
-              <w:ind w:left="0" w:right="0"/>
-              <w:jc w:val="center"/>
-              <w:rPr>
-                <w:rFonts w:hint="eastAsia" w:ascii="宋体" w:hAnsi="宋体" w:eastAsia="宋体" w:cs="宋体"/>
-                <w:color w:val="000000" w:themeColor="text1"/>
-                <w:kern w:val="2"/>
-                <w:sz w:val="21"/>
-                <w:szCs w:val="21"/>
-                <w:lang w:val="en-US" w:eastAsia="zh-CN" w:bidi="ar"/>
-                <w14:textFill>
-                  <w14:solidFill>
-                    <w14:schemeClr w14:val="tx1"/>
-                  </w14:solidFill>
-                </w14:textFill>
-              </w:rPr>
-            </w:pPr>
-          </w:p>
-        </w:tc>
-        <w:tc>
-          <w:tcPr>
-            <w:tcW w:w="1667" w:type="dxa"/>
-            <w:tcBorders>
-              <w:tl2br w:val="nil"/>
-              <w:tr2bl w:val="nil"/>
-            </w:tcBorders>
-            <w:shd w:val="clear" w:color="auto" w:fill="auto"/>
-            <w:vAlign w:val="center"/>
-          </w:tcPr>
-          <w:p>
-            <w:pPr>
-              <w:keepNext w:val="0"/>
-              <w:keepLines w:val="0"/>
-              <w:widowControl/>
-              <w:suppressLineNumbers w:val="0"/>
-              <w:spacing w:before="0" w:beforeAutospacing="0" w:after="0" w:afterAutospacing="0"/>
-              <w:ind w:left="0" w:right="0"/>
-              <w:rPr>
-                <w:rFonts w:hint="default" w:ascii="Times New Roman" w:hAnsi="Times New Roman" w:cs="Times New Roman"/>
-                <w:sz w:val="20"/>
-                <w:szCs w:val="20"/>
-              </w:rPr>
-            </w:pPr>
-          </w:p>
-        </w:tc>
-        <w:tc>
-          <w:tcPr>
-            <w:tcW w:w="1812" w:type="dxa"/>
-            <w:tcBorders>
-              <w:tl2br w:val="nil"/>
-              <w:tr2bl w:val="nil"/>
-            </w:tcBorders>
-            <w:shd w:val="clear" w:color="auto" w:fill="auto"/>
-            <w:vAlign w:val="center"/>
-          </w:tcPr>
-          <w:p>
-            <w:pPr>
-              <w:keepNext w:val="0"/>
-              <w:keepLines w:val="0"/>
-              <w:widowControl/>
-              <w:suppressLineNumbers w:val="0"/>
-              <w:spacing w:before="0" w:beforeAutospacing="0" w:after="0" w:afterAutospacing="0"/>
-              <w:ind w:left="0" w:right="0"/>
-              <w:rPr>
-                <w:rFonts w:hint="default" w:ascii="Times New Roman" w:hAnsi="Times New Roman" w:cs="Times New Roman"/>
-                <w:sz w:val="20"/>
-                <w:szCs w:val="20"/>
-              </w:rPr>
-            </w:pPr>
-          </w:p>
-        </w:tc>
-        <w:tc>
-          <w:tcPr>
-            <w:tcW w:w="2028" w:type="dxa"/>
-            <w:gridSpan w:val="2"/>
-            <w:tcBorders>
-              <w:tl2br w:val="nil"/>
-              <w:tr2bl w:val="nil"/>
-            </w:tcBorders>
-            <w:shd w:val="clear" w:color="auto" w:fill="auto"/>
-            <w:vAlign w:val="center"/>
-          </w:tcPr>
-          <w:p>
-            <w:pPr>
-              <w:keepNext w:val="0"/>
-              <w:keepLines w:val="0"/>
-              <w:widowControl/>
-              <w:suppressLineNumbers w:val="0"/>
-              <w:spacing w:before="0" w:beforeAutospacing="0" w:after="0" w:afterAutospacing="0"/>
-              <w:ind w:left="0" w:right="0"/>
-              <w:jc w:val="center"/>
-              <w:rPr>
-                <w:rFonts w:hint="default" w:ascii="Times New Roman" w:hAnsi="Times New Roman" w:eastAsia="宋体" w:cs="Times New Roman"/>
-                <w:kern w:val="2"/>
-                <w:sz w:val="21"/>
-                <w:szCs w:val="21"/>
-              </w:rPr>
-            </w:pPr>
-          </w:p>
-        </w:tc>
-        <w:tc>
-          <w:tcPr>
-            <w:tcW w:w="1464" w:type="dxa"/>
-            <w:tcBorders>
-              <w:tl2br w:val="nil"/>
-              <w:tr2bl w:val="nil"/>
-            </w:tcBorders>
-            <w:shd w:val="clear" w:color="auto" w:fill="auto"/>
-            <w:vAlign w:val="center"/>
-          </w:tcPr>
-          <w:p>
-            <w:pPr>
-              <w:keepNext w:val="0"/>
-              <w:keepLines w:val="0"/>
-              <w:widowControl/>
-              <w:suppressLineNumbers w:val="0"/>
-              <w:spacing w:before="0" w:beforeAutospacing="0" w:after="0" w:afterAutospacing="0"/>
-              <w:ind w:left="0" w:right="0"/>
-              <w:jc w:val="center"/>
-              <w:rPr>
-                <w:rFonts w:hint="default" w:ascii="Times New Roman" w:hAnsi="Times New Roman" w:eastAsia="宋体" w:cs="Times New Roman"/>
-                <w:kern w:val="2"/>
-                <w:sz w:val="21"/>
-                <w:szCs w:val="21"/>
-              </w:rPr>
-            </w:pPr>
-          </w:p>
-        </w:tc>
-      </w:tr>
-      <w:tr>
-        <w:tblPrEx>
-          <w:tblBorders>
-            <w:top w:val="single" w:color="auto" w:sz="12" w:space="0"/>
-            <w:left w:val="single" w:color="auto" w:sz="12" w:space="0"/>
-            <w:bottom w:val="single" w:color="auto" w:sz="12" w:space="0"/>
-            <w:right w:val="single" w:color="auto" w:sz="12" w:space="0"/>
-            <w:insideH w:val="single" w:color="auto" w:sz="4" w:space="0"/>
-            <w:insideV w:val="single" w:color="auto" w:sz="4" w:space="0"/>
-          </w:tblBorders>
-          <w:tblCellMar>
-            <w:top w:w="0" w:type="dxa"/>
-            <w:left w:w="108" w:type="dxa"/>
-            <w:bottom w:w="0" w:type="dxa"/>
-            <w:right w:w="108" w:type="dxa"/>
-          </w:tblCellMar>
-        </w:tblPrEx>
-        <w:trPr>
-          <w:trHeight w:val="462" w:hRule="atLeast"/>
-        </w:trPr>
-        <w:tc>
-          <w:tcPr>
-            <w:tcW w:w="993" w:type="dxa"/>
-            <w:tcBorders>
-              <w:tl2br w:val="nil"/>
-              <w:tr2bl w:val="nil"/>
-            </w:tcBorders>
-            <w:shd w:val="clear" w:color="auto" w:fill="auto"/>
-            <w:vAlign w:val="center"/>
-          </w:tcPr>
-          <w:p>
-            <w:pPr>
-              <w:keepNext w:val="0"/>
-              <w:keepLines w:val="0"/>
-              <w:widowControl/>
-              <w:suppressLineNumbers w:val="0"/>
-              <w:spacing w:before="0" w:beforeAutospacing="0" w:after="0" w:afterAutospacing="0"/>
-              <w:ind w:left="0" w:right="0"/>
-              <w:jc w:val="center"/>
-              <w:rPr>
-                <w:rFonts w:hint="default" w:ascii="Times New Roman" w:hAnsi="Times New Roman" w:eastAsia="宋体" w:cs="Times New Roman"/>
-                <w:kern w:val="2"/>
-                <w:sz w:val="21"/>
-                <w:szCs w:val="21"/>
-              </w:rPr>
-            </w:pPr>
-          </w:p>
-        </w:tc>
-        <w:tc>
-          <w:tcPr>
-            <w:tcW w:w="1925" w:type="dxa"/>
-            <w:tcBorders>
-              <w:tl2br w:val="nil"/>
-              <w:tr2bl w:val="nil"/>
-            </w:tcBorders>
-            <w:shd w:val="clear" w:color="auto" w:fill="auto"/>
-            <w:vAlign w:val="center"/>
-          </w:tcPr>
-          <w:p>
-            <w:pPr>
-              <w:keepNext w:val="0"/>
-              <w:keepLines w:val="0"/>
-              <w:widowControl/>
-              <w:suppressLineNumbers w:val="0"/>
-              <w:spacing w:before="0" w:beforeAutospacing="0" w:after="0" w:afterAutospacing="0"/>
-              <w:ind w:left="0" w:right="0"/>
-              <w:jc w:val="center"/>
-              <w:rPr>
-                <w:rFonts w:hint="eastAsia" w:ascii="宋体" w:hAnsi="宋体" w:eastAsia="宋体" w:cs="宋体"/>
-                <w:color w:val="000000" w:themeColor="text1"/>
-                <w:kern w:val="2"/>
-                <w:sz w:val="21"/>
-                <w:szCs w:val="21"/>
-                <w:lang w:val="en-US" w:eastAsia="zh-CN" w:bidi="ar"/>
-                <w14:textFill>
-                  <w14:solidFill>
-                    <w14:schemeClr w14:val="tx1"/>
-                  </w14:solidFill>
-                </w14:textFill>
-              </w:rPr>
-            </w:pPr>
-          </w:p>
-        </w:tc>
-        <w:tc>
-          <w:tcPr>
-            <w:tcW w:w="1667" w:type="dxa"/>
-            <w:tcBorders>
-              <w:tl2br w:val="nil"/>
-              <w:tr2bl w:val="nil"/>
-            </w:tcBorders>
-            <w:shd w:val="clear" w:color="auto" w:fill="auto"/>
-            <w:vAlign w:val="center"/>
-          </w:tcPr>
-          <w:p>
-            <w:pPr>
-              <w:keepNext w:val="0"/>
-              <w:keepLines w:val="0"/>
-              <w:widowControl/>
-              <w:suppressLineNumbers w:val="0"/>
-              <w:spacing w:before="0" w:beforeAutospacing="0" w:after="0" w:afterAutospacing="0"/>
-              <w:ind w:left="0" w:right="0"/>
-              <w:rPr>
-                <w:rFonts w:hint="default" w:ascii="Times New Roman" w:hAnsi="Times New Roman" w:cs="Times New Roman"/>
-                <w:sz w:val="20"/>
-                <w:szCs w:val="20"/>
-              </w:rPr>
-            </w:pPr>
-          </w:p>
-        </w:tc>
-        <w:tc>
-          <w:tcPr>
-            <w:tcW w:w="1812" w:type="dxa"/>
-            <w:tcBorders>
-              <w:tl2br w:val="nil"/>
-              <w:tr2bl w:val="nil"/>
-            </w:tcBorders>
-            <w:shd w:val="clear" w:color="auto" w:fill="auto"/>
-            <w:vAlign w:val="center"/>
-          </w:tcPr>
-          <w:p>
-            <w:pPr>
-              <w:keepNext w:val="0"/>
-              <w:keepLines w:val="0"/>
-              <w:widowControl/>
-              <w:suppressLineNumbers w:val="0"/>
-              <w:spacing w:before="0" w:beforeAutospacing="0" w:after="0" w:afterAutospacing="0"/>
-              <w:ind w:left="0" w:right="0"/>
-              <w:rPr>
-                <w:rFonts w:hint="default" w:ascii="Times New Roman" w:hAnsi="Times New Roman" w:cs="Times New Roman"/>
-                <w:sz w:val="20"/>
-                <w:szCs w:val="20"/>
-              </w:rPr>
-            </w:pPr>
-          </w:p>
-        </w:tc>
-        <w:tc>
-          <w:tcPr>
-            <w:tcW w:w="2028" w:type="dxa"/>
-            <w:gridSpan w:val="2"/>
-            <w:tcBorders>
-              <w:tl2br w:val="nil"/>
-              <w:tr2bl w:val="nil"/>
-            </w:tcBorders>
-            <w:shd w:val="clear" w:color="auto" w:fill="auto"/>
-            <w:vAlign w:val="center"/>
-          </w:tcPr>
-          <w:p>
-            <w:pPr>
-              <w:keepNext w:val="0"/>
-              <w:keepLines w:val="0"/>
-              <w:widowControl/>
-              <w:suppressLineNumbers w:val="0"/>
-              <w:spacing w:before="0" w:beforeAutospacing="0" w:after="0" w:afterAutospacing="0"/>
-              <w:ind w:left="0" w:right="0"/>
-              <w:jc w:val="center"/>
-              <w:rPr>
-                <w:rFonts w:hint="default" w:ascii="Times New Roman" w:hAnsi="Times New Roman" w:eastAsia="宋体" w:cs="Times New Roman"/>
-                <w:kern w:val="2"/>
-                <w:sz w:val="21"/>
-                <w:szCs w:val="21"/>
-              </w:rPr>
-            </w:pPr>
-          </w:p>
-        </w:tc>
-        <w:tc>
-          <w:tcPr>
-            <w:tcW w:w="1464" w:type="dxa"/>
-            <w:tcBorders>
-              <w:tl2br w:val="nil"/>
-              <w:tr2bl w:val="nil"/>
-            </w:tcBorders>
-            <w:shd w:val="clear" w:color="auto" w:fill="auto"/>
-            <w:vAlign w:val="center"/>
-          </w:tcPr>
-          <w:p>
-            <w:pPr>
-              <w:keepNext w:val="0"/>
-              <w:keepLines w:val="0"/>
-              <w:widowControl/>
-              <w:suppressLineNumbers w:val="0"/>
-              <w:spacing w:before="0" w:beforeAutospacing="0" w:after="0" w:afterAutospacing="0"/>
-              <w:ind w:left="0" w:right="0"/>
-              <w:jc w:val="center"/>
-              <w:rPr>
-                <w:rFonts w:hint="default" w:ascii="Times New Roman" w:hAnsi="Times New Roman" w:eastAsia="宋体" w:cs="Times New Roman"/>
-                <w:kern w:val="2"/>
-                <w:sz w:val="21"/>
-                <w:szCs w:val="21"/>
-              </w:rPr>
-            </w:pPr>
-          </w:p>
-        </w:tc>
-      </w:tr>
-      <w:tr>
-        <w:tblPrEx>
-          <w:tblBorders>
-            <w:top w:val="single" w:color="auto" w:sz="12" w:space="0"/>
-            <w:left w:val="single" w:color="auto" w:sz="12" w:space="0"/>
-            <w:bottom w:val="single" w:color="auto" w:sz="12" w:space="0"/>
-            <w:right w:val="single" w:color="auto" w:sz="12" w:space="0"/>
-            <w:insideH w:val="single" w:color="auto" w:sz="4" w:space="0"/>
-            <w:insideV w:val="single" w:color="auto" w:sz="4" w:space="0"/>
-          </w:tblBorders>
-          <w:tblCellMar>
-            <w:top w:w="0" w:type="dxa"/>
-            <w:left w:w="108" w:type="dxa"/>
-            <w:bottom w:w="0" w:type="dxa"/>
-            <w:right w:w="108" w:type="dxa"/>
-          </w:tblCellMar>
-        </w:tblPrEx>
-        <w:trPr>
-          <w:trHeight w:val="462" w:hRule="atLeast"/>
-        </w:trPr>
-        <w:tc>
-          <w:tcPr>
-            <w:tcW w:w="993" w:type="dxa"/>
-            <w:tcBorders>
-              <w:tl2br w:val="nil"/>
-              <w:tr2bl w:val="nil"/>
-            </w:tcBorders>
-            <w:shd w:val="clear" w:color="auto" w:fill="auto"/>
-            <w:vAlign w:val="center"/>
-          </w:tcPr>
-          <w:p>
-            <w:pPr>
-              <w:keepNext w:val="0"/>
-              <w:keepLines w:val="0"/>
-              <w:widowControl/>
-              <w:suppressLineNumbers w:val="0"/>
-              <w:spacing w:before="0" w:beforeAutospacing="0" w:after="0" w:afterAutospacing="0"/>
-              <w:ind w:left="0" w:right="0"/>
-              <w:jc w:val="center"/>
-              <w:rPr>
-                <w:rFonts w:hint="default" w:ascii="Times New Roman" w:hAnsi="Times New Roman" w:eastAsia="宋体" w:cs="Times New Roman"/>
-                <w:kern w:val="2"/>
-                <w:sz w:val="21"/>
-                <w:szCs w:val="21"/>
-              </w:rPr>
-            </w:pPr>
-          </w:p>
-        </w:tc>
-        <w:tc>
-          <w:tcPr>
-            <w:tcW w:w="1925" w:type="dxa"/>
-            <w:tcBorders>
-              <w:tl2br w:val="nil"/>
-              <w:tr2bl w:val="nil"/>
-            </w:tcBorders>
-            <w:shd w:val="clear" w:color="auto" w:fill="auto"/>
-            <w:vAlign w:val="center"/>
-          </w:tcPr>
-          <w:p>
-            <w:pPr>
-              <w:keepNext w:val="0"/>
-              <w:keepLines w:val="0"/>
-              <w:widowControl/>
-              <w:suppressLineNumbers w:val="0"/>
-              <w:spacing w:before="0" w:beforeAutospacing="0" w:after="0" w:afterAutospacing="0"/>
-              <w:ind w:left="0" w:right="0"/>
-              <w:jc w:val="center"/>
-              <w:rPr>
-                <w:rFonts w:hint="eastAsia" w:ascii="宋体" w:hAnsi="宋体" w:eastAsia="宋体" w:cs="宋体"/>
-                <w:color w:val="000000" w:themeColor="text1"/>
-                <w:kern w:val="2"/>
-                <w:sz w:val="21"/>
-                <w:szCs w:val="21"/>
-                <w:lang w:val="en-US" w:eastAsia="zh-CN" w:bidi="ar"/>
-                <w14:textFill>
-                  <w14:solidFill>
-                    <w14:schemeClr w14:val="tx1"/>
-                  </w14:solidFill>
-                </w14:textFill>
-              </w:rPr>
-            </w:pPr>
-          </w:p>
-        </w:tc>
-        <w:tc>
-          <w:tcPr>
-            <w:tcW w:w="1667" w:type="dxa"/>
-            <w:tcBorders>
-              <w:tl2br w:val="nil"/>
-              <w:tr2bl w:val="nil"/>
-            </w:tcBorders>
-            <w:shd w:val="clear" w:color="auto" w:fill="auto"/>
-            <w:vAlign w:val="center"/>
-          </w:tcPr>
-          <w:p>
-            <w:pPr>
-              <w:keepNext w:val="0"/>
-              <w:keepLines w:val="0"/>
-              <w:widowControl/>
-              <w:suppressLineNumbers w:val="0"/>
-              <w:spacing w:before="0" w:beforeAutospacing="0" w:after="0" w:afterAutospacing="0"/>
-              <w:ind w:left="0" w:right="0"/>
-              <w:rPr>
-                <w:rFonts w:hint="default" w:ascii="Times New Roman" w:hAnsi="Times New Roman" w:cs="Times New Roman"/>
-                <w:sz w:val="20"/>
-                <w:szCs w:val="20"/>
-              </w:rPr>
-            </w:pPr>
-          </w:p>
-        </w:tc>
-        <w:tc>
-          <w:tcPr>
-            <w:tcW w:w="1812" w:type="dxa"/>
-            <w:tcBorders>
-              <w:tl2br w:val="nil"/>
-              <w:tr2bl w:val="nil"/>
-            </w:tcBorders>
-            <w:shd w:val="clear" w:color="auto" w:fill="auto"/>
-            <w:vAlign w:val="center"/>
-          </w:tcPr>
-          <w:p>
-            <w:pPr>
-              <w:keepNext w:val="0"/>
-              <w:keepLines w:val="0"/>
-              <w:widowControl/>
-              <w:suppressLineNumbers w:val="0"/>
-              <w:spacing w:before="0" w:beforeAutospacing="0" w:after="0" w:afterAutospacing="0"/>
-              <w:ind w:left="0" w:right="0"/>
-              <w:rPr>
-                <w:rFonts w:hint="default" w:ascii="Times New Roman" w:hAnsi="Times New Roman" w:cs="Times New Roman"/>
-                <w:sz w:val="20"/>
-                <w:szCs w:val="20"/>
-              </w:rPr>
-            </w:pPr>
-          </w:p>
-        </w:tc>
-        <w:tc>
-          <w:tcPr>
-            <w:tcW w:w="2028" w:type="dxa"/>
-            <w:gridSpan w:val="2"/>
-            <w:tcBorders>
-              <w:tl2br w:val="nil"/>
-              <w:tr2bl w:val="nil"/>
-            </w:tcBorders>
-            <w:shd w:val="clear" w:color="auto" w:fill="auto"/>
-            <w:vAlign w:val="center"/>
-          </w:tcPr>
-          <w:p>
-            <w:pPr>
-              <w:keepNext w:val="0"/>
-              <w:keepLines w:val="0"/>
-              <w:widowControl/>
-              <w:suppressLineNumbers w:val="0"/>
-              <w:spacing w:before="0" w:beforeAutospacing="0" w:after="0" w:afterAutospacing="0"/>
-              <w:ind w:left="0" w:right="0"/>
-              <w:jc w:val="center"/>
-              <w:rPr>
-                <w:rFonts w:hint="default" w:ascii="Times New Roman" w:hAnsi="Times New Roman" w:eastAsia="宋体" w:cs="Times New Roman"/>
-                <w:kern w:val="2"/>
-                <w:sz w:val="21"/>
-                <w:szCs w:val="21"/>
-              </w:rPr>
-            </w:pPr>
-          </w:p>
-        </w:tc>
-        <w:tc>
-          <w:tcPr>
-            <w:tcW w:w="1464" w:type="dxa"/>
-            <w:tcBorders>
-              <w:tl2br w:val="nil"/>
-              <w:tr2bl w:val="nil"/>
-            </w:tcBorders>
-            <w:shd w:val="clear" w:color="auto" w:fill="auto"/>
-            <w:vAlign w:val="center"/>
-          </w:tcPr>
-          <w:p>
-            <w:pPr>
-              <w:keepNext w:val="0"/>
-              <w:keepLines w:val="0"/>
-              <w:widowControl/>
-              <w:suppressLineNumbers w:val="0"/>
-              <w:spacing w:before="0" w:beforeAutospacing="0" w:after="0" w:afterAutospacing="0"/>
-              <w:ind w:left="0" w:right="0"/>
-              <w:jc w:val="center"/>
-              <w:rPr>
-                <w:rFonts w:hint="default" w:ascii="Times New Roman" w:hAnsi="Times New Roman" w:eastAsia="宋体" w:cs="Times New Roman"/>
-                <w:kern w:val="2"/>
-                <w:sz w:val="21"/>
-                <w:szCs w:val="21"/>
-              </w:rPr>
-            </w:pPr>
           </w:p>
         </w:tc>
       </w:tr>
@@ -3333,12 +1015,15 @@
               <w:suppressLineNumbers w:val="0"/>
               <w:spacing w:before="0" w:beforeAutospacing="0" w:after="0" w:afterAutospacing="0"/>
               <w:ind w:left="0" w:right="0"/>
+              <w:jc w:val="center"/>
               <w:rPr>
                 <w:rFonts w:hint="default" w:ascii="Times New Roman" w:hAnsi="Times New Roman" w:cs="Times New Roman"/>
                 <w:sz w:val="20"/>
                 <w:szCs w:val="20"/>
               </w:rPr>
             </w:pPr>
+            <w:bookmarkStart w:id="0" w:name="_GoBack"/>
+            <w:bookmarkEnd w:id="0"/>
           </w:p>
         </w:tc>
         <w:tc>
@@ -3526,6 +1211,7 @@
               <w:suppressLineNumbers w:val="0"/>
               <w:spacing w:before="0" w:beforeAutospacing="0" w:after="0" w:afterAutospacing="0"/>
               <w:ind w:left="0" w:right="0"/>
+              <w:jc w:val="center"/>
               <w:rPr>
                 <w:rFonts w:hint="default" w:ascii="Times New Roman" w:hAnsi="Times New Roman" w:cs="Times New Roman"/>
                 <w:sz w:val="20"/>
@@ -3719,778 +1405,7 @@
               <w:suppressLineNumbers w:val="0"/>
               <w:spacing w:before="0" w:beforeAutospacing="0" w:after="0" w:afterAutospacing="0"/>
               <w:ind w:left="0" w:right="0"/>
-              <w:rPr>
-                <w:rFonts w:hint="default" w:ascii="Times New Roman" w:hAnsi="Times New Roman" w:cs="Times New Roman"/>
-                <w:sz w:val="20"/>
-                <w:szCs w:val="20"/>
-              </w:rPr>
-            </w:pPr>
-          </w:p>
-        </w:tc>
-        <w:tc>
-          <w:tcPr>
-            <w:tcW w:w="1812" w:type="dxa"/>
-            <w:tcBorders>
-              <w:tl2br w:val="nil"/>
-              <w:tr2bl w:val="nil"/>
-            </w:tcBorders>
-            <w:shd w:val="clear" w:color="auto" w:fill="auto"/>
-            <w:vAlign w:val="center"/>
-          </w:tcPr>
-          <w:p>
-            <w:pPr>
-              <w:keepNext w:val="0"/>
-              <w:keepLines w:val="0"/>
-              <w:widowControl/>
-              <w:suppressLineNumbers w:val="0"/>
-              <w:spacing w:before="0" w:beforeAutospacing="0" w:after="0" w:afterAutospacing="0"/>
-              <w:ind w:left="0" w:right="0"/>
-              <w:rPr>
-                <w:rFonts w:hint="default" w:ascii="Times New Roman" w:hAnsi="Times New Roman" w:cs="Times New Roman"/>
-                <w:sz w:val="20"/>
-                <w:szCs w:val="20"/>
-              </w:rPr>
-            </w:pPr>
-          </w:p>
-        </w:tc>
-        <w:tc>
-          <w:tcPr>
-            <w:tcW w:w="2028" w:type="dxa"/>
-            <w:gridSpan w:val="2"/>
-            <w:tcBorders>
-              <w:tl2br w:val="nil"/>
-              <w:tr2bl w:val="nil"/>
-            </w:tcBorders>
-            <w:shd w:val="clear" w:color="auto" w:fill="auto"/>
-            <w:vAlign w:val="center"/>
-          </w:tcPr>
-          <w:p>
-            <w:pPr>
-              <w:keepNext w:val="0"/>
-              <w:keepLines w:val="0"/>
-              <w:widowControl/>
-              <w:suppressLineNumbers w:val="0"/>
-              <w:spacing w:before="0" w:beforeAutospacing="0" w:after="0" w:afterAutospacing="0"/>
-              <w:ind w:left="0" w:right="0"/>
-              <w:jc w:val="center"/>
-              <w:rPr>
-                <w:rFonts w:hint="default" w:ascii="Times New Roman" w:hAnsi="Times New Roman" w:eastAsia="宋体" w:cs="Times New Roman"/>
-                <w:kern w:val="2"/>
-                <w:sz w:val="21"/>
-                <w:szCs w:val="21"/>
-              </w:rPr>
-            </w:pPr>
-          </w:p>
-        </w:tc>
-        <w:tc>
-          <w:tcPr>
-            <w:tcW w:w="1464" w:type="dxa"/>
-            <w:tcBorders>
-              <w:tl2br w:val="nil"/>
-              <w:tr2bl w:val="nil"/>
-            </w:tcBorders>
-            <w:shd w:val="clear" w:color="auto" w:fill="auto"/>
-            <w:vAlign w:val="center"/>
-          </w:tcPr>
-          <w:p>
-            <w:pPr>
-              <w:keepNext w:val="0"/>
-              <w:keepLines w:val="0"/>
-              <w:widowControl/>
-              <w:suppressLineNumbers w:val="0"/>
-              <w:spacing w:before="0" w:beforeAutospacing="0" w:after="0" w:afterAutospacing="0"/>
-              <w:ind w:left="0" w:right="0"/>
-              <w:jc w:val="center"/>
-              <w:rPr>
-                <w:rFonts w:hint="default" w:ascii="Times New Roman" w:hAnsi="Times New Roman" w:eastAsia="宋体" w:cs="Times New Roman"/>
-                <w:kern w:val="2"/>
-                <w:sz w:val="21"/>
-                <w:szCs w:val="21"/>
-              </w:rPr>
-            </w:pPr>
-          </w:p>
-        </w:tc>
-      </w:tr>
-      <w:tr>
-        <w:tblPrEx>
-          <w:tblBorders>
-            <w:top w:val="single" w:color="auto" w:sz="12" w:space="0"/>
-            <w:left w:val="single" w:color="auto" w:sz="12" w:space="0"/>
-            <w:bottom w:val="single" w:color="auto" w:sz="12" w:space="0"/>
-            <w:right w:val="single" w:color="auto" w:sz="12" w:space="0"/>
-            <w:insideH w:val="single" w:color="auto" w:sz="4" w:space="0"/>
-            <w:insideV w:val="single" w:color="auto" w:sz="4" w:space="0"/>
-          </w:tblBorders>
-          <w:tblCellMar>
-            <w:top w:w="0" w:type="dxa"/>
-            <w:left w:w="108" w:type="dxa"/>
-            <w:bottom w:w="0" w:type="dxa"/>
-            <w:right w:w="108" w:type="dxa"/>
-          </w:tblCellMar>
-        </w:tblPrEx>
-        <w:trPr>
-          <w:trHeight w:val="462" w:hRule="atLeast"/>
-        </w:trPr>
-        <w:tc>
-          <w:tcPr>
-            <w:tcW w:w="993" w:type="dxa"/>
-            <w:tcBorders>
-              <w:tl2br w:val="nil"/>
-              <w:tr2bl w:val="nil"/>
-            </w:tcBorders>
-            <w:shd w:val="clear" w:color="auto" w:fill="auto"/>
-            <w:vAlign w:val="center"/>
-          </w:tcPr>
-          <w:p>
-            <w:pPr>
-              <w:keepNext w:val="0"/>
-              <w:keepLines w:val="0"/>
-              <w:widowControl/>
-              <w:suppressLineNumbers w:val="0"/>
-              <w:spacing w:before="0" w:beforeAutospacing="0" w:after="0" w:afterAutospacing="0"/>
-              <w:ind w:left="0" w:right="0"/>
-              <w:jc w:val="center"/>
-              <w:rPr>
-                <w:rFonts w:hint="default" w:ascii="Times New Roman" w:hAnsi="Times New Roman" w:eastAsia="宋体" w:cs="Times New Roman"/>
-                <w:kern w:val="2"/>
-                <w:sz w:val="21"/>
-                <w:szCs w:val="21"/>
-              </w:rPr>
-            </w:pPr>
-          </w:p>
-        </w:tc>
-        <w:tc>
-          <w:tcPr>
-            <w:tcW w:w="1925" w:type="dxa"/>
-            <w:tcBorders>
-              <w:tl2br w:val="nil"/>
-              <w:tr2bl w:val="nil"/>
-            </w:tcBorders>
-            <w:shd w:val="clear" w:color="auto" w:fill="auto"/>
-            <w:vAlign w:val="center"/>
-          </w:tcPr>
-          <w:p>
-            <w:pPr>
-              <w:keepNext w:val="0"/>
-              <w:keepLines w:val="0"/>
-              <w:widowControl/>
-              <w:suppressLineNumbers w:val="0"/>
-              <w:spacing w:before="0" w:beforeAutospacing="0" w:after="0" w:afterAutospacing="0"/>
-              <w:ind w:left="0" w:right="0"/>
-              <w:jc w:val="center"/>
-              <w:rPr>
-                <w:rFonts w:hint="eastAsia" w:ascii="宋体" w:hAnsi="宋体" w:eastAsia="宋体" w:cs="宋体"/>
-                <w:color w:val="000000" w:themeColor="text1"/>
-                <w:kern w:val="2"/>
-                <w:sz w:val="21"/>
-                <w:szCs w:val="21"/>
-                <w:lang w:val="en-US" w:eastAsia="zh-CN" w:bidi="ar"/>
-                <w14:textFill>
-                  <w14:solidFill>
-                    <w14:schemeClr w14:val="tx1"/>
-                  </w14:solidFill>
-                </w14:textFill>
-              </w:rPr>
-            </w:pPr>
-          </w:p>
-        </w:tc>
-        <w:tc>
-          <w:tcPr>
-            <w:tcW w:w="1667" w:type="dxa"/>
-            <w:tcBorders>
-              <w:tl2br w:val="nil"/>
-              <w:tr2bl w:val="nil"/>
-            </w:tcBorders>
-            <w:shd w:val="clear" w:color="auto" w:fill="auto"/>
-            <w:vAlign w:val="center"/>
-          </w:tcPr>
-          <w:p>
-            <w:pPr>
-              <w:keepNext w:val="0"/>
-              <w:keepLines w:val="0"/>
-              <w:widowControl/>
-              <w:suppressLineNumbers w:val="0"/>
-              <w:spacing w:before="0" w:beforeAutospacing="0" w:after="0" w:afterAutospacing="0"/>
-              <w:ind w:left="0" w:right="0"/>
-              <w:rPr>
-                <w:rFonts w:hint="default" w:ascii="Times New Roman" w:hAnsi="Times New Roman" w:cs="Times New Roman"/>
-                <w:sz w:val="20"/>
-                <w:szCs w:val="20"/>
-              </w:rPr>
-            </w:pPr>
-          </w:p>
-        </w:tc>
-        <w:tc>
-          <w:tcPr>
-            <w:tcW w:w="1812" w:type="dxa"/>
-            <w:tcBorders>
-              <w:tl2br w:val="nil"/>
-              <w:tr2bl w:val="nil"/>
-            </w:tcBorders>
-            <w:shd w:val="clear" w:color="auto" w:fill="auto"/>
-            <w:vAlign w:val="center"/>
-          </w:tcPr>
-          <w:p>
-            <w:pPr>
-              <w:keepNext w:val="0"/>
-              <w:keepLines w:val="0"/>
-              <w:widowControl/>
-              <w:suppressLineNumbers w:val="0"/>
-              <w:spacing w:before="0" w:beforeAutospacing="0" w:after="0" w:afterAutospacing="0"/>
-              <w:ind w:left="0" w:right="0"/>
-              <w:rPr>
-                <w:rFonts w:hint="default" w:ascii="Times New Roman" w:hAnsi="Times New Roman" w:cs="Times New Roman"/>
-                <w:sz w:val="20"/>
-                <w:szCs w:val="20"/>
-              </w:rPr>
-            </w:pPr>
-          </w:p>
-        </w:tc>
-        <w:tc>
-          <w:tcPr>
-            <w:tcW w:w="2028" w:type="dxa"/>
-            <w:gridSpan w:val="2"/>
-            <w:tcBorders>
-              <w:tl2br w:val="nil"/>
-              <w:tr2bl w:val="nil"/>
-            </w:tcBorders>
-            <w:shd w:val="clear" w:color="auto" w:fill="auto"/>
-            <w:vAlign w:val="center"/>
-          </w:tcPr>
-          <w:p>
-            <w:pPr>
-              <w:keepNext w:val="0"/>
-              <w:keepLines w:val="0"/>
-              <w:widowControl/>
-              <w:suppressLineNumbers w:val="0"/>
-              <w:spacing w:before="0" w:beforeAutospacing="0" w:after="0" w:afterAutospacing="0"/>
-              <w:ind w:left="0" w:right="0"/>
-              <w:jc w:val="center"/>
-              <w:rPr>
-                <w:rFonts w:hint="default" w:ascii="Times New Roman" w:hAnsi="Times New Roman" w:eastAsia="宋体" w:cs="Times New Roman"/>
-                <w:kern w:val="2"/>
-                <w:sz w:val="21"/>
-                <w:szCs w:val="21"/>
-              </w:rPr>
-            </w:pPr>
-          </w:p>
-        </w:tc>
-        <w:tc>
-          <w:tcPr>
-            <w:tcW w:w="1464" w:type="dxa"/>
-            <w:tcBorders>
-              <w:tl2br w:val="nil"/>
-              <w:tr2bl w:val="nil"/>
-            </w:tcBorders>
-            <w:shd w:val="clear" w:color="auto" w:fill="auto"/>
-            <w:vAlign w:val="center"/>
-          </w:tcPr>
-          <w:p>
-            <w:pPr>
-              <w:keepNext w:val="0"/>
-              <w:keepLines w:val="0"/>
-              <w:widowControl/>
-              <w:suppressLineNumbers w:val="0"/>
-              <w:spacing w:before="0" w:beforeAutospacing="0" w:after="0" w:afterAutospacing="0"/>
-              <w:ind w:left="0" w:right="0"/>
-              <w:jc w:val="center"/>
-              <w:rPr>
-                <w:rFonts w:hint="default" w:ascii="Times New Roman" w:hAnsi="Times New Roman" w:eastAsia="宋体" w:cs="Times New Roman"/>
-                <w:kern w:val="2"/>
-                <w:sz w:val="21"/>
-                <w:szCs w:val="21"/>
-              </w:rPr>
-            </w:pPr>
-          </w:p>
-        </w:tc>
-      </w:tr>
-      <w:tr>
-        <w:tblPrEx>
-          <w:tblBorders>
-            <w:top w:val="single" w:color="auto" w:sz="12" w:space="0"/>
-            <w:left w:val="single" w:color="auto" w:sz="12" w:space="0"/>
-            <w:bottom w:val="single" w:color="auto" w:sz="12" w:space="0"/>
-            <w:right w:val="single" w:color="auto" w:sz="12" w:space="0"/>
-            <w:insideH w:val="single" w:color="auto" w:sz="4" w:space="0"/>
-            <w:insideV w:val="single" w:color="auto" w:sz="4" w:space="0"/>
-          </w:tblBorders>
-          <w:tblCellMar>
-            <w:top w:w="0" w:type="dxa"/>
-            <w:left w:w="108" w:type="dxa"/>
-            <w:bottom w:w="0" w:type="dxa"/>
-            <w:right w:w="108" w:type="dxa"/>
-          </w:tblCellMar>
-        </w:tblPrEx>
-        <w:trPr>
-          <w:trHeight w:val="462" w:hRule="atLeast"/>
-        </w:trPr>
-        <w:tc>
-          <w:tcPr>
-            <w:tcW w:w="993" w:type="dxa"/>
-            <w:tcBorders>
-              <w:tl2br w:val="nil"/>
-              <w:tr2bl w:val="nil"/>
-            </w:tcBorders>
-            <w:shd w:val="clear" w:color="auto" w:fill="auto"/>
-            <w:vAlign w:val="center"/>
-          </w:tcPr>
-          <w:p>
-            <w:pPr>
-              <w:keepNext w:val="0"/>
-              <w:keepLines w:val="0"/>
-              <w:widowControl/>
-              <w:suppressLineNumbers w:val="0"/>
-              <w:spacing w:before="0" w:beforeAutospacing="0" w:after="0" w:afterAutospacing="0"/>
-              <w:ind w:left="0" w:right="0"/>
-              <w:jc w:val="center"/>
-              <w:rPr>
-                <w:rFonts w:hint="default" w:ascii="Times New Roman" w:hAnsi="Times New Roman" w:eastAsia="宋体" w:cs="Times New Roman"/>
-                <w:kern w:val="2"/>
-                <w:sz w:val="21"/>
-                <w:szCs w:val="21"/>
-              </w:rPr>
-            </w:pPr>
-          </w:p>
-        </w:tc>
-        <w:tc>
-          <w:tcPr>
-            <w:tcW w:w="1925" w:type="dxa"/>
-            <w:tcBorders>
-              <w:tl2br w:val="nil"/>
-              <w:tr2bl w:val="nil"/>
-            </w:tcBorders>
-            <w:shd w:val="clear" w:color="auto" w:fill="auto"/>
-            <w:vAlign w:val="center"/>
-          </w:tcPr>
-          <w:p>
-            <w:pPr>
-              <w:keepNext w:val="0"/>
-              <w:keepLines w:val="0"/>
-              <w:widowControl/>
-              <w:suppressLineNumbers w:val="0"/>
-              <w:spacing w:before="0" w:beforeAutospacing="0" w:after="0" w:afterAutospacing="0"/>
-              <w:ind w:left="0" w:right="0"/>
-              <w:jc w:val="center"/>
-              <w:rPr>
-                <w:rFonts w:hint="eastAsia" w:ascii="宋体" w:hAnsi="宋体" w:eastAsia="宋体" w:cs="宋体"/>
-                <w:color w:val="000000" w:themeColor="text1"/>
-                <w:kern w:val="2"/>
-                <w:sz w:val="21"/>
-                <w:szCs w:val="21"/>
-                <w:lang w:val="en-US" w:eastAsia="zh-CN" w:bidi="ar"/>
-                <w14:textFill>
-                  <w14:solidFill>
-                    <w14:schemeClr w14:val="tx1"/>
-                  </w14:solidFill>
-                </w14:textFill>
-              </w:rPr>
-            </w:pPr>
-          </w:p>
-        </w:tc>
-        <w:tc>
-          <w:tcPr>
-            <w:tcW w:w="1667" w:type="dxa"/>
-            <w:tcBorders>
-              <w:tl2br w:val="nil"/>
-              <w:tr2bl w:val="nil"/>
-            </w:tcBorders>
-            <w:shd w:val="clear" w:color="auto" w:fill="auto"/>
-            <w:vAlign w:val="center"/>
-          </w:tcPr>
-          <w:p>
-            <w:pPr>
-              <w:keepNext w:val="0"/>
-              <w:keepLines w:val="0"/>
-              <w:widowControl/>
-              <w:suppressLineNumbers w:val="0"/>
-              <w:spacing w:before="0" w:beforeAutospacing="0" w:after="0" w:afterAutospacing="0"/>
-              <w:ind w:left="0" w:right="0"/>
-              <w:rPr>
-                <w:rFonts w:hint="default" w:ascii="Times New Roman" w:hAnsi="Times New Roman" w:cs="Times New Roman"/>
-                <w:sz w:val="20"/>
-                <w:szCs w:val="20"/>
-              </w:rPr>
-            </w:pPr>
-          </w:p>
-        </w:tc>
-        <w:tc>
-          <w:tcPr>
-            <w:tcW w:w="1812" w:type="dxa"/>
-            <w:tcBorders>
-              <w:tl2br w:val="nil"/>
-              <w:tr2bl w:val="nil"/>
-            </w:tcBorders>
-            <w:shd w:val="clear" w:color="auto" w:fill="auto"/>
-            <w:vAlign w:val="center"/>
-          </w:tcPr>
-          <w:p>
-            <w:pPr>
-              <w:keepNext w:val="0"/>
-              <w:keepLines w:val="0"/>
-              <w:widowControl/>
-              <w:suppressLineNumbers w:val="0"/>
-              <w:spacing w:before="0" w:beforeAutospacing="0" w:after="0" w:afterAutospacing="0"/>
-              <w:ind w:left="0" w:right="0"/>
-              <w:rPr>
-                <w:rFonts w:hint="default" w:ascii="Times New Roman" w:hAnsi="Times New Roman" w:cs="Times New Roman"/>
-                <w:sz w:val="20"/>
-                <w:szCs w:val="20"/>
-              </w:rPr>
-            </w:pPr>
-          </w:p>
-        </w:tc>
-        <w:tc>
-          <w:tcPr>
-            <w:tcW w:w="2028" w:type="dxa"/>
-            <w:gridSpan w:val="2"/>
-            <w:tcBorders>
-              <w:tl2br w:val="nil"/>
-              <w:tr2bl w:val="nil"/>
-            </w:tcBorders>
-            <w:shd w:val="clear" w:color="auto" w:fill="auto"/>
-            <w:vAlign w:val="center"/>
-          </w:tcPr>
-          <w:p>
-            <w:pPr>
-              <w:keepNext w:val="0"/>
-              <w:keepLines w:val="0"/>
-              <w:widowControl/>
-              <w:suppressLineNumbers w:val="0"/>
-              <w:spacing w:before="0" w:beforeAutospacing="0" w:after="0" w:afterAutospacing="0"/>
-              <w:ind w:left="0" w:right="0"/>
-              <w:jc w:val="center"/>
-              <w:rPr>
-                <w:rFonts w:hint="default" w:ascii="Times New Roman" w:hAnsi="Times New Roman" w:eastAsia="宋体" w:cs="Times New Roman"/>
-                <w:kern w:val="2"/>
-                <w:sz w:val="21"/>
-                <w:szCs w:val="21"/>
-              </w:rPr>
-            </w:pPr>
-          </w:p>
-        </w:tc>
-        <w:tc>
-          <w:tcPr>
-            <w:tcW w:w="1464" w:type="dxa"/>
-            <w:tcBorders>
-              <w:tl2br w:val="nil"/>
-              <w:tr2bl w:val="nil"/>
-            </w:tcBorders>
-            <w:shd w:val="clear" w:color="auto" w:fill="auto"/>
-            <w:vAlign w:val="center"/>
-          </w:tcPr>
-          <w:p>
-            <w:pPr>
-              <w:keepNext w:val="0"/>
-              <w:keepLines w:val="0"/>
-              <w:widowControl/>
-              <w:suppressLineNumbers w:val="0"/>
-              <w:spacing w:before="0" w:beforeAutospacing="0" w:after="0" w:afterAutospacing="0"/>
-              <w:ind w:left="0" w:right="0"/>
-              <w:jc w:val="center"/>
-              <w:rPr>
-                <w:rFonts w:hint="default" w:ascii="Times New Roman" w:hAnsi="Times New Roman" w:eastAsia="宋体" w:cs="Times New Roman"/>
-                <w:kern w:val="2"/>
-                <w:sz w:val="21"/>
-                <w:szCs w:val="21"/>
-              </w:rPr>
-            </w:pPr>
-          </w:p>
-        </w:tc>
-      </w:tr>
-      <w:tr>
-        <w:tblPrEx>
-          <w:tblBorders>
-            <w:top w:val="single" w:color="auto" w:sz="12" w:space="0"/>
-            <w:left w:val="single" w:color="auto" w:sz="12" w:space="0"/>
-            <w:bottom w:val="single" w:color="auto" w:sz="12" w:space="0"/>
-            <w:right w:val="single" w:color="auto" w:sz="12" w:space="0"/>
-            <w:insideH w:val="single" w:color="auto" w:sz="4" w:space="0"/>
-            <w:insideV w:val="single" w:color="auto" w:sz="4" w:space="0"/>
-          </w:tblBorders>
-          <w:tblCellMar>
-            <w:top w:w="0" w:type="dxa"/>
-            <w:left w:w="108" w:type="dxa"/>
-            <w:bottom w:w="0" w:type="dxa"/>
-            <w:right w:w="108" w:type="dxa"/>
-          </w:tblCellMar>
-        </w:tblPrEx>
-        <w:trPr>
-          <w:trHeight w:val="462" w:hRule="atLeast"/>
-        </w:trPr>
-        <w:tc>
-          <w:tcPr>
-            <w:tcW w:w="993" w:type="dxa"/>
-            <w:tcBorders>
-              <w:tl2br w:val="nil"/>
-              <w:tr2bl w:val="nil"/>
-            </w:tcBorders>
-            <w:shd w:val="clear" w:color="auto" w:fill="auto"/>
-            <w:vAlign w:val="center"/>
-          </w:tcPr>
-          <w:p>
-            <w:pPr>
-              <w:keepNext w:val="0"/>
-              <w:keepLines w:val="0"/>
-              <w:widowControl/>
-              <w:suppressLineNumbers w:val="0"/>
-              <w:spacing w:before="0" w:beforeAutospacing="0" w:after="0" w:afterAutospacing="0"/>
-              <w:ind w:left="0" w:right="0"/>
-              <w:jc w:val="center"/>
-              <w:rPr>
-                <w:rFonts w:hint="default" w:ascii="Times New Roman" w:hAnsi="Times New Roman" w:eastAsia="宋体" w:cs="Times New Roman"/>
-                <w:kern w:val="2"/>
-                <w:sz w:val="21"/>
-                <w:szCs w:val="21"/>
-              </w:rPr>
-            </w:pPr>
-          </w:p>
-        </w:tc>
-        <w:tc>
-          <w:tcPr>
-            <w:tcW w:w="1925" w:type="dxa"/>
-            <w:tcBorders>
-              <w:tl2br w:val="nil"/>
-              <w:tr2bl w:val="nil"/>
-            </w:tcBorders>
-            <w:shd w:val="clear" w:color="auto" w:fill="auto"/>
-            <w:vAlign w:val="center"/>
-          </w:tcPr>
-          <w:p>
-            <w:pPr>
-              <w:keepNext w:val="0"/>
-              <w:keepLines w:val="0"/>
-              <w:widowControl/>
-              <w:suppressLineNumbers w:val="0"/>
-              <w:spacing w:before="0" w:beforeAutospacing="0" w:after="0" w:afterAutospacing="0"/>
-              <w:ind w:left="0" w:right="0"/>
-              <w:jc w:val="center"/>
-              <w:rPr>
-                <w:rFonts w:hint="eastAsia" w:ascii="宋体" w:hAnsi="宋体" w:eastAsia="宋体" w:cs="宋体"/>
-                <w:color w:val="000000" w:themeColor="text1"/>
-                <w:kern w:val="2"/>
-                <w:sz w:val="21"/>
-                <w:szCs w:val="21"/>
-                <w:lang w:val="en-US" w:eastAsia="zh-CN" w:bidi="ar"/>
-                <w14:textFill>
-                  <w14:solidFill>
-                    <w14:schemeClr w14:val="tx1"/>
-                  </w14:solidFill>
-                </w14:textFill>
-              </w:rPr>
-            </w:pPr>
-          </w:p>
-        </w:tc>
-        <w:tc>
-          <w:tcPr>
-            <w:tcW w:w="1667" w:type="dxa"/>
-            <w:tcBorders>
-              <w:tl2br w:val="nil"/>
-              <w:tr2bl w:val="nil"/>
-            </w:tcBorders>
-            <w:shd w:val="clear" w:color="auto" w:fill="auto"/>
-            <w:vAlign w:val="center"/>
-          </w:tcPr>
-          <w:p>
-            <w:pPr>
-              <w:keepNext w:val="0"/>
-              <w:keepLines w:val="0"/>
-              <w:widowControl/>
-              <w:suppressLineNumbers w:val="0"/>
-              <w:spacing w:before="0" w:beforeAutospacing="0" w:after="0" w:afterAutospacing="0"/>
-              <w:ind w:left="0" w:right="0"/>
-              <w:rPr>
-                <w:rFonts w:hint="default" w:ascii="Times New Roman" w:hAnsi="Times New Roman" w:cs="Times New Roman"/>
-                <w:sz w:val="20"/>
-                <w:szCs w:val="20"/>
-              </w:rPr>
-            </w:pPr>
-          </w:p>
-        </w:tc>
-        <w:tc>
-          <w:tcPr>
-            <w:tcW w:w="1812" w:type="dxa"/>
-            <w:tcBorders>
-              <w:tl2br w:val="nil"/>
-              <w:tr2bl w:val="nil"/>
-            </w:tcBorders>
-            <w:shd w:val="clear" w:color="auto" w:fill="auto"/>
-            <w:vAlign w:val="center"/>
-          </w:tcPr>
-          <w:p>
-            <w:pPr>
-              <w:keepNext w:val="0"/>
-              <w:keepLines w:val="0"/>
-              <w:widowControl/>
-              <w:suppressLineNumbers w:val="0"/>
-              <w:spacing w:before="0" w:beforeAutospacing="0" w:after="0" w:afterAutospacing="0"/>
-              <w:ind w:left="0" w:right="0"/>
-              <w:rPr>
-                <w:rFonts w:hint="default" w:ascii="Times New Roman" w:hAnsi="Times New Roman" w:cs="Times New Roman"/>
-                <w:sz w:val="20"/>
-                <w:szCs w:val="20"/>
-              </w:rPr>
-            </w:pPr>
-          </w:p>
-        </w:tc>
-        <w:tc>
-          <w:tcPr>
-            <w:tcW w:w="2028" w:type="dxa"/>
-            <w:gridSpan w:val="2"/>
-            <w:tcBorders>
-              <w:tl2br w:val="nil"/>
-              <w:tr2bl w:val="nil"/>
-            </w:tcBorders>
-            <w:shd w:val="clear" w:color="auto" w:fill="auto"/>
-            <w:vAlign w:val="center"/>
-          </w:tcPr>
-          <w:p>
-            <w:pPr>
-              <w:keepNext w:val="0"/>
-              <w:keepLines w:val="0"/>
-              <w:widowControl/>
-              <w:suppressLineNumbers w:val="0"/>
-              <w:spacing w:before="0" w:beforeAutospacing="0" w:after="0" w:afterAutospacing="0"/>
-              <w:ind w:left="0" w:right="0"/>
-              <w:jc w:val="center"/>
-              <w:rPr>
-                <w:rFonts w:hint="default" w:ascii="Times New Roman" w:hAnsi="Times New Roman" w:eastAsia="宋体" w:cs="Times New Roman"/>
-                <w:kern w:val="2"/>
-                <w:sz w:val="21"/>
-                <w:szCs w:val="21"/>
-              </w:rPr>
-            </w:pPr>
-          </w:p>
-        </w:tc>
-        <w:tc>
-          <w:tcPr>
-            <w:tcW w:w="1464" w:type="dxa"/>
-            <w:tcBorders>
-              <w:tl2br w:val="nil"/>
-              <w:tr2bl w:val="nil"/>
-            </w:tcBorders>
-            <w:shd w:val="clear" w:color="auto" w:fill="auto"/>
-            <w:vAlign w:val="center"/>
-          </w:tcPr>
-          <w:p>
-            <w:pPr>
-              <w:keepNext w:val="0"/>
-              <w:keepLines w:val="0"/>
-              <w:widowControl/>
-              <w:suppressLineNumbers w:val="0"/>
-              <w:spacing w:before="0" w:beforeAutospacing="0" w:after="0" w:afterAutospacing="0"/>
-              <w:ind w:left="0" w:right="0"/>
-              <w:jc w:val="center"/>
-              <w:rPr>
-                <w:rFonts w:hint="default" w:ascii="Times New Roman" w:hAnsi="Times New Roman" w:eastAsia="宋体" w:cs="Times New Roman"/>
-                <w:kern w:val="2"/>
-                <w:sz w:val="21"/>
-                <w:szCs w:val="21"/>
-              </w:rPr>
-            </w:pPr>
-          </w:p>
-        </w:tc>
-      </w:tr>
-      <w:tr>
-        <w:tblPrEx>
-          <w:tblBorders>
-            <w:top w:val="single" w:color="auto" w:sz="12" w:space="0"/>
-            <w:left w:val="single" w:color="auto" w:sz="12" w:space="0"/>
-            <w:bottom w:val="single" w:color="auto" w:sz="12" w:space="0"/>
-            <w:right w:val="single" w:color="auto" w:sz="12" w:space="0"/>
-            <w:insideH w:val="single" w:color="auto" w:sz="4" w:space="0"/>
-            <w:insideV w:val="single" w:color="auto" w:sz="4" w:space="0"/>
-          </w:tblBorders>
-          <w:tblCellMar>
-            <w:top w:w="0" w:type="dxa"/>
-            <w:left w:w="108" w:type="dxa"/>
-            <w:bottom w:w="0" w:type="dxa"/>
-            <w:right w:w="108" w:type="dxa"/>
-          </w:tblCellMar>
-        </w:tblPrEx>
-        <w:trPr>
-          <w:trHeight w:val="462" w:hRule="atLeast"/>
-        </w:trPr>
-        <w:tc>
-          <w:tcPr>
-            <w:tcW w:w="993" w:type="dxa"/>
-            <w:tcBorders>
-              <w:tl2br w:val="nil"/>
-              <w:tr2bl w:val="nil"/>
-            </w:tcBorders>
-            <w:shd w:val="clear" w:color="auto" w:fill="auto"/>
-            <w:vAlign w:val="center"/>
-          </w:tcPr>
-          <w:p>
-            <w:pPr>
-              <w:keepNext w:val="0"/>
-              <w:keepLines w:val="0"/>
-              <w:widowControl/>
-              <w:suppressLineNumbers w:val="0"/>
-              <w:spacing w:before="0" w:beforeAutospacing="0" w:after="0" w:afterAutospacing="0"/>
-              <w:ind w:left="0" w:right="0"/>
-              <w:jc w:val="center"/>
-              <w:rPr>
-                <w:rFonts w:hint="default" w:ascii="Times New Roman" w:hAnsi="Times New Roman" w:eastAsia="宋体" w:cs="Times New Roman"/>
-                <w:kern w:val="2"/>
-                <w:sz w:val="21"/>
-                <w:szCs w:val="21"/>
-              </w:rPr>
-            </w:pPr>
-          </w:p>
-        </w:tc>
-        <w:tc>
-          <w:tcPr>
-            <w:tcW w:w="1925" w:type="dxa"/>
-            <w:tcBorders>
-              <w:tl2br w:val="nil"/>
-              <w:tr2bl w:val="nil"/>
-            </w:tcBorders>
-            <w:shd w:val="clear" w:color="auto" w:fill="auto"/>
-            <w:vAlign w:val="center"/>
-          </w:tcPr>
-          <w:p>
-            <w:pPr>
-              <w:keepNext w:val="0"/>
-              <w:keepLines w:val="0"/>
-              <w:widowControl/>
-              <w:suppressLineNumbers w:val="0"/>
-              <w:spacing w:before="0" w:beforeAutospacing="0" w:after="0" w:afterAutospacing="0"/>
-              <w:ind w:left="0" w:right="0"/>
-              <w:jc w:val="center"/>
-              <w:rPr>
-                <w:rFonts w:hint="eastAsia" w:ascii="宋体" w:hAnsi="宋体" w:eastAsia="宋体" w:cs="宋体"/>
-                <w:color w:val="000000" w:themeColor="text1"/>
-                <w:kern w:val="2"/>
-                <w:sz w:val="21"/>
-                <w:szCs w:val="21"/>
-                <w:lang w:val="en-US" w:eastAsia="zh-CN" w:bidi="ar"/>
-                <w14:textFill>
-                  <w14:solidFill>
-                    <w14:schemeClr w14:val="tx1"/>
-                  </w14:solidFill>
-                </w14:textFill>
-              </w:rPr>
-            </w:pPr>
-          </w:p>
-        </w:tc>
-        <w:tc>
-          <w:tcPr>
-            <w:tcW w:w="1667" w:type="dxa"/>
-            <w:tcBorders>
-              <w:tl2br w:val="nil"/>
-              <w:tr2bl w:val="nil"/>
-            </w:tcBorders>
-            <w:shd w:val="clear" w:color="auto" w:fill="auto"/>
-            <w:vAlign w:val="center"/>
-          </w:tcPr>
-          <w:p>
-            <w:pPr>
-              <w:keepNext w:val="0"/>
-              <w:keepLines w:val="0"/>
-              <w:widowControl/>
-              <w:suppressLineNumbers w:val="0"/>
-              <w:spacing w:before="0" w:beforeAutospacing="0" w:after="0" w:afterAutospacing="0"/>
-              <w:ind w:left="0" w:right="0"/>
+              <w:jc w:val="center"/>
               <w:rPr>
                 <w:rFonts w:hint="default" w:ascii="Times New Roman" w:hAnsi="Times New Roman" w:cs="Times New Roman"/>
                 <w:sz w:val="20"/>
@@ -4685,6 +1600,7 @@
               <w:suppressLineNumbers w:val="0"/>
               <w:spacing w:before="0" w:beforeAutospacing="0" w:after="0" w:afterAutospacing="0"/>
               <w:ind w:left="0" w:right="0"/>
+              <w:jc w:val="center"/>
               <w:rPr>
                 <w:rFonts w:hint="default" w:ascii="Times New Roman" w:hAnsi="Times New Roman" w:cs="Times New Roman"/>
                 <w:sz w:val="20"/>
@@ -4879,6 +1795,7 @@
               <w:suppressLineNumbers w:val="0"/>
               <w:spacing w:before="0" w:beforeAutospacing="0" w:after="0" w:afterAutospacing="0"/>
               <w:ind w:left="0" w:right="0"/>
+              <w:jc w:val="center"/>
               <w:rPr>
                 <w:rFonts w:hint="default" w:ascii="Times New Roman" w:hAnsi="Times New Roman" w:cs="Times New Roman"/>
                 <w:sz w:val="20"/>
@@ -5072,6 +1989,202 @@
               <w:suppressLineNumbers w:val="0"/>
               <w:spacing w:before="0" w:beforeAutospacing="0" w:after="0" w:afterAutospacing="0"/>
               <w:ind w:left="0" w:right="0"/>
+              <w:jc w:val="center"/>
+              <w:rPr>
+                <w:rFonts w:hint="default" w:ascii="Times New Roman" w:hAnsi="Times New Roman" w:cs="Times New Roman"/>
+                <w:sz w:val="20"/>
+                <w:szCs w:val="20"/>
+              </w:rPr>
+            </w:pPr>
+          </w:p>
+        </w:tc>
+        <w:tc>
+          <w:tcPr>
+            <w:tcW w:w="1812" w:type="dxa"/>
+            <w:tcBorders>
+              <w:tl2br w:val="nil"/>
+              <w:tr2bl w:val="nil"/>
+            </w:tcBorders>
+            <w:shd w:val="clear" w:color="auto" w:fill="auto"/>
+            <w:vAlign w:val="center"/>
+          </w:tcPr>
+          <w:p>
+            <w:pPr>
+              <w:keepNext w:val="0"/>
+              <w:keepLines w:val="0"/>
+              <w:widowControl/>
+              <w:suppressLineNumbers w:val="0"/>
+              <w:spacing w:before="0" w:beforeAutospacing="0" w:after="0" w:afterAutospacing="0"/>
+              <w:ind w:left="0" w:right="0"/>
+              <w:rPr>
+                <w:rFonts w:hint="default" w:ascii="Times New Roman" w:hAnsi="Times New Roman" w:cs="Times New Roman"/>
+                <w:sz w:val="20"/>
+                <w:szCs w:val="20"/>
+              </w:rPr>
+            </w:pPr>
+          </w:p>
+        </w:tc>
+        <w:tc>
+          <w:tcPr>
+            <w:tcW w:w="2028" w:type="dxa"/>
+            <w:gridSpan w:val="2"/>
+            <w:tcBorders>
+              <w:tl2br w:val="nil"/>
+              <w:tr2bl w:val="nil"/>
+            </w:tcBorders>
+            <w:shd w:val="clear" w:color="auto" w:fill="auto"/>
+            <w:vAlign w:val="center"/>
+          </w:tcPr>
+          <w:p>
+            <w:pPr>
+              <w:keepNext w:val="0"/>
+              <w:keepLines w:val="0"/>
+              <w:widowControl/>
+              <w:suppressLineNumbers w:val="0"/>
+              <w:spacing w:before="0" w:beforeAutospacing="0" w:after="0" w:afterAutospacing="0"/>
+              <w:ind w:left="0" w:right="0"/>
+              <w:jc w:val="center"/>
+              <w:rPr>
+                <w:rFonts w:hint="default" w:ascii="Times New Roman" w:hAnsi="Times New Roman" w:eastAsia="宋体" w:cs="Times New Roman"/>
+                <w:kern w:val="2"/>
+                <w:sz w:val="21"/>
+                <w:szCs w:val="21"/>
+              </w:rPr>
+            </w:pPr>
+          </w:p>
+        </w:tc>
+        <w:tc>
+          <w:tcPr>
+            <w:tcW w:w="1464" w:type="dxa"/>
+            <w:tcBorders>
+              <w:tl2br w:val="nil"/>
+              <w:tr2bl w:val="nil"/>
+            </w:tcBorders>
+            <w:shd w:val="clear" w:color="auto" w:fill="auto"/>
+            <w:vAlign w:val="center"/>
+          </w:tcPr>
+          <w:p>
+            <w:pPr>
+              <w:keepNext w:val="0"/>
+              <w:keepLines w:val="0"/>
+              <w:widowControl/>
+              <w:suppressLineNumbers w:val="0"/>
+              <w:spacing w:before="0" w:beforeAutospacing="0" w:after="0" w:afterAutospacing="0"/>
+              <w:ind w:left="0" w:right="0"/>
+              <w:jc w:val="center"/>
+              <w:rPr>
+                <w:rFonts w:hint="default" w:ascii="Times New Roman" w:hAnsi="Times New Roman" w:eastAsia="宋体" w:cs="Times New Roman"/>
+                <w:kern w:val="2"/>
+                <w:sz w:val="21"/>
+                <w:szCs w:val="21"/>
+              </w:rPr>
+            </w:pPr>
+          </w:p>
+        </w:tc>
+      </w:tr>
+      <w:tr>
+        <w:tblPrEx>
+          <w:tblBorders>
+            <w:top w:val="single" w:color="auto" w:sz="12" w:space="0"/>
+            <w:left w:val="single" w:color="auto" w:sz="12" w:space="0"/>
+            <w:bottom w:val="single" w:color="auto" w:sz="12" w:space="0"/>
+            <w:right w:val="single" w:color="auto" w:sz="12" w:space="0"/>
+            <w:insideH w:val="single" w:color="auto" w:sz="4" w:space="0"/>
+            <w:insideV w:val="single" w:color="auto" w:sz="4" w:space="0"/>
+          </w:tblBorders>
+          <w:shd w:val="clear" w:color="auto" w:fill="auto"/>
+          <w:tblCellMar>
+            <w:top w:w="0" w:type="dxa"/>
+            <w:left w:w="108" w:type="dxa"/>
+            <w:bottom w:w="0" w:type="dxa"/>
+            <w:right w:w="108" w:type="dxa"/>
+          </w:tblCellMar>
+        </w:tblPrEx>
+        <w:trPr>
+          <w:trHeight w:val="462" w:hRule="atLeast"/>
+        </w:trPr>
+        <w:tc>
+          <w:tcPr>
+            <w:tcW w:w="993" w:type="dxa"/>
+            <w:tcBorders>
+              <w:tl2br w:val="nil"/>
+              <w:tr2bl w:val="nil"/>
+            </w:tcBorders>
+            <w:shd w:val="clear" w:color="auto" w:fill="auto"/>
+            <w:vAlign w:val="center"/>
+          </w:tcPr>
+          <w:p>
+            <w:pPr>
+              <w:keepNext w:val="0"/>
+              <w:keepLines w:val="0"/>
+              <w:widowControl/>
+              <w:suppressLineNumbers w:val="0"/>
+              <w:spacing w:before="0" w:beforeAutospacing="0" w:after="0" w:afterAutospacing="0"/>
+              <w:ind w:left="0" w:right="0"/>
+              <w:jc w:val="center"/>
+              <w:rPr>
+                <w:rFonts w:hint="default" w:ascii="Times New Roman" w:hAnsi="Times New Roman" w:eastAsia="宋体" w:cs="Times New Roman"/>
+                <w:kern w:val="2"/>
+                <w:sz w:val="21"/>
+                <w:szCs w:val="21"/>
+              </w:rPr>
+            </w:pPr>
+          </w:p>
+        </w:tc>
+        <w:tc>
+          <w:tcPr>
+            <w:tcW w:w="1925" w:type="dxa"/>
+            <w:tcBorders>
+              <w:tl2br w:val="nil"/>
+              <w:tr2bl w:val="nil"/>
+            </w:tcBorders>
+            <w:shd w:val="clear" w:color="auto" w:fill="auto"/>
+            <w:vAlign w:val="center"/>
+          </w:tcPr>
+          <w:p>
+            <w:pPr>
+              <w:keepNext w:val="0"/>
+              <w:keepLines w:val="0"/>
+              <w:widowControl/>
+              <w:suppressLineNumbers w:val="0"/>
+              <w:spacing w:before="0" w:beforeAutospacing="0" w:after="0" w:afterAutospacing="0"/>
+              <w:ind w:left="0" w:right="0"/>
+              <w:jc w:val="center"/>
+              <w:rPr>
+                <w:rFonts w:hint="eastAsia" w:ascii="宋体" w:hAnsi="宋体" w:eastAsia="宋体" w:cs="宋体"/>
+                <w:color w:val="000000" w:themeColor="text1"/>
+                <w:kern w:val="2"/>
+                <w:sz w:val="21"/>
+                <w:szCs w:val="21"/>
+                <w:lang w:val="en-US" w:eastAsia="zh-CN" w:bidi="ar"/>
+                <w14:textFill>
+                  <w14:solidFill>
+                    <w14:schemeClr w14:val="tx1"/>
+                  </w14:solidFill>
+                </w14:textFill>
+              </w:rPr>
+            </w:pPr>
+          </w:p>
+        </w:tc>
+        <w:tc>
+          <w:tcPr>
+            <w:tcW w:w="1667" w:type="dxa"/>
+            <w:tcBorders>
+              <w:tl2br w:val="nil"/>
+              <w:tr2bl w:val="nil"/>
+            </w:tcBorders>
+            <w:shd w:val="clear" w:color="auto" w:fill="auto"/>
+            <w:vAlign w:val="center"/>
+          </w:tcPr>
+          <w:p>
+            <w:pPr>
+              <w:keepNext w:val="0"/>
+              <w:keepLines w:val="0"/>
+              <w:widowControl/>
+              <w:suppressLineNumbers w:val="0"/>
+              <w:spacing w:before="0" w:beforeAutospacing="0" w:after="0" w:afterAutospacing="0"/>
+              <w:ind w:left="0" w:right="0"/>
+              <w:jc w:val="center"/>
               <w:rPr>
                 <w:rFonts w:hint="default" w:ascii="Times New Roman" w:hAnsi="Times New Roman" w:cs="Times New Roman"/>
                 <w:sz w:val="20"/>
@@ -5265,6 +2378,202 @@
               <w:suppressLineNumbers w:val="0"/>
               <w:spacing w:before="0" w:beforeAutospacing="0" w:after="0" w:afterAutospacing="0"/>
               <w:ind w:left="0" w:right="0"/>
+              <w:jc w:val="center"/>
+              <w:rPr>
+                <w:rFonts w:hint="default" w:ascii="Times New Roman" w:hAnsi="Times New Roman" w:cs="Times New Roman"/>
+                <w:sz w:val="20"/>
+                <w:szCs w:val="20"/>
+              </w:rPr>
+            </w:pPr>
+          </w:p>
+        </w:tc>
+        <w:tc>
+          <w:tcPr>
+            <w:tcW w:w="1812" w:type="dxa"/>
+            <w:tcBorders>
+              <w:tl2br w:val="nil"/>
+              <w:tr2bl w:val="nil"/>
+            </w:tcBorders>
+            <w:shd w:val="clear" w:color="auto" w:fill="auto"/>
+            <w:vAlign w:val="center"/>
+          </w:tcPr>
+          <w:p>
+            <w:pPr>
+              <w:keepNext w:val="0"/>
+              <w:keepLines w:val="0"/>
+              <w:widowControl/>
+              <w:suppressLineNumbers w:val="0"/>
+              <w:spacing w:before="0" w:beforeAutospacing="0" w:after="0" w:afterAutospacing="0"/>
+              <w:ind w:left="0" w:right="0"/>
+              <w:rPr>
+                <w:rFonts w:hint="default" w:ascii="Times New Roman" w:hAnsi="Times New Roman" w:cs="Times New Roman"/>
+                <w:sz w:val="20"/>
+                <w:szCs w:val="20"/>
+              </w:rPr>
+            </w:pPr>
+          </w:p>
+        </w:tc>
+        <w:tc>
+          <w:tcPr>
+            <w:tcW w:w="2028" w:type="dxa"/>
+            <w:gridSpan w:val="2"/>
+            <w:tcBorders>
+              <w:tl2br w:val="nil"/>
+              <w:tr2bl w:val="nil"/>
+            </w:tcBorders>
+            <w:shd w:val="clear" w:color="auto" w:fill="auto"/>
+            <w:vAlign w:val="center"/>
+          </w:tcPr>
+          <w:p>
+            <w:pPr>
+              <w:keepNext w:val="0"/>
+              <w:keepLines w:val="0"/>
+              <w:widowControl/>
+              <w:suppressLineNumbers w:val="0"/>
+              <w:spacing w:before="0" w:beforeAutospacing="0" w:after="0" w:afterAutospacing="0"/>
+              <w:ind w:left="0" w:right="0"/>
+              <w:jc w:val="center"/>
+              <w:rPr>
+                <w:rFonts w:hint="default" w:ascii="Times New Roman" w:hAnsi="Times New Roman" w:eastAsia="宋体" w:cs="Times New Roman"/>
+                <w:kern w:val="2"/>
+                <w:sz w:val="21"/>
+                <w:szCs w:val="21"/>
+              </w:rPr>
+            </w:pPr>
+          </w:p>
+        </w:tc>
+        <w:tc>
+          <w:tcPr>
+            <w:tcW w:w="1464" w:type="dxa"/>
+            <w:tcBorders>
+              <w:tl2br w:val="nil"/>
+              <w:tr2bl w:val="nil"/>
+            </w:tcBorders>
+            <w:shd w:val="clear" w:color="auto" w:fill="auto"/>
+            <w:vAlign w:val="center"/>
+          </w:tcPr>
+          <w:p>
+            <w:pPr>
+              <w:keepNext w:val="0"/>
+              <w:keepLines w:val="0"/>
+              <w:widowControl/>
+              <w:suppressLineNumbers w:val="0"/>
+              <w:spacing w:before="0" w:beforeAutospacing="0" w:after="0" w:afterAutospacing="0"/>
+              <w:ind w:left="0" w:right="0"/>
+              <w:jc w:val="center"/>
+              <w:rPr>
+                <w:rFonts w:hint="default" w:ascii="Times New Roman" w:hAnsi="Times New Roman" w:eastAsia="宋体" w:cs="Times New Roman"/>
+                <w:kern w:val="2"/>
+                <w:sz w:val="21"/>
+                <w:szCs w:val="21"/>
+              </w:rPr>
+            </w:pPr>
+          </w:p>
+        </w:tc>
+      </w:tr>
+      <w:tr>
+        <w:tblPrEx>
+          <w:tblBorders>
+            <w:top w:val="single" w:color="auto" w:sz="12" w:space="0"/>
+            <w:left w:val="single" w:color="auto" w:sz="12" w:space="0"/>
+            <w:bottom w:val="single" w:color="auto" w:sz="12" w:space="0"/>
+            <w:right w:val="single" w:color="auto" w:sz="12" w:space="0"/>
+            <w:insideH w:val="single" w:color="auto" w:sz="4" w:space="0"/>
+            <w:insideV w:val="single" w:color="auto" w:sz="4" w:space="0"/>
+          </w:tblBorders>
+          <w:shd w:val="clear" w:color="auto" w:fill="auto"/>
+          <w:tblCellMar>
+            <w:top w:w="0" w:type="dxa"/>
+            <w:left w:w="108" w:type="dxa"/>
+            <w:bottom w:w="0" w:type="dxa"/>
+            <w:right w:w="108" w:type="dxa"/>
+          </w:tblCellMar>
+        </w:tblPrEx>
+        <w:trPr>
+          <w:trHeight w:val="462" w:hRule="atLeast"/>
+        </w:trPr>
+        <w:tc>
+          <w:tcPr>
+            <w:tcW w:w="993" w:type="dxa"/>
+            <w:tcBorders>
+              <w:tl2br w:val="nil"/>
+              <w:tr2bl w:val="nil"/>
+            </w:tcBorders>
+            <w:shd w:val="clear" w:color="auto" w:fill="auto"/>
+            <w:vAlign w:val="center"/>
+          </w:tcPr>
+          <w:p>
+            <w:pPr>
+              <w:keepNext w:val="0"/>
+              <w:keepLines w:val="0"/>
+              <w:widowControl/>
+              <w:suppressLineNumbers w:val="0"/>
+              <w:spacing w:before="0" w:beforeAutospacing="0" w:after="0" w:afterAutospacing="0"/>
+              <w:ind w:left="0" w:right="0"/>
+              <w:jc w:val="center"/>
+              <w:rPr>
+                <w:rFonts w:hint="default" w:ascii="Times New Roman" w:hAnsi="Times New Roman" w:eastAsia="宋体" w:cs="Times New Roman"/>
+                <w:kern w:val="2"/>
+                <w:sz w:val="21"/>
+                <w:szCs w:val="21"/>
+              </w:rPr>
+            </w:pPr>
+          </w:p>
+        </w:tc>
+        <w:tc>
+          <w:tcPr>
+            <w:tcW w:w="1925" w:type="dxa"/>
+            <w:tcBorders>
+              <w:tl2br w:val="nil"/>
+              <w:tr2bl w:val="nil"/>
+            </w:tcBorders>
+            <w:shd w:val="clear" w:color="auto" w:fill="auto"/>
+            <w:vAlign w:val="center"/>
+          </w:tcPr>
+          <w:p>
+            <w:pPr>
+              <w:keepNext w:val="0"/>
+              <w:keepLines w:val="0"/>
+              <w:widowControl/>
+              <w:suppressLineNumbers w:val="0"/>
+              <w:spacing w:before="0" w:beforeAutospacing="0" w:after="0" w:afterAutospacing="0"/>
+              <w:ind w:left="0" w:right="0"/>
+              <w:jc w:val="center"/>
+              <w:rPr>
+                <w:rFonts w:hint="eastAsia" w:ascii="宋体" w:hAnsi="宋体" w:eastAsia="宋体" w:cs="宋体"/>
+                <w:color w:val="000000" w:themeColor="text1"/>
+                <w:kern w:val="2"/>
+                <w:sz w:val="21"/>
+                <w:szCs w:val="21"/>
+                <w:lang w:val="en-US" w:eastAsia="zh-CN" w:bidi="ar"/>
+                <w14:textFill>
+                  <w14:solidFill>
+                    <w14:schemeClr w14:val="tx1"/>
+                  </w14:solidFill>
+                </w14:textFill>
+              </w:rPr>
+            </w:pPr>
+          </w:p>
+        </w:tc>
+        <w:tc>
+          <w:tcPr>
+            <w:tcW w:w="1667" w:type="dxa"/>
+            <w:tcBorders>
+              <w:tl2br w:val="nil"/>
+              <w:tr2bl w:val="nil"/>
+            </w:tcBorders>
+            <w:shd w:val="clear" w:color="auto" w:fill="auto"/>
+            <w:vAlign w:val="center"/>
+          </w:tcPr>
+          <w:p>
+            <w:pPr>
+              <w:keepNext w:val="0"/>
+              <w:keepLines w:val="0"/>
+              <w:widowControl/>
+              <w:suppressLineNumbers w:val="0"/>
+              <w:spacing w:before="0" w:beforeAutospacing="0" w:after="0" w:afterAutospacing="0"/>
+              <w:ind w:left="0" w:right="0"/>
+              <w:jc w:val="center"/>
               <w:rPr>
                 <w:rFonts w:hint="default" w:ascii="Times New Roman" w:hAnsi="Times New Roman" w:cs="Times New Roman"/>
                 <w:sz w:val="20"/>
@@ -5458,6 +2767,7 @@
               <w:suppressLineNumbers w:val="0"/>
               <w:spacing w:before="0" w:beforeAutospacing="0" w:after="0" w:afterAutospacing="0"/>
               <w:ind w:left="0" w:right="0"/>
+              <w:jc w:val="center"/>
               <w:rPr>
                 <w:rFonts w:hint="default" w:ascii="Times New Roman" w:hAnsi="Times New Roman" w:cs="Times New Roman"/>
                 <w:sz w:val="20"/>
@@ -5651,6 +2961,2730 @@
               <w:suppressLineNumbers w:val="0"/>
               <w:spacing w:before="0" w:beforeAutospacing="0" w:after="0" w:afterAutospacing="0"/>
               <w:ind w:left="0" w:right="0"/>
+              <w:jc w:val="center"/>
+              <w:rPr>
+                <w:rFonts w:hint="default" w:ascii="Times New Roman" w:hAnsi="Times New Roman" w:cs="Times New Roman"/>
+                <w:sz w:val="20"/>
+                <w:szCs w:val="20"/>
+              </w:rPr>
+            </w:pPr>
+          </w:p>
+        </w:tc>
+        <w:tc>
+          <w:tcPr>
+            <w:tcW w:w="1812" w:type="dxa"/>
+            <w:tcBorders>
+              <w:tl2br w:val="nil"/>
+              <w:tr2bl w:val="nil"/>
+            </w:tcBorders>
+            <w:shd w:val="clear" w:color="auto" w:fill="auto"/>
+            <w:vAlign w:val="center"/>
+          </w:tcPr>
+          <w:p>
+            <w:pPr>
+              <w:keepNext w:val="0"/>
+              <w:keepLines w:val="0"/>
+              <w:widowControl/>
+              <w:suppressLineNumbers w:val="0"/>
+              <w:spacing w:before="0" w:beforeAutospacing="0" w:after="0" w:afterAutospacing="0"/>
+              <w:ind w:left="0" w:right="0"/>
+              <w:rPr>
+                <w:rFonts w:hint="default" w:ascii="Times New Roman" w:hAnsi="Times New Roman" w:cs="Times New Roman"/>
+                <w:sz w:val="20"/>
+                <w:szCs w:val="20"/>
+              </w:rPr>
+            </w:pPr>
+          </w:p>
+        </w:tc>
+        <w:tc>
+          <w:tcPr>
+            <w:tcW w:w="2028" w:type="dxa"/>
+            <w:gridSpan w:val="2"/>
+            <w:tcBorders>
+              <w:tl2br w:val="nil"/>
+              <w:tr2bl w:val="nil"/>
+            </w:tcBorders>
+            <w:shd w:val="clear" w:color="auto" w:fill="auto"/>
+            <w:vAlign w:val="center"/>
+          </w:tcPr>
+          <w:p>
+            <w:pPr>
+              <w:keepNext w:val="0"/>
+              <w:keepLines w:val="0"/>
+              <w:widowControl/>
+              <w:suppressLineNumbers w:val="0"/>
+              <w:spacing w:before="0" w:beforeAutospacing="0" w:after="0" w:afterAutospacing="0"/>
+              <w:ind w:left="0" w:right="0"/>
+              <w:jc w:val="center"/>
+              <w:rPr>
+                <w:rFonts w:hint="default" w:ascii="Times New Roman" w:hAnsi="Times New Roman" w:eastAsia="宋体" w:cs="Times New Roman"/>
+                <w:kern w:val="2"/>
+                <w:sz w:val="21"/>
+                <w:szCs w:val="21"/>
+              </w:rPr>
+            </w:pPr>
+          </w:p>
+        </w:tc>
+        <w:tc>
+          <w:tcPr>
+            <w:tcW w:w="1464" w:type="dxa"/>
+            <w:tcBorders>
+              <w:tl2br w:val="nil"/>
+              <w:tr2bl w:val="nil"/>
+            </w:tcBorders>
+            <w:shd w:val="clear" w:color="auto" w:fill="auto"/>
+            <w:vAlign w:val="center"/>
+          </w:tcPr>
+          <w:p>
+            <w:pPr>
+              <w:keepNext w:val="0"/>
+              <w:keepLines w:val="0"/>
+              <w:widowControl/>
+              <w:suppressLineNumbers w:val="0"/>
+              <w:spacing w:before="0" w:beforeAutospacing="0" w:after="0" w:afterAutospacing="0"/>
+              <w:ind w:left="0" w:right="0"/>
+              <w:jc w:val="center"/>
+              <w:rPr>
+                <w:rFonts w:hint="default" w:ascii="Times New Roman" w:hAnsi="Times New Roman" w:eastAsia="宋体" w:cs="Times New Roman"/>
+                <w:kern w:val="2"/>
+                <w:sz w:val="21"/>
+                <w:szCs w:val="21"/>
+              </w:rPr>
+            </w:pPr>
+          </w:p>
+        </w:tc>
+      </w:tr>
+      <w:tr>
+        <w:tblPrEx>
+          <w:tblBorders>
+            <w:top w:val="single" w:color="auto" w:sz="12" w:space="0"/>
+            <w:left w:val="single" w:color="auto" w:sz="12" w:space="0"/>
+            <w:bottom w:val="single" w:color="auto" w:sz="12" w:space="0"/>
+            <w:right w:val="single" w:color="auto" w:sz="12" w:space="0"/>
+            <w:insideH w:val="single" w:color="auto" w:sz="4" w:space="0"/>
+            <w:insideV w:val="single" w:color="auto" w:sz="4" w:space="0"/>
+          </w:tblBorders>
+          <w:shd w:val="clear" w:color="auto" w:fill="auto"/>
+          <w:tblCellMar>
+            <w:top w:w="0" w:type="dxa"/>
+            <w:left w:w="108" w:type="dxa"/>
+            <w:bottom w:w="0" w:type="dxa"/>
+            <w:right w:w="108" w:type="dxa"/>
+          </w:tblCellMar>
+        </w:tblPrEx>
+        <w:trPr>
+          <w:trHeight w:val="462" w:hRule="atLeast"/>
+        </w:trPr>
+        <w:tc>
+          <w:tcPr>
+            <w:tcW w:w="993" w:type="dxa"/>
+            <w:tcBorders>
+              <w:tl2br w:val="nil"/>
+              <w:tr2bl w:val="nil"/>
+            </w:tcBorders>
+            <w:shd w:val="clear" w:color="auto" w:fill="auto"/>
+            <w:vAlign w:val="center"/>
+          </w:tcPr>
+          <w:p>
+            <w:pPr>
+              <w:keepNext w:val="0"/>
+              <w:keepLines w:val="0"/>
+              <w:widowControl/>
+              <w:suppressLineNumbers w:val="0"/>
+              <w:spacing w:before="0" w:beforeAutospacing="0" w:after="0" w:afterAutospacing="0"/>
+              <w:ind w:left="0" w:right="0"/>
+              <w:jc w:val="center"/>
+              <w:rPr>
+                <w:rFonts w:hint="default" w:ascii="Times New Roman" w:hAnsi="Times New Roman" w:eastAsia="宋体" w:cs="Times New Roman"/>
+                <w:kern w:val="2"/>
+                <w:sz w:val="21"/>
+                <w:szCs w:val="21"/>
+              </w:rPr>
+            </w:pPr>
+          </w:p>
+        </w:tc>
+        <w:tc>
+          <w:tcPr>
+            <w:tcW w:w="1925" w:type="dxa"/>
+            <w:tcBorders>
+              <w:tl2br w:val="nil"/>
+              <w:tr2bl w:val="nil"/>
+            </w:tcBorders>
+            <w:shd w:val="clear" w:color="auto" w:fill="auto"/>
+            <w:vAlign w:val="center"/>
+          </w:tcPr>
+          <w:p>
+            <w:pPr>
+              <w:keepNext w:val="0"/>
+              <w:keepLines w:val="0"/>
+              <w:widowControl/>
+              <w:suppressLineNumbers w:val="0"/>
+              <w:spacing w:before="0" w:beforeAutospacing="0" w:after="0" w:afterAutospacing="0"/>
+              <w:ind w:left="0" w:right="0"/>
+              <w:jc w:val="center"/>
+              <w:rPr>
+                <w:rFonts w:hint="eastAsia" w:ascii="宋体" w:hAnsi="宋体" w:eastAsia="宋体" w:cs="宋体"/>
+                <w:color w:val="000000" w:themeColor="text1"/>
+                <w:kern w:val="2"/>
+                <w:sz w:val="21"/>
+                <w:szCs w:val="21"/>
+                <w:lang w:val="en-US" w:eastAsia="zh-CN" w:bidi="ar"/>
+                <w14:textFill>
+                  <w14:solidFill>
+                    <w14:schemeClr w14:val="tx1"/>
+                  </w14:solidFill>
+                </w14:textFill>
+              </w:rPr>
+            </w:pPr>
+          </w:p>
+        </w:tc>
+        <w:tc>
+          <w:tcPr>
+            <w:tcW w:w="1667" w:type="dxa"/>
+            <w:tcBorders>
+              <w:tl2br w:val="nil"/>
+              <w:tr2bl w:val="nil"/>
+            </w:tcBorders>
+            <w:shd w:val="clear" w:color="auto" w:fill="auto"/>
+            <w:vAlign w:val="center"/>
+          </w:tcPr>
+          <w:p>
+            <w:pPr>
+              <w:keepNext w:val="0"/>
+              <w:keepLines w:val="0"/>
+              <w:widowControl/>
+              <w:suppressLineNumbers w:val="0"/>
+              <w:spacing w:before="0" w:beforeAutospacing="0" w:after="0" w:afterAutospacing="0"/>
+              <w:ind w:left="0" w:right="0"/>
+              <w:jc w:val="center"/>
+              <w:rPr>
+                <w:rFonts w:hint="default" w:ascii="Times New Roman" w:hAnsi="Times New Roman" w:cs="Times New Roman"/>
+                <w:sz w:val="20"/>
+                <w:szCs w:val="20"/>
+              </w:rPr>
+            </w:pPr>
+          </w:p>
+        </w:tc>
+        <w:tc>
+          <w:tcPr>
+            <w:tcW w:w="1812" w:type="dxa"/>
+            <w:tcBorders>
+              <w:tl2br w:val="nil"/>
+              <w:tr2bl w:val="nil"/>
+            </w:tcBorders>
+            <w:shd w:val="clear" w:color="auto" w:fill="auto"/>
+            <w:vAlign w:val="center"/>
+          </w:tcPr>
+          <w:p>
+            <w:pPr>
+              <w:keepNext w:val="0"/>
+              <w:keepLines w:val="0"/>
+              <w:widowControl/>
+              <w:suppressLineNumbers w:val="0"/>
+              <w:spacing w:before="0" w:beforeAutospacing="0" w:after="0" w:afterAutospacing="0"/>
+              <w:ind w:left="0" w:right="0"/>
+              <w:rPr>
+                <w:rFonts w:hint="default" w:ascii="Times New Roman" w:hAnsi="Times New Roman" w:cs="Times New Roman"/>
+                <w:sz w:val="20"/>
+                <w:szCs w:val="20"/>
+              </w:rPr>
+            </w:pPr>
+          </w:p>
+        </w:tc>
+        <w:tc>
+          <w:tcPr>
+            <w:tcW w:w="2028" w:type="dxa"/>
+            <w:gridSpan w:val="2"/>
+            <w:tcBorders>
+              <w:tl2br w:val="nil"/>
+              <w:tr2bl w:val="nil"/>
+            </w:tcBorders>
+            <w:shd w:val="clear" w:color="auto" w:fill="auto"/>
+            <w:vAlign w:val="center"/>
+          </w:tcPr>
+          <w:p>
+            <w:pPr>
+              <w:keepNext w:val="0"/>
+              <w:keepLines w:val="0"/>
+              <w:widowControl/>
+              <w:suppressLineNumbers w:val="0"/>
+              <w:spacing w:before="0" w:beforeAutospacing="0" w:after="0" w:afterAutospacing="0"/>
+              <w:ind w:left="0" w:right="0"/>
+              <w:jc w:val="center"/>
+              <w:rPr>
+                <w:rFonts w:hint="default" w:ascii="Times New Roman" w:hAnsi="Times New Roman" w:eastAsia="宋体" w:cs="Times New Roman"/>
+                <w:kern w:val="2"/>
+                <w:sz w:val="21"/>
+                <w:szCs w:val="21"/>
+              </w:rPr>
+            </w:pPr>
+          </w:p>
+        </w:tc>
+        <w:tc>
+          <w:tcPr>
+            <w:tcW w:w="1464" w:type="dxa"/>
+            <w:tcBorders>
+              <w:tl2br w:val="nil"/>
+              <w:tr2bl w:val="nil"/>
+            </w:tcBorders>
+            <w:shd w:val="clear" w:color="auto" w:fill="auto"/>
+            <w:vAlign w:val="center"/>
+          </w:tcPr>
+          <w:p>
+            <w:pPr>
+              <w:keepNext w:val="0"/>
+              <w:keepLines w:val="0"/>
+              <w:widowControl/>
+              <w:suppressLineNumbers w:val="0"/>
+              <w:spacing w:before="0" w:beforeAutospacing="0" w:after="0" w:afterAutospacing="0"/>
+              <w:ind w:left="0" w:right="0"/>
+              <w:jc w:val="center"/>
+              <w:rPr>
+                <w:rFonts w:hint="default" w:ascii="Times New Roman" w:hAnsi="Times New Roman" w:eastAsia="宋体" w:cs="Times New Roman"/>
+                <w:kern w:val="2"/>
+                <w:sz w:val="21"/>
+                <w:szCs w:val="21"/>
+              </w:rPr>
+            </w:pPr>
+          </w:p>
+        </w:tc>
+      </w:tr>
+      <w:tr>
+        <w:tblPrEx>
+          <w:tblBorders>
+            <w:top w:val="single" w:color="auto" w:sz="12" w:space="0"/>
+            <w:left w:val="single" w:color="auto" w:sz="12" w:space="0"/>
+            <w:bottom w:val="single" w:color="auto" w:sz="12" w:space="0"/>
+            <w:right w:val="single" w:color="auto" w:sz="12" w:space="0"/>
+            <w:insideH w:val="single" w:color="auto" w:sz="4" w:space="0"/>
+            <w:insideV w:val="single" w:color="auto" w:sz="4" w:space="0"/>
+          </w:tblBorders>
+          <w:tblCellMar>
+            <w:top w:w="0" w:type="dxa"/>
+            <w:left w:w="108" w:type="dxa"/>
+            <w:bottom w:w="0" w:type="dxa"/>
+            <w:right w:w="108" w:type="dxa"/>
+          </w:tblCellMar>
+        </w:tblPrEx>
+        <w:trPr>
+          <w:trHeight w:val="462" w:hRule="atLeast"/>
+        </w:trPr>
+        <w:tc>
+          <w:tcPr>
+            <w:tcW w:w="993" w:type="dxa"/>
+            <w:tcBorders>
+              <w:tl2br w:val="nil"/>
+              <w:tr2bl w:val="nil"/>
+            </w:tcBorders>
+            <w:shd w:val="clear" w:color="auto" w:fill="auto"/>
+            <w:vAlign w:val="center"/>
+          </w:tcPr>
+          <w:p>
+            <w:pPr>
+              <w:keepNext w:val="0"/>
+              <w:keepLines w:val="0"/>
+              <w:widowControl/>
+              <w:suppressLineNumbers w:val="0"/>
+              <w:spacing w:before="0" w:beforeAutospacing="0" w:after="0" w:afterAutospacing="0"/>
+              <w:ind w:left="0" w:right="0"/>
+              <w:jc w:val="center"/>
+              <w:rPr>
+                <w:rFonts w:hint="default" w:ascii="Times New Roman" w:hAnsi="Times New Roman" w:eastAsia="宋体" w:cs="Times New Roman"/>
+                <w:kern w:val="2"/>
+                <w:sz w:val="21"/>
+                <w:szCs w:val="21"/>
+              </w:rPr>
+            </w:pPr>
+          </w:p>
+        </w:tc>
+        <w:tc>
+          <w:tcPr>
+            <w:tcW w:w="1925" w:type="dxa"/>
+            <w:tcBorders>
+              <w:tl2br w:val="nil"/>
+              <w:tr2bl w:val="nil"/>
+            </w:tcBorders>
+            <w:shd w:val="clear" w:color="auto" w:fill="auto"/>
+            <w:vAlign w:val="center"/>
+          </w:tcPr>
+          <w:p>
+            <w:pPr>
+              <w:keepNext w:val="0"/>
+              <w:keepLines w:val="0"/>
+              <w:widowControl/>
+              <w:suppressLineNumbers w:val="0"/>
+              <w:spacing w:before="0" w:beforeAutospacing="0" w:after="0" w:afterAutospacing="0"/>
+              <w:ind w:left="0" w:right="0"/>
+              <w:jc w:val="center"/>
+              <w:rPr>
+                <w:rFonts w:hint="eastAsia" w:ascii="宋体" w:hAnsi="宋体" w:eastAsia="宋体" w:cs="宋体"/>
+                <w:color w:val="000000" w:themeColor="text1"/>
+                <w:kern w:val="2"/>
+                <w:sz w:val="21"/>
+                <w:szCs w:val="21"/>
+                <w:lang w:val="en-US" w:eastAsia="zh-CN" w:bidi="ar"/>
+                <w14:textFill>
+                  <w14:solidFill>
+                    <w14:schemeClr w14:val="tx1"/>
+                  </w14:solidFill>
+                </w14:textFill>
+              </w:rPr>
+            </w:pPr>
+          </w:p>
+        </w:tc>
+        <w:tc>
+          <w:tcPr>
+            <w:tcW w:w="1667" w:type="dxa"/>
+            <w:tcBorders>
+              <w:tl2br w:val="nil"/>
+              <w:tr2bl w:val="nil"/>
+            </w:tcBorders>
+            <w:shd w:val="clear" w:color="auto" w:fill="auto"/>
+            <w:vAlign w:val="center"/>
+          </w:tcPr>
+          <w:p>
+            <w:pPr>
+              <w:keepNext w:val="0"/>
+              <w:keepLines w:val="0"/>
+              <w:widowControl/>
+              <w:suppressLineNumbers w:val="0"/>
+              <w:spacing w:before="0" w:beforeAutospacing="0" w:after="0" w:afterAutospacing="0"/>
+              <w:ind w:left="0" w:right="0"/>
+              <w:jc w:val="center"/>
+              <w:rPr>
+                <w:rFonts w:hint="default" w:ascii="Times New Roman" w:hAnsi="Times New Roman" w:cs="Times New Roman"/>
+                <w:sz w:val="20"/>
+                <w:szCs w:val="20"/>
+              </w:rPr>
+            </w:pPr>
+          </w:p>
+        </w:tc>
+        <w:tc>
+          <w:tcPr>
+            <w:tcW w:w="1812" w:type="dxa"/>
+            <w:tcBorders>
+              <w:tl2br w:val="nil"/>
+              <w:tr2bl w:val="nil"/>
+            </w:tcBorders>
+            <w:shd w:val="clear" w:color="auto" w:fill="auto"/>
+            <w:vAlign w:val="center"/>
+          </w:tcPr>
+          <w:p>
+            <w:pPr>
+              <w:keepNext w:val="0"/>
+              <w:keepLines w:val="0"/>
+              <w:widowControl/>
+              <w:suppressLineNumbers w:val="0"/>
+              <w:spacing w:before="0" w:beforeAutospacing="0" w:after="0" w:afterAutospacing="0"/>
+              <w:ind w:left="0" w:right="0"/>
+              <w:rPr>
+                <w:rFonts w:hint="default" w:ascii="Times New Roman" w:hAnsi="Times New Roman" w:cs="Times New Roman"/>
+                <w:sz w:val="20"/>
+                <w:szCs w:val="20"/>
+              </w:rPr>
+            </w:pPr>
+          </w:p>
+        </w:tc>
+        <w:tc>
+          <w:tcPr>
+            <w:tcW w:w="2028" w:type="dxa"/>
+            <w:gridSpan w:val="2"/>
+            <w:tcBorders>
+              <w:tl2br w:val="nil"/>
+              <w:tr2bl w:val="nil"/>
+            </w:tcBorders>
+            <w:shd w:val="clear" w:color="auto" w:fill="auto"/>
+            <w:vAlign w:val="center"/>
+          </w:tcPr>
+          <w:p>
+            <w:pPr>
+              <w:keepNext w:val="0"/>
+              <w:keepLines w:val="0"/>
+              <w:widowControl/>
+              <w:suppressLineNumbers w:val="0"/>
+              <w:spacing w:before="0" w:beforeAutospacing="0" w:after="0" w:afterAutospacing="0"/>
+              <w:ind w:left="0" w:right="0"/>
+              <w:jc w:val="center"/>
+              <w:rPr>
+                <w:rFonts w:hint="default" w:ascii="Times New Roman" w:hAnsi="Times New Roman" w:eastAsia="宋体" w:cs="Times New Roman"/>
+                <w:kern w:val="2"/>
+                <w:sz w:val="21"/>
+                <w:szCs w:val="21"/>
+              </w:rPr>
+            </w:pPr>
+          </w:p>
+        </w:tc>
+        <w:tc>
+          <w:tcPr>
+            <w:tcW w:w="1464" w:type="dxa"/>
+            <w:tcBorders>
+              <w:tl2br w:val="nil"/>
+              <w:tr2bl w:val="nil"/>
+            </w:tcBorders>
+            <w:shd w:val="clear" w:color="auto" w:fill="auto"/>
+            <w:vAlign w:val="center"/>
+          </w:tcPr>
+          <w:p>
+            <w:pPr>
+              <w:keepNext w:val="0"/>
+              <w:keepLines w:val="0"/>
+              <w:widowControl/>
+              <w:suppressLineNumbers w:val="0"/>
+              <w:spacing w:before="0" w:beforeAutospacing="0" w:after="0" w:afterAutospacing="0"/>
+              <w:ind w:left="0" w:right="0"/>
+              <w:jc w:val="center"/>
+              <w:rPr>
+                <w:rFonts w:hint="default" w:ascii="Times New Roman" w:hAnsi="Times New Roman" w:eastAsia="宋体" w:cs="Times New Roman"/>
+                <w:kern w:val="2"/>
+                <w:sz w:val="21"/>
+                <w:szCs w:val="21"/>
+              </w:rPr>
+            </w:pPr>
+          </w:p>
+        </w:tc>
+      </w:tr>
+      <w:tr>
+        <w:tblPrEx>
+          <w:tblBorders>
+            <w:top w:val="single" w:color="auto" w:sz="12" w:space="0"/>
+            <w:left w:val="single" w:color="auto" w:sz="12" w:space="0"/>
+            <w:bottom w:val="single" w:color="auto" w:sz="12" w:space="0"/>
+            <w:right w:val="single" w:color="auto" w:sz="12" w:space="0"/>
+            <w:insideH w:val="single" w:color="auto" w:sz="4" w:space="0"/>
+            <w:insideV w:val="single" w:color="auto" w:sz="4" w:space="0"/>
+          </w:tblBorders>
+          <w:shd w:val="clear" w:color="auto" w:fill="auto"/>
+          <w:tblCellMar>
+            <w:top w:w="0" w:type="dxa"/>
+            <w:left w:w="108" w:type="dxa"/>
+            <w:bottom w:w="0" w:type="dxa"/>
+            <w:right w:w="108" w:type="dxa"/>
+          </w:tblCellMar>
+        </w:tblPrEx>
+        <w:trPr>
+          <w:trHeight w:val="462" w:hRule="atLeast"/>
+        </w:trPr>
+        <w:tc>
+          <w:tcPr>
+            <w:tcW w:w="993" w:type="dxa"/>
+            <w:tcBorders>
+              <w:tl2br w:val="nil"/>
+              <w:tr2bl w:val="nil"/>
+            </w:tcBorders>
+            <w:shd w:val="clear" w:color="auto" w:fill="auto"/>
+            <w:vAlign w:val="center"/>
+          </w:tcPr>
+          <w:p>
+            <w:pPr>
+              <w:keepNext w:val="0"/>
+              <w:keepLines w:val="0"/>
+              <w:widowControl/>
+              <w:suppressLineNumbers w:val="0"/>
+              <w:spacing w:before="0" w:beforeAutospacing="0" w:after="0" w:afterAutospacing="0"/>
+              <w:ind w:left="0" w:right="0"/>
+              <w:jc w:val="center"/>
+              <w:rPr>
+                <w:rFonts w:hint="default" w:ascii="Times New Roman" w:hAnsi="Times New Roman" w:eastAsia="宋体" w:cs="Times New Roman"/>
+                <w:kern w:val="2"/>
+                <w:sz w:val="21"/>
+                <w:szCs w:val="21"/>
+              </w:rPr>
+            </w:pPr>
+          </w:p>
+        </w:tc>
+        <w:tc>
+          <w:tcPr>
+            <w:tcW w:w="1925" w:type="dxa"/>
+            <w:tcBorders>
+              <w:tl2br w:val="nil"/>
+              <w:tr2bl w:val="nil"/>
+            </w:tcBorders>
+            <w:shd w:val="clear" w:color="auto" w:fill="auto"/>
+            <w:vAlign w:val="center"/>
+          </w:tcPr>
+          <w:p>
+            <w:pPr>
+              <w:keepNext w:val="0"/>
+              <w:keepLines w:val="0"/>
+              <w:widowControl/>
+              <w:suppressLineNumbers w:val="0"/>
+              <w:spacing w:before="0" w:beforeAutospacing="0" w:after="0" w:afterAutospacing="0"/>
+              <w:ind w:left="0" w:right="0"/>
+              <w:jc w:val="center"/>
+              <w:rPr>
+                <w:rFonts w:hint="eastAsia" w:ascii="宋体" w:hAnsi="宋体" w:eastAsia="宋体" w:cs="宋体"/>
+                <w:color w:val="000000" w:themeColor="text1"/>
+                <w:kern w:val="2"/>
+                <w:sz w:val="21"/>
+                <w:szCs w:val="21"/>
+                <w:lang w:val="en-US" w:eastAsia="zh-CN" w:bidi="ar"/>
+                <w14:textFill>
+                  <w14:solidFill>
+                    <w14:schemeClr w14:val="tx1"/>
+                  </w14:solidFill>
+                </w14:textFill>
+              </w:rPr>
+            </w:pPr>
+          </w:p>
+        </w:tc>
+        <w:tc>
+          <w:tcPr>
+            <w:tcW w:w="1667" w:type="dxa"/>
+            <w:tcBorders>
+              <w:tl2br w:val="nil"/>
+              <w:tr2bl w:val="nil"/>
+            </w:tcBorders>
+            <w:shd w:val="clear" w:color="auto" w:fill="auto"/>
+            <w:vAlign w:val="center"/>
+          </w:tcPr>
+          <w:p>
+            <w:pPr>
+              <w:keepNext w:val="0"/>
+              <w:keepLines w:val="0"/>
+              <w:widowControl/>
+              <w:suppressLineNumbers w:val="0"/>
+              <w:spacing w:before="0" w:beforeAutospacing="0" w:after="0" w:afterAutospacing="0"/>
+              <w:ind w:left="0" w:right="0"/>
+              <w:jc w:val="center"/>
+              <w:rPr>
+                <w:rFonts w:hint="default" w:ascii="Times New Roman" w:hAnsi="Times New Roman" w:cs="Times New Roman"/>
+                <w:sz w:val="20"/>
+                <w:szCs w:val="20"/>
+              </w:rPr>
+            </w:pPr>
+          </w:p>
+        </w:tc>
+        <w:tc>
+          <w:tcPr>
+            <w:tcW w:w="1812" w:type="dxa"/>
+            <w:tcBorders>
+              <w:tl2br w:val="nil"/>
+              <w:tr2bl w:val="nil"/>
+            </w:tcBorders>
+            <w:shd w:val="clear" w:color="auto" w:fill="auto"/>
+            <w:vAlign w:val="center"/>
+          </w:tcPr>
+          <w:p>
+            <w:pPr>
+              <w:keepNext w:val="0"/>
+              <w:keepLines w:val="0"/>
+              <w:widowControl/>
+              <w:suppressLineNumbers w:val="0"/>
+              <w:spacing w:before="0" w:beforeAutospacing="0" w:after="0" w:afterAutospacing="0"/>
+              <w:ind w:left="0" w:right="0"/>
+              <w:rPr>
+                <w:rFonts w:hint="default" w:ascii="Times New Roman" w:hAnsi="Times New Roman" w:cs="Times New Roman"/>
+                <w:sz w:val="20"/>
+                <w:szCs w:val="20"/>
+              </w:rPr>
+            </w:pPr>
+          </w:p>
+        </w:tc>
+        <w:tc>
+          <w:tcPr>
+            <w:tcW w:w="2028" w:type="dxa"/>
+            <w:gridSpan w:val="2"/>
+            <w:tcBorders>
+              <w:tl2br w:val="nil"/>
+              <w:tr2bl w:val="nil"/>
+            </w:tcBorders>
+            <w:shd w:val="clear" w:color="auto" w:fill="auto"/>
+            <w:vAlign w:val="center"/>
+          </w:tcPr>
+          <w:p>
+            <w:pPr>
+              <w:keepNext w:val="0"/>
+              <w:keepLines w:val="0"/>
+              <w:widowControl/>
+              <w:suppressLineNumbers w:val="0"/>
+              <w:spacing w:before="0" w:beforeAutospacing="0" w:after="0" w:afterAutospacing="0"/>
+              <w:ind w:left="0" w:right="0"/>
+              <w:jc w:val="center"/>
+              <w:rPr>
+                <w:rFonts w:hint="default" w:ascii="Times New Roman" w:hAnsi="Times New Roman" w:eastAsia="宋体" w:cs="Times New Roman"/>
+                <w:kern w:val="2"/>
+                <w:sz w:val="21"/>
+                <w:szCs w:val="21"/>
+              </w:rPr>
+            </w:pPr>
+          </w:p>
+        </w:tc>
+        <w:tc>
+          <w:tcPr>
+            <w:tcW w:w="1464" w:type="dxa"/>
+            <w:tcBorders>
+              <w:tl2br w:val="nil"/>
+              <w:tr2bl w:val="nil"/>
+            </w:tcBorders>
+            <w:shd w:val="clear" w:color="auto" w:fill="auto"/>
+            <w:vAlign w:val="center"/>
+          </w:tcPr>
+          <w:p>
+            <w:pPr>
+              <w:keepNext w:val="0"/>
+              <w:keepLines w:val="0"/>
+              <w:widowControl/>
+              <w:suppressLineNumbers w:val="0"/>
+              <w:spacing w:before="0" w:beforeAutospacing="0" w:after="0" w:afterAutospacing="0"/>
+              <w:ind w:left="0" w:right="0"/>
+              <w:jc w:val="center"/>
+              <w:rPr>
+                <w:rFonts w:hint="default" w:ascii="Times New Roman" w:hAnsi="Times New Roman" w:eastAsia="宋体" w:cs="Times New Roman"/>
+                <w:kern w:val="2"/>
+                <w:sz w:val="21"/>
+                <w:szCs w:val="21"/>
+              </w:rPr>
+            </w:pPr>
+          </w:p>
+        </w:tc>
+      </w:tr>
+      <w:tr>
+        <w:tblPrEx>
+          <w:tblBorders>
+            <w:top w:val="single" w:color="auto" w:sz="12" w:space="0"/>
+            <w:left w:val="single" w:color="auto" w:sz="12" w:space="0"/>
+            <w:bottom w:val="single" w:color="auto" w:sz="12" w:space="0"/>
+            <w:right w:val="single" w:color="auto" w:sz="12" w:space="0"/>
+            <w:insideH w:val="single" w:color="auto" w:sz="4" w:space="0"/>
+            <w:insideV w:val="single" w:color="auto" w:sz="4" w:space="0"/>
+          </w:tblBorders>
+          <w:tblCellMar>
+            <w:top w:w="0" w:type="dxa"/>
+            <w:left w:w="108" w:type="dxa"/>
+            <w:bottom w:w="0" w:type="dxa"/>
+            <w:right w:w="108" w:type="dxa"/>
+          </w:tblCellMar>
+        </w:tblPrEx>
+        <w:trPr>
+          <w:trHeight w:val="462" w:hRule="atLeast"/>
+        </w:trPr>
+        <w:tc>
+          <w:tcPr>
+            <w:tcW w:w="993" w:type="dxa"/>
+            <w:tcBorders>
+              <w:tl2br w:val="nil"/>
+              <w:tr2bl w:val="nil"/>
+            </w:tcBorders>
+            <w:shd w:val="clear" w:color="auto" w:fill="auto"/>
+            <w:vAlign w:val="center"/>
+          </w:tcPr>
+          <w:p>
+            <w:pPr>
+              <w:keepNext w:val="0"/>
+              <w:keepLines w:val="0"/>
+              <w:widowControl/>
+              <w:suppressLineNumbers w:val="0"/>
+              <w:spacing w:before="0" w:beforeAutospacing="0" w:after="0" w:afterAutospacing="0"/>
+              <w:ind w:left="0" w:right="0"/>
+              <w:jc w:val="center"/>
+              <w:rPr>
+                <w:rFonts w:hint="default" w:ascii="Times New Roman" w:hAnsi="Times New Roman" w:eastAsia="宋体" w:cs="Times New Roman"/>
+                <w:kern w:val="2"/>
+                <w:sz w:val="21"/>
+                <w:szCs w:val="21"/>
+              </w:rPr>
+            </w:pPr>
+          </w:p>
+        </w:tc>
+        <w:tc>
+          <w:tcPr>
+            <w:tcW w:w="1925" w:type="dxa"/>
+            <w:tcBorders>
+              <w:tl2br w:val="nil"/>
+              <w:tr2bl w:val="nil"/>
+            </w:tcBorders>
+            <w:shd w:val="clear" w:color="auto" w:fill="auto"/>
+            <w:vAlign w:val="center"/>
+          </w:tcPr>
+          <w:p>
+            <w:pPr>
+              <w:keepNext w:val="0"/>
+              <w:keepLines w:val="0"/>
+              <w:widowControl/>
+              <w:suppressLineNumbers w:val="0"/>
+              <w:spacing w:before="0" w:beforeAutospacing="0" w:after="0" w:afterAutospacing="0"/>
+              <w:ind w:left="0" w:right="0"/>
+              <w:jc w:val="center"/>
+              <w:rPr>
+                <w:rFonts w:hint="eastAsia" w:ascii="宋体" w:hAnsi="宋体" w:eastAsia="宋体" w:cs="宋体"/>
+                <w:color w:val="000000" w:themeColor="text1"/>
+                <w:kern w:val="2"/>
+                <w:sz w:val="21"/>
+                <w:szCs w:val="21"/>
+                <w:lang w:val="en-US" w:eastAsia="zh-CN" w:bidi="ar"/>
+                <w14:textFill>
+                  <w14:solidFill>
+                    <w14:schemeClr w14:val="tx1"/>
+                  </w14:solidFill>
+                </w14:textFill>
+              </w:rPr>
+            </w:pPr>
+          </w:p>
+        </w:tc>
+        <w:tc>
+          <w:tcPr>
+            <w:tcW w:w="1667" w:type="dxa"/>
+            <w:tcBorders>
+              <w:tl2br w:val="nil"/>
+              <w:tr2bl w:val="nil"/>
+            </w:tcBorders>
+            <w:shd w:val="clear" w:color="auto" w:fill="auto"/>
+            <w:vAlign w:val="center"/>
+          </w:tcPr>
+          <w:p>
+            <w:pPr>
+              <w:keepNext w:val="0"/>
+              <w:keepLines w:val="0"/>
+              <w:widowControl/>
+              <w:suppressLineNumbers w:val="0"/>
+              <w:spacing w:before="0" w:beforeAutospacing="0" w:after="0" w:afterAutospacing="0"/>
+              <w:ind w:left="0" w:right="0"/>
+              <w:jc w:val="center"/>
+              <w:rPr>
+                <w:rFonts w:hint="default" w:ascii="Times New Roman" w:hAnsi="Times New Roman" w:cs="Times New Roman"/>
+                <w:sz w:val="20"/>
+                <w:szCs w:val="20"/>
+              </w:rPr>
+            </w:pPr>
+          </w:p>
+        </w:tc>
+        <w:tc>
+          <w:tcPr>
+            <w:tcW w:w="1812" w:type="dxa"/>
+            <w:tcBorders>
+              <w:tl2br w:val="nil"/>
+              <w:tr2bl w:val="nil"/>
+            </w:tcBorders>
+            <w:shd w:val="clear" w:color="auto" w:fill="auto"/>
+            <w:vAlign w:val="center"/>
+          </w:tcPr>
+          <w:p>
+            <w:pPr>
+              <w:keepNext w:val="0"/>
+              <w:keepLines w:val="0"/>
+              <w:widowControl/>
+              <w:suppressLineNumbers w:val="0"/>
+              <w:spacing w:before="0" w:beforeAutospacing="0" w:after="0" w:afterAutospacing="0"/>
+              <w:ind w:left="0" w:right="0"/>
+              <w:rPr>
+                <w:rFonts w:hint="default" w:ascii="Times New Roman" w:hAnsi="Times New Roman" w:cs="Times New Roman"/>
+                <w:sz w:val="20"/>
+                <w:szCs w:val="20"/>
+              </w:rPr>
+            </w:pPr>
+          </w:p>
+        </w:tc>
+        <w:tc>
+          <w:tcPr>
+            <w:tcW w:w="2028" w:type="dxa"/>
+            <w:gridSpan w:val="2"/>
+            <w:tcBorders>
+              <w:tl2br w:val="nil"/>
+              <w:tr2bl w:val="nil"/>
+            </w:tcBorders>
+            <w:shd w:val="clear" w:color="auto" w:fill="auto"/>
+            <w:vAlign w:val="center"/>
+          </w:tcPr>
+          <w:p>
+            <w:pPr>
+              <w:keepNext w:val="0"/>
+              <w:keepLines w:val="0"/>
+              <w:widowControl/>
+              <w:suppressLineNumbers w:val="0"/>
+              <w:spacing w:before="0" w:beforeAutospacing="0" w:after="0" w:afterAutospacing="0"/>
+              <w:ind w:left="0" w:right="0"/>
+              <w:jc w:val="center"/>
+              <w:rPr>
+                <w:rFonts w:hint="default" w:ascii="Times New Roman" w:hAnsi="Times New Roman" w:eastAsia="宋体" w:cs="Times New Roman"/>
+                <w:kern w:val="2"/>
+                <w:sz w:val="21"/>
+                <w:szCs w:val="21"/>
+              </w:rPr>
+            </w:pPr>
+          </w:p>
+        </w:tc>
+        <w:tc>
+          <w:tcPr>
+            <w:tcW w:w="1464" w:type="dxa"/>
+            <w:tcBorders>
+              <w:tl2br w:val="nil"/>
+              <w:tr2bl w:val="nil"/>
+            </w:tcBorders>
+            <w:shd w:val="clear" w:color="auto" w:fill="auto"/>
+            <w:vAlign w:val="center"/>
+          </w:tcPr>
+          <w:p>
+            <w:pPr>
+              <w:keepNext w:val="0"/>
+              <w:keepLines w:val="0"/>
+              <w:widowControl/>
+              <w:suppressLineNumbers w:val="0"/>
+              <w:spacing w:before="0" w:beforeAutospacing="0" w:after="0" w:afterAutospacing="0"/>
+              <w:ind w:left="0" w:right="0"/>
+              <w:jc w:val="center"/>
+              <w:rPr>
+                <w:rFonts w:hint="default" w:ascii="Times New Roman" w:hAnsi="Times New Roman" w:eastAsia="宋体" w:cs="Times New Roman"/>
+                <w:kern w:val="2"/>
+                <w:sz w:val="21"/>
+                <w:szCs w:val="21"/>
+              </w:rPr>
+            </w:pPr>
+          </w:p>
+        </w:tc>
+      </w:tr>
+      <w:tr>
+        <w:tblPrEx>
+          <w:tblBorders>
+            <w:top w:val="single" w:color="auto" w:sz="12" w:space="0"/>
+            <w:left w:val="single" w:color="auto" w:sz="12" w:space="0"/>
+            <w:bottom w:val="single" w:color="auto" w:sz="12" w:space="0"/>
+            <w:right w:val="single" w:color="auto" w:sz="12" w:space="0"/>
+            <w:insideH w:val="single" w:color="auto" w:sz="4" w:space="0"/>
+            <w:insideV w:val="single" w:color="auto" w:sz="4" w:space="0"/>
+          </w:tblBorders>
+          <w:shd w:val="clear" w:color="auto" w:fill="auto"/>
+          <w:tblCellMar>
+            <w:top w:w="0" w:type="dxa"/>
+            <w:left w:w="108" w:type="dxa"/>
+            <w:bottom w:w="0" w:type="dxa"/>
+            <w:right w:w="108" w:type="dxa"/>
+          </w:tblCellMar>
+        </w:tblPrEx>
+        <w:trPr>
+          <w:trHeight w:val="462" w:hRule="atLeast"/>
+        </w:trPr>
+        <w:tc>
+          <w:tcPr>
+            <w:tcW w:w="993" w:type="dxa"/>
+            <w:tcBorders>
+              <w:tl2br w:val="nil"/>
+              <w:tr2bl w:val="nil"/>
+            </w:tcBorders>
+            <w:shd w:val="clear" w:color="auto" w:fill="auto"/>
+            <w:vAlign w:val="center"/>
+          </w:tcPr>
+          <w:p>
+            <w:pPr>
+              <w:keepNext w:val="0"/>
+              <w:keepLines w:val="0"/>
+              <w:widowControl/>
+              <w:suppressLineNumbers w:val="0"/>
+              <w:spacing w:before="0" w:beforeAutospacing="0" w:after="0" w:afterAutospacing="0"/>
+              <w:ind w:left="0" w:right="0"/>
+              <w:jc w:val="center"/>
+              <w:rPr>
+                <w:rFonts w:hint="default" w:ascii="Times New Roman" w:hAnsi="Times New Roman" w:eastAsia="宋体" w:cs="Times New Roman"/>
+                <w:kern w:val="2"/>
+                <w:sz w:val="21"/>
+                <w:szCs w:val="21"/>
+              </w:rPr>
+            </w:pPr>
+          </w:p>
+        </w:tc>
+        <w:tc>
+          <w:tcPr>
+            <w:tcW w:w="1925" w:type="dxa"/>
+            <w:tcBorders>
+              <w:tl2br w:val="nil"/>
+              <w:tr2bl w:val="nil"/>
+            </w:tcBorders>
+            <w:shd w:val="clear" w:color="auto" w:fill="auto"/>
+            <w:vAlign w:val="center"/>
+          </w:tcPr>
+          <w:p>
+            <w:pPr>
+              <w:keepNext w:val="0"/>
+              <w:keepLines w:val="0"/>
+              <w:widowControl/>
+              <w:suppressLineNumbers w:val="0"/>
+              <w:spacing w:before="0" w:beforeAutospacing="0" w:after="0" w:afterAutospacing="0"/>
+              <w:ind w:left="0" w:right="0"/>
+              <w:jc w:val="center"/>
+              <w:rPr>
+                <w:rFonts w:hint="eastAsia" w:ascii="宋体" w:hAnsi="宋体" w:eastAsia="宋体" w:cs="宋体"/>
+                <w:color w:val="000000" w:themeColor="text1"/>
+                <w:kern w:val="2"/>
+                <w:sz w:val="21"/>
+                <w:szCs w:val="21"/>
+                <w:lang w:val="en-US" w:eastAsia="zh-CN" w:bidi="ar"/>
+                <w14:textFill>
+                  <w14:solidFill>
+                    <w14:schemeClr w14:val="tx1"/>
+                  </w14:solidFill>
+                </w14:textFill>
+              </w:rPr>
+            </w:pPr>
+          </w:p>
+        </w:tc>
+        <w:tc>
+          <w:tcPr>
+            <w:tcW w:w="1667" w:type="dxa"/>
+            <w:tcBorders>
+              <w:tl2br w:val="nil"/>
+              <w:tr2bl w:val="nil"/>
+            </w:tcBorders>
+            <w:shd w:val="clear" w:color="auto" w:fill="auto"/>
+            <w:vAlign w:val="center"/>
+          </w:tcPr>
+          <w:p>
+            <w:pPr>
+              <w:keepNext w:val="0"/>
+              <w:keepLines w:val="0"/>
+              <w:widowControl/>
+              <w:suppressLineNumbers w:val="0"/>
+              <w:spacing w:before="0" w:beforeAutospacing="0" w:after="0" w:afterAutospacing="0"/>
+              <w:ind w:left="0" w:right="0"/>
+              <w:jc w:val="center"/>
+              <w:rPr>
+                <w:rFonts w:hint="default" w:ascii="Times New Roman" w:hAnsi="Times New Roman" w:cs="Times New Roman"/>
+                <w:sz w:val="20"/>
+                <w:szCs w:val="20"/>
+              </w:rPr>
+            </w:pPr>
+          </w:p>
+        </w:tc>
+        <w:tc>
+          <w:tcPr>
+            <w:tcW w:w="1812" w:type="dxa"/>
+            <w:tcBorders>
+              <w:tl2br w:val="nil"/>
+              <w:tr2bl w:val="nil"/>
+            </w:tcBorders>
+            <w:shd w:val="clear" w:color="auto" w:fill="auto"/>
+            <w:vAlign w:val="center"/>
+          </w:tcPr>
+          <w:p>
+            <w:pPr>
+              <w:keepNext w:val="0"/>
+              <w:keepLines w:val="0"/>
+              <w:widowControl/>
+              <w:suppressLineNumbers w:val="0"/>
+              <w:spacing w:before="0" w:beforeAutospacing="0" w:after="0" w:afterAutospacing="0"/>
+              <w:ind w:left="0" w:right="0"/>
+              <w:rPr>
+                <w:rFonts w:hint="default" w:ascii="Times New Roman" w:hAnsi="Times New Roman" w:cs="Times New Roman"/>
+                <w:sz w:val="20"/>
+                <w:szCs w:val="20"/>
+              </w:rPr>
+            </w:pPr>
+          </w:p>
+        </w:tc>
+        <w:tc>
+          <w:tcPr>
+            <w:tcW w:w="2028" w:type="dxa"/>
+            <w:gridSpan w:val="2"/>
+            <w:tcBorders>
+              <w:tl2br w:val="nil"/>
+              <w:tr2bl w:val="nil"/>
+            </w:tcBorders>
+            <w:shd w:val="clear" w:color="auto" w:fill="auto"/>
+            <w:vAlign w:val="center"/>
+          </w:tcPr>
+          <w:p>
+            <w:pPr>
+              <w:keepNext w:val="0"/>
+              <w:keepLines w:val="0"/>
+              <w:widowControl/>
+              <w:suppressLineNumbers w:val="0"/>
+              <w:spacing w:before="0" w:beforeAutospacing="0" w:after="0" w:afterAutospacing="0"/>
+              <w:ind w:left="0" w:right="0"/>
+              <w:jc w:val="center"/>
+              <w:rPr>
+                <w:rFonts w:hint="default" w:ascii="Times New Roman" w:hAnsi="Times New Roman" w:eastAsia="宋体" w:cs="Times New Roman"/>
+                <w:kern w:val="2"/>
+                <w:sz w:val="21"/>
+                <w:szCs w:val="21"/>
+              </w:rPr>
+            </w:pPr>
+          </w:p>
+        </w:tc>
+        <w:tc>
+          <w:tcPr>
+            <w:tcW w:w="1464" w:type="dxa"/>
+            <w:tcBorders>
+              <w:tl2br w:val="nil"/>
+              <w:tr2bl w:val="nil"/>
+            </w:tcBorders>
+            <w:shd w:val="clear" w:color="auto" w:fill="auto"/>
+            <w:vAlign w:val="center"/>
+          </w:tcPr>
+          <w:p>
+            <w:pPr>
+              <w:keepNext w:val="0"/>
+              <w:keepLines w:val="0"/>
+              <w:widowControl/>
+              <w:suppressLineNumbers w:val="0"/>
+              <w:spacing w:before="0" w:beforeAutospacing="0" w:after="0" w:afterAutospacing="0"/>
+              <w:ind w:left="0" w:right="0"/>
+              <w:jc w:val="center"/>
+              <w:rPr>
+                <w:rFonts w:hint="default" w:ascii="Times New Roman" w:hAnsi="Times New Roman" w:eastAsia="宋体" w:cs="Times New Roman"/>
+                <w:kern w:val="2"/>
+                <w:sz w:val="21"/>
+                <w:szCs w:val="21"/>
+              </w:rPr>
+            </w:pPr>
+          </w:p>
+        </w:tc>
+      </w:tr>
+      <w:tr>
+        <w:tblPrEx>
+          <w:tblBorders>
+            <w:top w:val="single" w:color="auto" w:sz="12" w:space="0"/>
+            <w:left w:val="single" w:color="auto" w:sz="12" w:space="0"/>
+            <w:bottom w:val="single" w:color="auto" w:sz="12" w:space="0"/>
+            <w:right w:val="single" w:color="auto" w:sz="12" w:space="0"/>
+            <w:insideH w:val="single" w:color="auto" w:sz="4" w:space="0"/>
+            <w:insideV w:val="single" w:color="auto" w:sz="4" w:space="0"/>
+          </w:tblBorders>
+          <w:tblCellMar>
+            <w:top w:w="0" w:type="dxa"/>
+            <w:left w:w="108" w:type="dxa"/>
+            <w:bottom w:w="0" w:type="dxa"/>
+            <w:right w:w="108" w:type="dxa"/>
+          </w:tblCellMar>
+        </w:tblPrEx>
+        <w:trPr>
+          <w:trHeight w:val="462" w:hRule="atLeast"/>
+        </w:trPr>
+        <w:tc>
+          <w:tcPr>
+            <w:tcW w:w="993" w:type="dxa"/>
+            <w:tcBorders>
+              <w:tl2br w:val="nil"/>
+              <w:tr2bl w:val="nil"/>
+            </w:tcBorders>
+            <w:shd w:val="clear" w:color="auto" w:fill="auto"/>
+            <w:vAlign w:val="center"/>
+          </w:tcPr>
+          <w:p>
+            <w:pPr>
+              <w:keepNext w:val="0"/>
+              <w:keepLines w:val="0"/>
+              <w:widowControl/>
+              <w:suppressLineNumbers w:val="0"/>
+              <w:spacing w:before="0" w:beforeAutospacing="0" w:after="0" w:afterAutospacing="0"/>
+              <w:ind w:left="0" w:right="0"/>
+              <w:jc w:val="center"/>
+              <w:rPr>
+                <w:rFonts w:hint="default" w:ascii="Times New Roman" w:hAnsi="Times New Roman" w:eastAsia="宋体" w:cs="Times New Roman"/>
+                <w:kern w:val="2"/>
+                <w:sz w:val="21"/>
+                <w:szCs w:val="21"/>
+              </w:rPr>
+            </w:pPr>
+          </w:p>
+        </w:tc>
+        <w:tc>
+          <w:tcPr>
+            <w:tcW w:w="1925" w:type="dxa"/>
+            <w:tcBorders>
+              <w:tl2br w:val="nil"/>
+              <w:tr2bl w:val="nil"/>
+            </w:tcBorders>
+            <w:shd w:val="clear" w:color="auto" w:fill="auto"/>
+            <w:vAlign w:val="center"/>
+          </w:tcPr>
+          <w:p>
+            <w:pPr>
+              <w:keepNext w:val="0"/>
+              <w:keepLines w:val="0"/>
+              <w:widowControl/>
+              <w:suppressLineNumbers w:val="0"/>
+              <w:spacing w:before="0" w:beforeAutospacing="0" w:after="0" w:afterAutospacing="0"/>
+              <w:ind w:left="0" w:right="0"/>
+              <w:jc w:val="center"/>
+              <w:rPr>
+                <w:rFonts w:hint="eastAsia" w:ascii="宋体" w:hAnsi="宋体" w:eastAsia="宋体" w:cs="宋体"/>
+                <w:color w:val="000000" w:themeColor="text1"/>
+                <w:kern w:val="2"/>
+                <w:sz w:val="21"/>
+                <w:szCs w:val="21"/>
+                <w:lang w:val="en-US" w:eastAsia="zh-CN" w:bidi="ar"/>
+                <w14:textFill>
+                  <w14:solidFill>
+                    <w14:schemeClr w14:val="tx1"/>
+                  </w14:solidFill>
+                </w14:textFill>
+              </w:rPr>
+            </w:pPr>
+          </w:p>
+        </w:tc>
+        <w:tc>
+          <w:tcPr>
+            <w:tcW w:w="1667" w:type="dxa"/>
+            <w:tcBorders>
+              <w:tl2br w:val="nil"/>
+              <w:tr2bl w:val="nil"/>
+            </w:tcBorders>
+            <w:shd w:val="clear" w:color="auto" w:fill="auto"/>
+            <w:vAlign w:val="center"/>
+          </w:tcPr>
+          <w:p>
+            <w:pPr>
+              <w:keepNext w:val="0"/>
+              <w:keepLines w:val="0"/>
+              <w:widowControl/>
+              <w:suppressLineNumbers w:val="0"/>
+              <w:spacing w:before="0" w:beforeAutospacing="0" w:after="0" w:afterAutospacing="0"/>
+              <w:ind w:left="0" w:right="0"/>
+              <w:jc w:val="center"/>
+              <w:rPr>
+                <w:rFonts w:hint="default" w:ascii="Times New Roman" w:hAnsi="Times New Roman" w:cs="Times New Roman"/>
+                <w:sz w:val="20"/>
+                <w:szCs w:val="20"/>
+              </w:rPr>
+            </w:pPr>
+          </w:p>
+        </w:tc>
+        <w:tc>
+          <w:tcPr>
+            <w:tcW w:w="1812" w:type="dxa"/>
+            <w:tcBorders>
+              <w:tl2br w:val="nil"/>
+              <w:tr2bl w:val="nil"/>
+            </w:tcBorders>
+            <w:shd w:val="clear" w:color="auto" w:fill="auto"/>
+            <w:vAlign w:val="center"/>
+          </w:tcPr>
+          <w:p>
+            <w:pPr>
+              <w:keepNext w:val="0"/>
+              <w:keepLines w:val="0"/>
+              <w:widowControl/>
+              <w:suppressLineNumbers w:val="0"/>
+              <w:spacing w:before="0" w:beforeAutospacing="0" w:after="0" w:afterAutospacing="0"/>
+              <w:ind w:left="0" w:right="0"/>
+              <w:rPr>
+                <w:rFonts w:hint="default" w:ascii="Times New Roman" w:hAnsi="Times New Roman" w:cs="Times New Roman"/>
+                <w:sz w:val="20"/>
+                <w:szCs w:val="20"/>
+              </w:rPr>
+            </w:pPr>
+          </w:p>
+        </w:tc>
+        <w:tc>
+          <w:tcPr>
+            <w:tcW w:w="2028" w:type="dxa"/>
+            <w:gridSpan w:val="2"/>
+            <w:tcBorders>
+              <w:tl2br w:val="nil"/>
+              <w:tr2bl w:val="nil"/>
+            </w:tcBorders>
+            <w:shd w:val="clear" w:color="auto" w:fill="auto"/>
+            <w:vAlign w:val="center"/>
+          </w:tcPr>
+          <w:p>
+            <w:pPr>
+              <w:keepNext w:val="0"/>
+              <w:keepLines w:val="0"/>
+              <w:widowControl/>
+              <w:suppressLineNumbers w:val="0"/>
+              <w:spacing w:before="0" w:beforeAutospacing="0" w:after="0" w:afterAutospacing="0"/>
+              <w:ind w:left="0" w:right="0"/>
+              <w:jc w:val="center"/>
+              <w:rPr>
+                <w:rFonts w:hint="default" w:ascii="Times New Roman" w:hAnsi="Times New Roman" w:eastAsia="宋体" w:cs="Times New Roman"/>
+                <w:kern w:val="2"/>
+                <w:sz w:val="21"/>
+                <w:szCs w:val="21"/>
+              </w:rPr>
+            </w:pPr>
+          </w:p>
+        </w:tc>
+        <w:tc>
+          <w:tcPr>
+            <w:tcW w:w="1464" w:type="dxa"/>
+            <w:tcBorders>
+              <w:tl2br w:val="nil"/>
+              <w:tr2bl w:val="nil"/>
+            </w:tcBorders>
+            <w:shd w:val="clear" w:color="auto" w:fill="auto"/>
+            <w:vAlign w:val="center"/>
+          </w:tcPr>
+          <w:p>
+            <w:pPr>
+              <w:keepNext w:val="0"/>
+              <w:keepLines w:val="0"/>
+              <w:widowControl/>
+              <w:suppressLineNumbers w:val="0"/>
+              <w:spacing w:before="0" w:beforeAutospacing="0" w:after="0" w:afterAutospacing="0"/>
+              <w:ind w:left="0" w:right="0"/>
+              <w:jc w:val="center"/>
+              <w:rPr>
+                <w:rFonts w:hint="default" w:ascii="Times New Roman" w:hAnsi="Times New Roman" w:eastAsia="宋体" w:cs="Times New Roman"/>
+                <w:kern w:val="2"/>
+                <w:sz w:val="21"/>
+                <w:szCs w:val="21"/>
+              </w:rPr>
+            </w:pPr>
+          </w:p>
+        </w:tc>
+      </w:tr>
+      <w:tr>
+        <w:tblPrEx>
+          <w:tblBorders>
+            <w:top w:val="single" w:color="auto" w:sz="12" w:space="0"/>
+            <w:left w:val="single" w:color="auto" w:sz="12" w:space="0"/>
+            <w:bottom w:val="single" w:color="auto" w:sz="12" w:space="0"/>
+            <w:right w:val="single" w:color="auto" w:sz="12" w:space="0"/>
+            <w:insideH w:val="single" w:color="auto" w:sz="4" w:space="0"/>
+            <w:insideV w:val="single" w:color="auto" w:sz="4" w:space="0"/>
+          </w:tblBorders>
+          <w:shd w:val="clear" w:color="auto" w:fill="auto"/>
+          <w:tblCellMar>
+            <w:top w:w="0" w:type="dxa"/>
+            <w:left w:w="108" w:type="dxa"/>
+            <w:bottom w:w="0" w:type="dxa"/>
+            <w:right w:w="108" w:type="dxa"/>
+          </w:tblCellMar>
+        </w:tblPrEx>
+        <w:trPr>
+          <w:trHeight w:val="462" w:hRule="atLeast"/>
+        </w:trPr>
+        <w:tc>
+          <w:tcPr>
+            <w:tcW w:w="993" w:type="dxa"/>
+            <w:tcBorders>
+              <w:tl2br w:val="nil"/>
+              <w:tr2bl w:val="nil"/>
+            </w:tcBorders>
+            <w:shd w:val="clear" w:color="auto" w:fill="auto"/>
+            <w:vAlign w:val="center"/>
+          </w:tcPr>
+          <w:p>
+            <w:pPr>
+              <w:keepNext w:val="0"/>
+              <w:keepLines w:val="0"/>
+              <w:widowControl/>
+              <w:suppressLineNumbers w:val="0"/>
+              <w:spacing w:before="0" w:beforeAutospacing="0" w:after="0" w:afterAutospacing="0"/>
+              <w:ind w:left="0" w:right="0"/>
+              <w:jc w:val="center"/>
+              <w:rPr>
+                <w:rFonts w:hint="default" w:ascii="Times New Roman" w:hAnsi="Times New Roman" w:eastAsia="宋体" w:cs="Times New Roman"/>
+                <w:kern w:val="2"/>
+                <w:sz w:val="21"/>
+                <w:szCs w:val="21"/>
+              </w:rPr>
+            </w:pPr>
+          </w:p>
+        </w:tc>
+        <w:tc>
+          <w:tcPr>
+            <w:tcW w:w="1925" w:type="dxa"/>
+            <w:tcBorders>
+              <w:tl2br w:val="nil"/>
+              <w:tr2bl w:val="nil"/>
+            </w:tcBorders>
+            <w:shd w:val="clear" w:color="auto" w:fill="auto"/>
+            <w:vAlign w:val="center"/>
+          </w:tcPr>
+          <w:p>
+            <w:pPr>
+              <w:keepNext w:val="0"/>
+              <w:keepLines w:val="0"/>
+              <w:widowControl/>
+              <w:suppressLineNumbers w:val="0"/>
+              <w:spacing w:before="0" w:beforeAutospacing="0" w:after="0" w:afterAutospacing="0"/>
+              <w:ind w:left="0" w:right="0"/>
+              <w:jc w:val="center"/>
+              <w:rPr>
+                <w:rFonts w:hint="eastAsia" w:ascii="宋体" w:hAnsi="宋体" w:eastAsia="宋体" w:cs="宋体"/>
+                <w:color w:val="000000" w:themeColor="text1"/>
+                <w:kern w:val="2"/>
+                <w:sz w:val="21"/>
+                <w:szCs w:val="21"/>
+                <w:lang w:val="en-US" w:eastAsia="zh-CN" w:bidi="ar"/>
+                <w14:textFill>
+                  <w14:solidFill>
+                    <w14:schemeClr w14:val="tx1"/>
+                  </w14:solidFill>
+                </w14:textFill>
+              </w:rPr>
+            </w:pPr>
+          </w:p>
+        </w:tc>
+        <w:tc>
+          <w:tcPr>
+            <w:tcW w:w="1667" w:type="dxa"/>
+            <w:tcBorders>
+              <w:tl2br w:val="nil"/>
+              <w:tr2bl w:val="nil"/>
+            </w:tcBorders>
+            <w:shd w:val="clear" w:color="auto" w:fill="auto"/>
+            <w:vAlign w:val="center"/>
+          </w:tcPr>
+          <w:p>
+            <w:pPr>
+              <w:keepNext w:val="0"/>
+              <w:keepLines w:val="0"/>
+              <w:widowControl/>
+              <w:suppressLineNumbers w:val="0"/>
+              <w:spacing w:before="0" w:beforeAutospacing="0" w:after="0" w:afterAutospacing="0"/>
+              <w:ind w:left="0" w:right="0"/>
+              <w:jc w:val="center"/>
+              <w:rPr>
+                <w:rFonts w:hint="default" w:ascii="Times New Roman" w:hAnsi="Times New Roman" w:cs="Times New Roman"/>
+                <w:sz w:val="20"/>
+                <w:szCs w:val="20"/>
+              </w:rPr>
+            </w:pPr>
+          </w:p>
+        </w:tc>
+        <w:tc>
+          <w:tcPr>
+            <w:tcW w:w="1812" w:type="dxa"/>
+            <w:tcBorders>
+              <w:tl2br w:val="nil"/>
+              <w:tr2bl w:val="nil"/>
+            </w:tcBorders>
+            <w:shd w:val="clear" w:color="auto" w:fill="auto"/>
+            <w:vAlign w:val="center"/>
+          </w:tcPr>
+          <w:p>
+            <w:pPr>
+              <w:keepNext w:val="0"/>
+              <w:keepLines w:val="0"/>
+              <w:widowControl/>
+              <w:suppressLineNumbers w:val="0"/>
+              <w:spacing w:before="0" w:beforeAutospacing="0" w:after="0" w:afterAutospacing="0"/>
+              <w:ind w:left="0" w:right="0"/>
+              <w:rPr>
+                <w:rFonts w:hint="default" w:ascii="Times New Roman" w:hAnsi="Times New Roman" w:cs="Times New Roman"/>
+                <w:sz w:val="20"/>
+                <w:szCs w:val="20"/>
+              </w:rPr>
+            </w:pPr>
+          </w:p>
+        </w:tc>
+        <w:tc>
+          <w:tcPr>
+            <w:tcW w:w="2028" w:type="dxa"/>
+            <w:gridSpan w:val="2"/>
+            <w:tcBorders>
+              <w:tl2br w:val="nil"/>
+              <w:tr2bl w:val="nil"/>
+            </w:tcBorders>
+            <w:shd w:val="clear" w:color="auto" w:fill="auto"/>
+            <w:vAlign w:val="center"/>
+          </w:tcPr>
+          <w:p>
+            <w:pPr>
+              <w:keepNext w:val="0"/>
+              <w:keepLines w:val="0"/>
+              <w:widowControl/>
+              <w:suppressLineNumbers w:val="0"/>
+              <w:spacing w:before="0" w:beforeAutospacing="0" w:after="0" w:afterAutospacing="0"/>
+              <w:ind w:left="0" w:right="0"/>
+              <w:jc w:val="center"/>
+              <w:rPr>
+                <w:rFonts w:hint="default" w:ascii="Times New Roman" w:hAnsi="Times New Roman" w:eastAsia="宋体" w:cs="Times New Roman"/>
+                <w:kern w:val="2"/>
+                <w:sz w:val="21"/>
+                <w:szCs w:val="21"/>
+              </w:rPr>
+            </w:pPr>
+          </w:p>
+        </w:tc>
+        <w:tc>
+          <w:tcPr>
+            <w:tcW w:w="1464" w:type="dxa"/>
+            <w:tcBorders>
+              <w:tl2br w:val="nil"/>
+              <w:tr2bl w:val="nil"/>
+            </w:tcBorders>
+            <w:shd w:val="clear" w:color="auto" w:fill="auto"/>
+            <w:vAlign w:val="center"/>
+          </w:tcPr>
+          <w:p>
+            <w:pPr>
+              <w:keepNext w:val="0"/>
+              <w:keepLines w:val="0"/>
+              <w:widowControl/>
+              <w:suppressLineNumbers w:val="0"/>
+              <w:spacing w:before="0" w:beforeAutospacing="0" w:after="0" w:afterAutospacing="0"/>
+              <w:ind w:left="0" w:right="0"/>
+              <w:jc w:val="center"/>
+              <w:rPr>
+                <w:rFonts w:hint="default" w:ascii="Times New Roman" w:hAnsi="Times New Roman" w:eastAsia="宋体" w:cs="Times New Roman"/>
+                <w:kern w:val="2"/>
+                <w:sz w:val="21"/>
+                <w:szCs w:val="21"/>
+              </w:rPr>
+            </w:pPr>
+          </w:p>
+        </w:tc>
+      </w:tr>
+      <w:tr>
+        <w:tblPrEx>
+          <w:tblBorders>
+            <w:top w:val="single" w:color="auto" w:sz="12" w:space="0"/>
+            <w:left w:val="single" w:color="auto" w:sz="12" w:space="0"/>
+            <w:bottom w:val="single" w:color="auto" w:sz="12" w:space="0"/>
+            <w:right w:val="single" w:color="auto" w:sz="12" w:space="0"/>
+            <w:insideH w:val="single" w:color="auto" w:sz="4" w:space="0"/>
+            <w:insideV w:val="single" w:color="auto" w:sz="4" w:space="0"/>
+          </w:tblBorders>
+          <w:tblCellMar>
+            <w:top w:w="0" w:type="dxa"/>
+            <w:left w:w="108" w:type="dxa"/>
+            <w:bottom w:w="0" w:type="dxa"/>
+            <w:right w:w="108" w:type="dxa"/>
+          </w:tblCellMar>
+        </w:tblPrEx>
+        <w:trPr>
+          <w:trHeight w:val="462" w:hRule="atLeast"/>
+        </w:trPr>
+        <w:tc>
+          <w:tcPr>
+            <w:tcW w:w="993" w:type="dxa"/>
+            <w:tcBorders>
+              <w:tl2br w:val="nil"/>
+              <w:tr2bl w:val="nil"/>
+            </w:tcBorders>
+            <w:shd w:val="clear" w:color="auto" w:fill="auto"/>
+            <w:vAlign w:val="center"/>
+          </w:tcPr>
+          <w:p>
+            <w:pPr>
+              <w:keepNext w:val="0"/>
+              <w:keepLines w:val="0"/>
+              <w:widowControl/>
+              <w:suppressLineNumbers w:val="0"/>
+              <w:spacing w:before="0" w:beforeAutospacing="0" w:after="0" w:afterAutospacing="0"/>
+              <w:ind w:left="0" w:right="0"/>
+              <w:jc w:val="center"/>
+              <w:rPr>
+                <w:rFonts w:hint="default" w:ascii="Times New Roman" w:hAnsi="Times New Roman" w:eastAsia="宋体" w:cs="Times New Roman"/>
+                <w:kern w:val="2"/>
+                <w:sz w:val="21"/>
+                <w:szCs w:val="21"/>
+              </w:rPr>
+            </w:pPr>
+          </w:p>
+        </w:tc>
+        <w:tc>
+          <w:tcPr>
+            <w:tcW w:w="1925" w:type="dxa"/>
+            <w:tcBorders>
+              <w:tl2br w:val="nil"/>
+              <w:tr2bl w:val="nil"/>
+            </w:tcBorders>
+            <w:shd w:val="clear" w:color="auto" w:fill="auto"/>
+            <w:vAlign w:val="center"/>
+          </w:tcPr>
+          <w:p>
+            <w:pPr>
+              <w:keepNext w:val="0"/>
+              <w:keepLines w:val="0"/>
+              <w:widowControl/>
+              <w:suppressLineNumbers w:val="0"/>
+              <w:spacing w:before="0" w:beforeAutospacing="0" w:after="0" w:afterAutospacing="0"/>
+              <w:ind w:left="0" w:right="0"/>
+              <w:jc w:val="center"/>
+              <w:rPr>
+                <w:rFonts w:hint="eastAsia" w:ascii="宋体" w:hAnsi="宋体" w:eastAsia="宋体" w:cs="宋体"/>
+                <w:color w:val="000000" w:themeColor="text1"/>
+                <w:kern w:val="2"/>
+                <w:sz w:val="21"/>
+                <w:szCs w:val="21"/>
+                <w:lang w:val="en-US" w:eastAsia="zh-CN" w:bidi="ar"/>
+                <w14:textFill>
+                  <w14:solidFill>
+                    <w14:schemeClr w14:val="tx1"/>
+                  </w14:solidFill>
+                </w14:textFill>
+              </w:rPr>
+            </w:pPr>
+          </w:p>
+        </w:tc>
+        <w:tc>
+          <w:tcPr>
+            <w:tcW w:w="1667" w:type="dxa"/>
+            <w:tcBorders>
+              <w:tl2br w:val="nil"/>
+              <w:tr2bl w:val="nil"/>
+            </w:tcBorders>
+            <w:shd w:val="clear" w:color="auto" w:fill="auto"/>
+            <w:vAlign w:val="center"/>
+          </w:tcPr>
+          <w:p>
+            <w:pPr>
+              <w:keepNext w:val="0"/>
+              <w:keepLines w:val="0"/>
+              <w:widowControl/>
+              <w:suppressLineNumbers w:val="0"/>
+              <w:spacing w:before="0" w:beforeAutospacing="0" w:after="0" w:afterAutospacing="0"/>
+              <w:ind w:left="0" w:right="0"/>
+              <w:jc w:val="center"/>
+              <w:rPr>
+                <w:rFonts w:hint="default" w:ascii="Times New Roman" w:hAnsi="Times New Roman" w:cs="Times New Roman"/>
+                <w:sz w:val="20"/>
+                <w:szCs w:val="20"/>
+              </w:rPr>
+            </w:pPr>
+          </w:p>
+        </w:tc>
+        <w:tc>
+          <w:tcPr>
+            <w:tcW w:w="1812" w:type="dxa"/>
+            <w:tcBorders>
+              <w:tl2br w:val="nil"/>
+              <w:tr2bl w:val="nil"/>
+            </w:tcBorders>
+            <w:shd w:val="clear" w:color="auto" w:fill="auto"/>
+            <w:vAlign w:val="center"/>
+          </w:tcPr>
+          <w:p>
+            <w:pPr>
+              <w:keepNext w:val="0"/>
+              <w:keepLines w:val="0"/>
+              <w:widowControl/>
+              <w:suppressLineNumbers w:val="0"/>
+              <w:spacing w:before="0" w:beforeAutospacing="0" w:after="0" w:afterAutospacing="0"/>
+              <w:ind w:left="0" w:right="0"/>
+              <w:rPr>
+                <w:rFonts w:hint="default" w:ascii="Times New Roman" w:hAnsi="Times New Roman" w:cs="Times New Roman"/>
+                <w:sz w:val="20"/>
+                <w:szCs w:val="20"/>
+              </w:rPr>
+            </w:pPr>
+          </w:p>
+        </w:tc>
+        <w:tc>
+          <w:tcPr>
+            <w:tcW w:w="2028" w:type="dxa"/>
+            <w:gridSpan w:val="2"/>
+            <w:tcBorders>
+              <w:tl2br w:val="nil"/>
+              <w:tr2bl w:val="nil"/>
+            </w:tcBorders>
+            <w:shd w:val="clear" w:color="auto" w:fill="auto"/>
+            <w:vAlign w:val="center"/>
+          </w:tcPr>
+          <w:p>
+            <w:pPr>
+              <w:keepNext w:val="0"/>
+              <w:keepLines w:val="0"/>
+              <w:widowControl/>
+              <w:suppressLineNumbers w:val="0"/>
+              <w:spacing w:before="0" w:beforeAutospacing="0" w:after="0" w:afterAutospacing="0"/>
+              <w:ind w:left="0" w:right="0"/>
+              <w:jc w:val="center"/>
+              <w:rPr>
+                <w:rFonts w:hint="default" w:ascii="Times New Roman" w:hAnsi="Times New Roman" w:eastAsia="宋体" w:cs="Times New Roman"/>
+                <w:kern w:val="2"/>
+                <w:sz w:val="21"/>
+                <w:szCs w:val="21"/>
+              </w:rPr>
+            </w:pPr>
+          </w:p>
+        </w:tc>
+        <w:tc>
+          <w:tcPr>
+            <w:tcW w:w="1464" w:type="dxa"/>
+            <w:tcBorders>
+              <w:tl2br w:val="nil"/>
+              <w:tr2bl w:val="nil"/>
+            </w:tcBorders>
+            <w:shd w:val="clear" w:color="auto" w:fill="auto"/>
+            <w:vAlign w:val="center"/>
+          </w:tcPr>
+          <w:p>
+            <w:pPr>
+              <w:keepNext w:val="0"/>
+              <w:keepLines w:val="0"/>
+              <w:widowControl/>
+              <w:suppressLineNumbers w:val="0"/>
+              <w:spacing w:before="0" w:beforeAutospacing="0" w:after="0" w:afterAutospacing="0"/>
+              <w:ind w:left="0" w:right="0"/>
+              <w:jc w:val="center"/>
+              <w:rPr>
+                <w:rFonts w:hint="default" w:ascii="Times New Roman" w:hAnsi="Times New Roman" w:eastAsia="宋体" w:cs="Times New Roman"/>
+                <w:kern w:val="2"/>
+                <w:sz w:val="21"/>
+                <w:szCs w:val="21"/>
+              </w:rPr>
+            </w:pPr>
+          </w:p>
+        </w:tc>
+      </w:tr>
+      <w:tr>
+        <w:tblPrEx>
+          <w:tblBorders>
+            <w:top w:val="single" w:color="auto" w:sz="12" w:space="0"/>
+            <w:left w:val="single" w:color="auto" w:sz="12" w:space="0"/>
+            <w:bottom w:val="single" w:color="auto" w:sz="12" w:space="0"/>
+            <w:right w:val="single" w:color="auto" w:sz="12" w:space="0"/>
+            <w:insideH w:val="single" w:color="auto" w:sz="4" w:space="0"/>
+            <w:insideV w:val="single" w:color="auto" w:sz="4" w:space="0"/>
+          </w:tblBorders>
+          <w:shd w:val="clear" w:color="auto" w:fill="auto"/>
+          <w:tblCellMar>
+            <w:top w:w="0" w:type="dxa"/>
+            <w:left w:w="108" w:type="dxa"/>
+            <w:bottom w:w="0" w:type="dxa"/>
+            <w:right w:w="108" w:type="dxa"/>
+          </w:tblCellMar>
+        </w:tblPrEx>
+        <w:trPr>
+          <w:trHeight w:val="462" w:hRule="atLeast"/>
+        </w:trPr>
+        <w:tc>
+          <w:tcPr>
+            <w:tcW w:w="993" w:type="dxa"/>
+            <w:tcBorders>
+              <w:tl2br w:val="nil"/>
+              <w:tr2bl w:val="nil"/>
+            </w:tcBorders>
+            <w:shd w:val="clear" w:color="auto" w:fill="auto"/>
+            <w:vAlign w:val="center"/>
+          </w:tcPr>
+          <w:p>
+            <w:pPr>
+              <w:keepNext w:val="0"/>
+              <w:keepLines w:val="0"/>
+              <w:widowControl/>
+              <w:suppressLineNumbers w:val="0"/>
+              <w:spacing w:before="0" w:beforeAutospacing="0" w:after="0" w:afterAutospacing="0"/>
+              <w:ind w:left="0" w:right="0"/>
+              <w:jc w:val="center"/>
+              <w:rPr>
+                <w:rFonts w:hint="default" w:ascii="Times New Roman" w:hAnsi="Times New Roman" w:eastAsia="宋体" w:cs="Times New Roman"/>
+                <w:kern w:val="2"/>
+                <w:sz w:val="21"/>
+                <w:szCs w:val="21"/>
+              </w:rPr>
+            </w:pPr>
+          </w:p>
+        </w:tc>
+        <w:tc>
+          <w:tcPr>
+            <w:tcW w:w="1925" w:type="dxa"/>
+            <w:tcBorders>
+              <w:tl2br w:val="nil"/>
+              <w:tr2bl w:val="nil"/>
+            </w:tcBorders>
+            <w:shd w:val="clear" w:color="auto" w:fill="auto"/>
+            <w:vAlign w:val="center"/>
+          </w:tcPr>
+          <w:p>
+            <w:pPr>
+              <w:keepNext w:val="0"/>
+              <w:keepLines w:val="0"/>
+              <w:widowControl/>
+              <w:suppressLineNumbers w:val="0"/>
+              <w:spacing w:before="0" w:beforeAutospacing="0" w:after="0" w:afterAutospacing="0"/>
+              <w:ind w:left="0" w:right="0"/>
+              <w:jc w:val="center"/>
+              <w:rPr>
+                <w:rFonts w:hint="eastAsia" w:ascii="宋体" w:hAnsi="宋体" w:eastAsia="宋体" w:cs="宋体"/>
+                <w:color w:val="000000" w:themeColor="text1"/>
+                <w:kern w:val="2"/>
+                <w:sz w:val="21"/>
+                <w:szCs w:val="21"/>
+                <w:lang w:val="en-US" w:eastAsia="zh-CN" w:bidi="ar"/>
+                <w14:textFill>
+                  <w14:solidFill>
+                    <w14:schemeClr w14:val="tx1"/>
+                  </w14:solidFill>
+                </w14:textFill>
+              </w:rPr>
+            </w:pPr>
+          </w:p>
+        </w:tc>
+        <w:tc>
+          <w:tcPr>
+            <w:tcW w:w="1667" w:type="dxa"/>
+            <w:tcBorders>
+              <w:tl2br w:val="nil"/>
+              <w:tr2bl w:val="nil"/>
+            </w:tcBorders>
+            <w:shd w:val="clear" w:color="auto" w:fill="auto"/>
+            <w:vAlign w:val="center"/>
+          </w:tcPr>
+          <w:p>
+            <w:pPr>
+              <w:keepNext w:val="0"/>
+              <w:keepLines w:val="0"/>
+              <w:widowControl/>
+              <w:suppressLineNumbers w:val="0"/>
+              <w:spacing w:before="0" w:beforeAutospacing="0" w:after="0" w:afterAutospacing="0"/>
+              <w:ind w:left="0" w:right="0"/>
+              <w:jc w:val="center"/>
+              <w:rPr>
+                <w:rFonts w:hint="default" w:ascii="Times New Roman" w:hAnsi="Times New Roman" w:cs="Times New Roman"/>
+                <w:sz w:val="20"/>
+                <w:szCs w:val="20"/>
+              </w:rPr>
+            </w:pPr>
+          </w:p>
+        </w:tc>
+        <w:tc>
+          <w:tcPr>
+            <w:tcW w:w="1812" w:type="dxa"/>
+            <w:tcBorders>
+              <w:tl2br w:val="nil"/>
+              <w:tr2bl w:val="nil"/>
+            </w:tcBorders>
+            <w:shd w:val="clear" w:color="auto" w:fill="auto"/>
+            <w:vAlign w:val="center"/>
+          </w:tcPr>
+          <w:p>
+            <w:pPr>
+              <w:keepNext w:val="0"/>
+              <w:keepLines w:val="0"/>
+              <w:widowControl/>
+              <w:suppressLineNumbers w:val="0"/>
+              <w:spacing w:before="0" w:beforeAutospacing="0" w:after="0" w:afterAutospacing="0"/>
+              <w:ind w:left="0" w:right="0"/>
+              <w:rPr>
+                <w:rFonts w:hint="default" w:ascii="Times New Roman" w:hAnsi="Times New Roman" w:cs="Times New Roman"/>
+                <w:sz w:val="20"/>
+                <w:szCs w:val="20"/>
+              </w:rPr>
+            </w:pPr>
+          </w:p>
+        </w:tc>
+        <w:tc>
+          <w:tcPr>
+            <w:tcW w:w="2028" w:type="dxa"/>
+            <w:gridSpan w:val="2"/>
+            <w:tcBorders>
+              <w:tl2br w:val="nil"/>
+              <w:tr2bl w:val="nil"/>
+            </w:tcBorders>
+            <w:shd w:val="clear" w:color="auto" w:fill="auto"/>
+            <w:vAlign w:val="center"/>
+          </w:tcPr>
+          <w:p>
+            <w:pPr>
+              <w:keepNext w:val="0"/>
+              <w:keepLines w:val="0"/>
+              <w:widowControl/>
+              <w:suppressLineNumbers w:val="0"/>
+              <w:spacing w:before="0" w:beforeAutospacing="0" w:after="0" w:afterAutospacing="0"/>
+              <w:ind w:left="0" w:right="0"/>
+              <w:jc w:val="center"/>
+              <w:rPr>
+                <w:rFonts w:hint="default" w:ascii="Times New Roman" w:hAnsi="Times New Roman" w:eastAsia="宋体" w:cs="Times New Roman"/>
+                <w:kern w:val="2"/>
+                <w:sz w:val="21"/>
+                <w:szCs w:val="21"/>
+              </w:rPr>
+            </w:pPr>
+          </w:p>
+        </w:tc>
+        <w:tc>
+          <w:tcPr>
+            <w:tcW w:w="1464" w:type="dxa"/>
+            <w:tcBorders>
+              <w:tl2br w:val="nil"/>
+              <w:tr2bl w:val="nil"/>
+            </w:tcBorders>
+            <w:shd w:val="clear" w:color="auto" w:fill="auto"/>
+            <w:vAlign w:val="center"/>
+          </w:tcPr>
+          <w:p>
+            <w:pPr>
+              <w:keepNext w:val="0"/>
+              <w:keepLines w:val="0"/>
+              <w:widowControl/>
+              <w:suppressLineNumbers w:val="0"/>
+              <w:spacing w:before="0" w:beforeAutospacing="0" w:after="0" w:afterAutospacing="0"/>
+              <w:ind w:left="0" w:right="0"/>
+              <w:jc w:val="center"/>
+              <w:rPr>
+                <w:rFonts w:hint="default" w:ascii="Times New Roman" w:hAnsi="Times New Roman" w:eastAsia="宋体" w:cs="Times New Roman"/>
+                <w:kern w:val="2"/>
+                <w:sz w:val="21"/>
+                <w:szCs w:val="21"/>
+              </w:rPr>
+            </w:pPr>
+          </w:p>
+        </w:tc>
+      </w:tr>
+      <w:tr>
+        <w:tblPrEx>
+          <w:tblBorders>
+            <w:top w:val="single" w:color="auto" w:sz="12" w:space="0"/>
+            <w:left w:val="single" w:color="auto" w:sz="12" w:space="0"/>
+            <w:bottom w:val="single" w:color="auto" w:sz="12" w:space="0"/>
+            <w:right w:val="single" w:color="auto" w:sz="12" w:space="0"/>
+            <w:insideH w:val="single" w:color="auto" w:sz="4" w:space="0"/>
+            <w:insideV w:val="single" w:color="auto" w:sz="4" w:space="0"/>
+          </w:tblBorders>
+          <w:shd w:val="clear" w:color="auto" w:fill="auto"/>
+          <w:tblCellMar>
+            <w:top w:w="0" w:type="dxa"/>
+            <w:left w:w="108" w:type="dxa"/>
+            <w:bottom w:w="0" w:type="dxa"/>
+            <w:right w:w="108" w:type="dxa"/>
+          </w:tblCellMar>
+        </w:tblPrEx>
+        <w:trPr>
+          <w:trHeight w:val="462" w:hRule="atLeast"/>
+        </w:trPr>
+        <w:tc>
+          <w:tcPr>
+            <w:tcW w:w="993" w:type="dxa"/>
+            <w:tcBorders>
+              <w:tl2br w:val="nil"/>
+              <w:tr2bl w:val="nil"/>
+            </w:tcBorders>
+            <w:shd w:val="clear" w:color="auto" w:fill="auto"/>
+            <w:vAlign w:val="center"/>
+          </w:tcPr>
+          <w:p>
+            <w:pPr>
+              <w:keepNext w:val="0"/>
+              <w:keepLines w:val="0"/>
+              <w:widowControl/>
+              <w:suppressLineNumbers w:val="0"/>
+              <w:spacing w:before="0" w:beforeAutospacing="0" w:after="0" w:afterAutospacing="0"/>
+              <w:ind w:left="0" w:right="0"/>
+              <w:jc w:val="center"/>
+              <w:rPr>
+                <w:rFonts w:hint="default" w:ascii="Times New Roman" w:hAnsi="Times New Roman" w:eastAsia="宋体" w:cs="Times New Roman"/>
+                <w:kern w:val="2"/>
+                <w:sz w:val="21"/>
+                <w:szCs w:val="21"/>
+              </w:rPr>
+            </w:pPr>
+          </w:p>
+        </w:tc>
+        <w:tc>
+          <w:tcPr>
+            <w:tcW w:w="1925" w:type="dxa"/>
+            <w:tcBorders>
+              <w:tl2br w:val="nil"/>
+              <w:tr2bl w:val="nil"/>
+            </w:tcBorders>
+            <w:shd w:val="clear" w:color="auto" w:fill="auto"/>
+            <w:vAlign w:val="center"/>
+          </w:tcPr>
+          <w:p>
+            <w:pPr>
+              <w:keepNext w:val="0"/>
+              <w:keepLines w:val="0"/>
+              <w:widowControl/>
+              <w:suppressLineNumbers w:val="0"/>
+              <w:spacing w:before="0" w:beforeAutospacing="0" w:after="0" w:afterAutospacing="0"/>
+              <w:ind w:left="0" w:right="0"/>
+              <w:jc w:val="center"/>
+              <w:rPr>
+                <w:rFonts w:hint="eastAsia" w:ascii="宋体" w:hAnsi="宋体" w:eastAsia="宋体" w:cs="宋体"/>
+                <w:color w:val="000000" w:themeColor="text1"/>
+                <w:kern w:val="2"/>
+                <w:sz w:val="21"/>
+                <w:szCs w:val="21"/>
+                <w:lang w:val="en-US" w:eastAsia="zh-CN" w:bidi="ar"/>
+                <w14:textFill>
+                  <w14:solidFill>
+                    <w14:schemeClr w14:val="tx1"/>
+                  </w14:solidFill>
+                </w14:textFill>
+              </w:rPr>
+            </w:pPr>
+          </w:p>
+        </w:tc>
+        <w:tc>
+          <w:tcPr>
+            <w:tcW w:w="1667" w:type="dxa"/>
+            <w:tcBorders>
+              <w:tl2br w:val="nil"/>
+              <w:tr2bl w:val="nil"/>
+            </w:tcBorders>
+            <w:shd w:val="clear" w:color="auto" w:fill="auto"/>
+            <w:vAlign w:val="center"/>
+          </w:tcPr>
+          <w:p>
+            <w:pPr>
+              <w:keepNext w:val="0"/>
+              <w:keepLines w:val="0"/>
+              <w:widowControl/>
+              <w:suppressLineNumbers w:val="0"/>
+              <w:spacing w:before="0" w:beforeAutospacing="0" w:after="0" w:afterAutospacing="0"/>
+              <w:ind w:left="0" w:right="0"/>
+              <w:jc w:val="center"/>
+              <w:rPr>
+                <w:rFonts w:hint="default" w:ascii="Times New Roman" w:hAnsi="Times New Roman" w:cs="Times New Roman"/>
+                <w:sz w:val="20"/>
+                <w:szCs w:val="20"/>
+              </w:rPr>
+            </w:pPr>
+          </w:p>
+        </w:tc>
+        <w:tc>
+          <w:tcPr>
+            <w:tcW w:w="1812" w:type="dxa"/>
+            <w:tcBorders>
+              <w:tl2br w:val="nil"/>
+              <w:tr2bl w:val="nil"/>
+            </w:tcBorders>
+            <w:shd w:val="clear" w:color="auto" w:fill="auto"/>
+            <w:vAlign w:val="center"/>
+          </w:tcPr>
+          <w:p>
+            <w:pPr>
+              <w:keepNext w:val="0"/>
+              <w:keepLines w:val="0"/>
+              <w:widowControl/>
+              <w:suppressLineNumbers w:val="0"/>
+              <w:spacing w:before="0" w:beforeAutospacing="0" w:after="0" w:afterAutospacing="0"/>
+              <w:ind w:left="0" w:right="0"/>
+              <w:rPr>
+                <w:rFonts w:hint="default" w:ascii="Times New Roman" w:hAnsi="Times New Roman" w:cs="Times New Roman"/>
+                <w:sz w:val="20"/>
+                <w:szCs w:val="20"/>
+              </w:rPr>
+            </w:pPr>
+          </w:p>
+        </w:tc>
+        <w:tc>
+          <w:tcPr>
+            <w:tcW w:w="2028" w:type="dxa"/>
+            <w:gridSpan w:val="2"/>
+            <w:tcBorders>
+              <w:tl2br w:val="nil"/>
+              <w:tr2bl w:val="nil"/>
+            </w:tcBorders>
+            <w:shd w:val="clear" w:color="auto" w:fill="auto"/>
+            <w:vAlign w:val="center"/>
+          </w:tcPr>
+          <w:p>
+            <w:pPr>
+              <w:keepNext w:val="0"/>
+              <w:keepLines w:val="0"/>
+              <w:widowControl/>
+              <w:suppressLineNumbers w:val="0"/>
+              <w:spacing w:before="0" w:beforeAutospacing="0" w:after="0" w:afterAutospacing="0"/>
+              <w:ind w:left="0" w:right="0"/>
+              <w:jc w:val="center"/>
+              <w:rPr>
+                <w:rFonts w:hint="default" w:ascii="Times New Roman" w:hAnsi="Times New Roman" w:eastAsia="宋体" w:cs="Times New Roman"/>
+                <w:kern w:val="2"/>
+                <w:sz w:val="21"/>
+                <w:szCs w:val="21"/>
+              </w:rPr>
+            </w:pPr>
+          </w:p>
+        </w:tc>
+        <w:tc>
+          <w:tcPr>
+            <w:tcW w:w="1464" w:type="dxa"/>
+            <w:tcBorders>
+              <w:tl2br w:val="nil"/>
+              <w:tr2bl w:val="nil"/>
+            </w:tcBorders>
+            <w:shd w:val="clear" w:color="auto" w:fill="auto"/>
+            <w:vAlign w:val="center"/>
+          </w:tcPr>
+          <w:p>
+            <w:pPr>
+              <w:keepNext w:val="0"/>
+              <w:keepLines w:val="0"/>
+              <w:widowControl/>
+              <w:suppressLineNumbers w:val="0"/>
+              <w:spacing w:before="0" w:beforeAutospacing="0" w:after="0" w:afterAutospacing="0"/>
+              <w:ind w:left="0" w:right="0"/>
+              <w:jc w:val="center"/>
+              <w:rPr>
+                <w:rFonts w:hint="default" w:ascii="Times New Roman" w:hAnsi="Times New Roman" w:eastAsia="宋体" w:cs="Times New Roman"/>
+                <w:kern w:val="2"/>
+                <w:sz w:val="21"/>
+                <w:szCs w:val="21"/>
+              </w:rPr>
+            </w:pPr>
+          </w:p>
+        </w:tc>
+      </w:tr>
+      <w:tr>
+        <w:tblPrEx>
+          <w:tblBorders>
+            <w:top w:val="single" w:color="auto" w:sz="12" w:space="0"/>
+            <w:left w:val="single" w:color="auto" w:sz="12" w:space="0"/>
+            <w:bottom w:val="single" w:color="auto" w:sz="12" w:space="0"/>
+            <w:right w:val="single" w:color="auto" w:sz="12" w:space="0"/>
+            <w:insideH w:val="single" w:color="auto" w:sz="4" w:space="0"/>
+            <w:insideV w:val="single" w:color="auto" w:sz="4" w:space="0"/>
+          </w:tblBorders>
+          <w:tblCellMar>
+            <w:top w:w="0" w:type="dxa"/>
+            <w:left w:w="108" w:type="dxa"/>
+            <w:bottom w:w="0" w:type="dxa"/>
+            <w:right w:w="108" w:type="dxa"/>
+          </w:tblCellMar>
+        </w:tblPrEx>
+        <w:trPr>
+          <w:trHeight w:val="462" w:hRule="atLeast"/>
+        </w:trPr>
+        <w:tc>
+          <w:tcPr>
+            <w:tcW w:w="993" w:type="dxa"/>
+            <w:tcBorders>
+              <w:tl2br w:val="nil"/>
+              <w:tr2bl w:val="nil"/>
+            </w:tcBorders>
+            <w:shd w:val="clear" w:color="auto" w:fill="auto"/>
+            <w:vAlign w:val="center"/>
+          </w:tcPr>
+          <w:p>
+            <w:pPr>
+              <w:keepNext w:val="0"/>
+              <w:keepLines w:val="0"/>
+              <w:widowControl/>
+              <w:suppressLineNumbers w:val="0"/>
+              <w:spacing w:before="0" w:beforeAutospacing="0" w:after="0" w:afterAutospacing="0"/>
+              <w:ind w:left="0" w:right="0"/>
+              <w:jc w:val="center"/>
+              <w:rPr>
+                <w:rFonts w:hint="default" w:ascii="Times New Roman" w:hAnsi="Times New Roman" w:eastAsia="宋体" w:cs="Times New Roman"/>
+                <w:kern w:val="2"/>
+                <w:sz w:val="21"/>
+                <w:szCs w:val="21"/>
+              </w:rPr>
+            </w:pPr>
+          </w:p>
+        </w:tc>
+        <w:tc>
+          <w:tcPr>
+            <w:tcW w:w="1925" w:type="dxa"/>
+            <w:tcBorders>
+              <w:tl2br w:val="nil"/>
+              <w:tr2bl w:val="nil"/>
+            </w:tcBorders>
+            <w:shd w:val="clear" w:color="auto" w:fill="auto"/>
+            <w:vAlign w:val="center"/>
+          </w:tcPr>
+          <w:p>
+            <w:pPr>
+              <w:keepNext w:val="0"/>
+              <w:keepLines w:val="0"/>
+              <w:widowControl/>
+              <w:suppressLineNumbers w:val="0"/>
+              <w:spacing w:before="0" w:beforeAutospacing="0" w:after="0" w:afterAutospacing="0"/>
+              <w:ind w:left="0" w:right="0"/>
+              <w:jc w:val="center"/>
+              <w:rPr>
+                <w:rFonts w:hint="eastAsia" w:ascii="宋体" w:hAnsi="宋体" w:eastAsia="宋体" w:cs="宋体"/>
+                <w:color w:val="000000" w:themeColor="text1"/>
+                <w:kern w:val="2"/>
+                <w:sz w:val="21"/>
+                <w:szCs w:val="21"/>
+                <w:lang w:val="en-US" w:eastAsia="zh-CN" w:bidi="ar"/>
+                <w14:textFill>
+                  <w14:solidFill>
+                    <w14:schemeClr w14:val="tx1"/>
+                  </w14:solidFill>
+                </w14:textFill>
+              </w:rPr>
+            </w:pPr>
+          </w:p>
+        </w:tc>
+        <w:tc>
+          <w:tcPr>
+            <w:tcW w:w="1667" w:type="dxa"/>
+            <w:tcBorders>
+              <w:tl2br w:val="nil"/>
+              <w:tr2bl w:val="nil"/>
+            </w:tcBorders>
+            <w:shd w:val="clear" w:color="auto" w:fill="auto"/>
+            <w:vAlign w:val="center"/>
+          </w:tcPr>
+          <w:p>
+            <w:pPr>
+              <w:keepNext w:val="0"/>
+              <w:keepLines w:val="0"/>
+              <w:widowControl/>
+              <w:suppressLineNumbers w:val="0"/>
+              <w:spacing w:before="0" w:beforeAutospacing="0" w:after="0" w:afterAutospacing="0"/>
+              <w:ind w:left="0" w:right="0"/>
+              <w:jc w:val="center"/>
+              <w:rPr>
+                <w:rFonts w:hint="default" w:ascii="Times New Roman" w:hAnsi="Times New Roman" w:cs="Times New Roman"/>
+                <w:sz w:val="20"/>
+                <w:szCs w:val="20"/>
+              </w:rPr>
+            </w:pPr>
+          </w:p>
+        </w:tc>
+        <w:tc>
+          <w:tcPr>
+            <w:tcW w:w="1812" w:type="dxa"/>
+            <w:tcBorders>
+              <w:tl2br w:val="nil"/>
+              <w:tr2bl w:val="nil"/>
+            </w:tcBorders>
+            <w:shd w:val="clear" w:color="auto" w:fill="auto"/>
+            <w:vAlign w:val="center"/>
+          </w:tcPr>
+          <w:p>
+            <w:pPr>
+              <w:keepNext w:val="0"/>
+              <w:keepLines w:val="0"/>
+              <w:widowControl/>
+              <w:suppressLineNumbers w:val="0"/>
+              <w:spacing w:before="0" w:beforeAutospacing="0" w:after="0" w:afterAutospacing="0"/>
+              <w:ind w:left="0" w:right="0"/>
+              <w:rPr>
+                <w:rFonts w:hint="default" w:ascii="Times New Roman" w:hAnsi="Times New Roman" w:cs="Times New Roman"/>
+                <w:sz w:val="20"/>
+                <w:szCs w:val="20"/>
+              </w:rPr>
+            </w:pPr>
+          </w:p>
+        </w:tc>
+        <w:tc>
+          <w:tcPr>
+            <w:tcW w:w="2028" w:type="dxa"/>
+            <w:gridSpan w:val="2"/>
+            <w:tcBorders>
+              <w:tl2br w:val="nil"/>
+              <w:tr2bl w:val="nil"/>
+            </w:tcBorders>
+            <w:shd w:val="clear" w:color="auto" w:fill="auto"/>
+            <w:vAlign w:val="center"/>
+          </w:tcPr>
+          <w:p>
+            <w:pPr>
+              <w:keepNext w:val="0"/>
+              <w:keepLines w:val="0"/>
+              <w:widowControl/>
+              <w:suppressLineNumbers w:val="0"/>
+              <w:spacing w:before="0" w:beforeAutospacing="0" w:after="0" w:afterAutospacing="0"/>
+              <w:ind w:left="0" w:right="0"/>
+              <w:jc w:val="center"/>
+              <w:rPr>
+                <w:rFonts w:hint="default" w:ascii="Times New Roman" w:hAnsi="Times New Roman" w:eastAsia="宋体" w:cs="Times New Roman"/>
+                <w:kern w:val="2"/>
+                <w:sz w:val="21"/>
+                <w:szCs w:val="21"/>
+              </w:rPr>
+            </w:pPr>
+          </w:p>
+        </w:tc>
+        <w:tc>
+          <w:tcPr>
+            <w:tcW w:w="1464" w:type="dxa"/>
+            <w:tcBorders>
+              <w:tl2br w:val="nil"/>
+              <w:tr2bl w:val="nil"/>
+            </w:tcBorders>
+            <w:shd w:val="clear" w:color="auto" w:fill="auto"/>
+            <w:vAlign w:val="center"/>
+          </w:tcPr>
+          <w:p>
+            <w:pPr>
+              <w:keepNext w:val="0"/>
+              <w:keepLines w:val="0"/>
+              <w:widowControl/>
+              <w:suppressLineNumbers w:val="0"/>
+              <w:spacing w:before="0" w:beforeAutospacing="0" w:after="0" w:afterAutospacing="0"/>
+              <w:ind w:left="0" w:right="0"/>
+              <w:jc w:val="center"/>
+              <w:rPr>
+                <w:rFonts w:hint="default" w:ascii="Times New Roman" w:hAnsi="Times New Roman" w:eastAsia="宋体" w:cs="Times New Roman"/>
+                <w:kern w:val="2"/>
+                <w:sz w:val="21"/>
+                <w:szCs w:val="21"/>
+              </w:rPr>
+            </w:pPr>
+          </w:p>
+        </w:tc>
+      </w:tr>
+      <w:tr>
+        <w:tblPrEx>
+          <w:tblBorders>
+            <w:top w:val="single" w:color="auto" w:sz="12" w:space="0"/>
+            <w:left w:val="single" w:color="auto" w:sz="12" w:space="0"/>
+            <w:bottom w:val="single" w:color="auto" w:sz="12" w:space="0"/>
+            <w:right w:val="single" w:color="auto" w:sz="12" w:space="0"/>
+            <w:insideH w:val="single" w:color="auto" w:sz="4" w:space="0"/>
+            <w:insideV w:val="single" w:color="auto" w:sz="4" w:space="0"/>
+          </w:tblBorders>
+          <w:tblCellMar>
+            <w:top w:w="0" w:type="dxa"/>
+            <w:left w:w="108" w:type="dxa"/>
+            <w:bottom w:w="0" w:type="dxa"/>
+            <w:right w:w="108" w:type="dxa"/>
+          </w:tblCellMar>
+        </w:tblPrEx>
+        <w:trPr>
+          <w:trHeight w:val="462" w:hRule="atLeast"/>
+        </w:trPr>
+        <w:tc>
+          <w:tcPr>
+            <w:tcW w:w="993" w:type="dxa"/>
+            <w:tcBorders>
+              <w:tl2br w:val="nil"/>
+              <w:tr2bl w:val="nil"/>
+            </w:tcBorders>
+            <w:shd w:val="clear" w:color="auto" w:fill="auto"/>
+            <w:vAlign w:val="center"/>
+          </w:tcPr>
+          <w:p>
+            <w:pPr>
+              <w:keepNext w:val="0"/>
+              <w:keepLines w:val="0"/>
+              <w:widowControl/>
+              <w:suppressLineNumbers w:val="0"/>
+              <w:spacing w:before="0" w:beforeAutospacing="0" w:after="0" w:afterAutospacing="0"/>
+              <w:ind w:left="0" w:right="0"/>
+              <w:jc w:val="center"/>
+              <w:rPr>
+                <w:rFonts w:hint="default" w:ascii="Times New Roman" w:hAnsi="Times New Roman" w:eastAsia="宋体" w:cs="Times New Roman"/>
+                <w:kern w:val="2"/>
+                <w:sz w:val="21"/>
+                <w:szCs w:val="21"/>
+              </w:rPr>
+            </w:pPr>
+          </w:p>
+        </w:tc>
+        <w:tc>
+          <w:tcPr>
+            <w:tcW w:w="1925" w:type="dxa"/>
+            <w:tcBorders>
+              <w:tl2br w:val="nil"/>
+              <w:tr2bl w:val="nil"/>
+            </w:tcBorders>
+            <w:shd w:val="clear" w:color="auto" w:fill="auto"/>
+            <w:vAlign w:val="center"/>
+          </w:tcPr>
+          <w:p>
+            <w:pPr>
+              <w:keepNext w:val="0"/>
+              <w:keepLines w:val="0"/>
+              <w:widowControl/>
+              <w:suppressLineNumbers w:val="0"/>
+              <w:spacing w:before="0" w:beforeAutospacing="0" w:after="0" w:afterAutospacing="0"/>
+              <w:ind w:left="0" w:right="0"/>
+              <w:jc w:val="center"/>
+              <w:rPr>
+                <w:rFonts w:hint="eastAsia" w:ascii="宋体" w:hAnsi="宋体" w:eastAsia="宋体" w:cs="宋体"/>
+                <w:color w:val="000000" w:themeColor="text1"/>
+                <w:kern w:val="2"/>
+                <w:sz w:val="21"/>
+                <w:szCs w:val="21"/>
+                <w:lang w:val="en-US" w:eastAsia="zh-CN" w:bidi="ar"/>
+                <w14:textFill>
+                  <w14:solidFill>
+                    <w14:schemeClr w14:val="tx1"/>
+                  </w14:solidFill>
+                </w14:textFill>
+              </w:rPr>
+            </w:pPr>
+          </w:p>
+        </w:tc>
+        <w:tc>
+          <w:tcPr>
+            <w:tcW w:w="1667" w:type="dxa"/>
+            <w:tcBorders>
+              <w:tl2br w:val="nil"/>
+              <w:tr2bl w:val="nil"/>
+            </w:tcBorders>
+            <w:shd w:val="clear" w:color="auto" w:fill="auto"/>
+            <w:vAlign w:val="center"/>
+          </w:tcPr>
+          <w:p>
+            <w:pPr>
+              <w:keepNext w:val="0"/>
+              <w:keepLines w:val="0"/>
+              <w:widowControl/>
+              <w:suppressLineNumbers w:val="0"/>
+              <w:spacing w:before="0" w:beforeAutospacing="0" w:after="0" w:afterAutospacing="0"/>
+              <w:ind w:left="0" w:right="0"/>
+              <w:jc w:val="center"/>
+              <w:rPr>
+                <w:rFonts w:hint="default" w:ascii="Times New Roman" w:hAnsi="Times New Roman" w:cs="Times New Roman"/>
+                <w:sz w:val="20"/>
+                <w:szCs w:val="20"/>
+              </w:rPr>
+            </w:pPr>
+          </w:p>
+        </w:tc>
+        <w:tc>
+          <w:tcPr>
+            <w:tcW w:w="1812" w:type="dxa"/>
+            <w:tcBorders>
+              <w:tl2br w:val="nil"/>
+              <w:tr2bl w:val="nil"/>
+            </w:tcBorders>
+            <w:shd w:val="clear" w:color="auto" w:fill="auto"/>
+            <w:vAlign w:val="center"/>
+          </w:tcPr>
+          <w:p>
+            <w:pPr>
+              <w:keepNext w:val="0"/>
+              <w:keepLines w:val="0"/>
+              <w:widowControl/>
+              <w:suppressLineNumbers w:val="0"/>
+              <w:spacing w:before="0" w:beforeAutospacing="0" w:after="0" w:afterAutospacing="0"/>
+              <w:ind w:left="0" w:right="0"/>
+              <w:rPr>
+                <w:rFonts w:hint="default" w:ascii="Times New Roman" w:hAnsi="Times New Roman" w:cs="Times New Roman"/>
+                <w:sz w:val="20"/>
+                <w:szCs w:val="20"/>
+              </w:rPr>
+            </w:pPr>
+          </w:p>
+        </w:tc>
+        <w:tc>
+          <w:tcPr>
+            <w:tcW w:w="2028" w:type="dxa"/>
+            <w:gridSpan w:val="2"/>
+            <w:tcBorders>
+              <w:tl2br w:val="nil"/>
+              <w:tr2bl w:val="nil"/>
+            </w:tcBorders>
+            <w:shd w:val="clear" w:color="auto" w:fill="auto"/>
+            <w:vAlign w:val="center"/>
+          </w:tcPr>
+          <w:p>
+            <w:pPr>
+              <w:keepNext w:val="0"/>
+              <w:keepLines w:val="0"/>
+              <w:widowControl/>
+              <w:suppressLineNumbers w:val="0"/>
+              <w:spacing w:before="0" w:beforeAutospacing="0" w:after="0" w:afterAutospacing="0"/>
+              <w:ind w:left="0" w:right="0"/>
+              <w:jc w:val="center"/>
+              <w:rPr>
+                <w:rFonts w:hint="default" w:ascii="Times New Roman" w:hAnsi="Times New Roman" w:eastAsia="宋体" w:cs="Times New Roman"/>
+                <w:kern w:val="2"/>
+                <w:sz w:val="21"/>
+                <w:szCs w:val="21"/>
+              </w:rPr>
+            </w:pPr>
+          </w:p>
+        </w:tc>
+        <w:tc>
+          <w:tcPr>
+            <w:tcW w:w="1464" w:type="dxa"/>
+            <w:tcBorders>
+              <w:tl2br w:val="nil"/>
+              <w:tr2bl w:val="nil"/>
+            </w:tcBorders>
+            <w:shd w:val="clear" w:color="auto" w:fill="auto"/>
+            <w:vAlign w:val="center"/>
+          </w:tcPr>
+          <w:p>
+            <w:pPr>
+              <w:keepNext w:val="0"/>
+              <w:keepLines w:val="0"/>
+              <w:widowControl/>
+              <w:suppressLineNumbers w:val="0"/>
+              <w:spacing w:before="0" w:beforeAutospacing="0" w:after="0" w:afterAutospacing="0"/>
+              <w:ind w:left="0" w:right="0"/>
+              <w:jc w:val="center"/>
+              <w:rPr>
+                <w:rFonts w:hint="default" w:ascii="Times New Roman" w:hAnsi="Times New Roman" w:eastAsia="宋体" w:cs="Times New Roman"/>
+                <w:kern w:val="2"/>
+                <w:sz w:val="21"/>
+                <w:szCs w:val="21"/>
+              </w:rPr>
+            </w:pPr>
+          </w:p>
+        </w:tc>
+      </w:tr>
+      <w:tr>
+        <w:tblPrEx>
+          <w:tblBorders>
+            <w:top w:val="single" w:color="auto" w:sz="12" w:space="0"/>
+            <w:left w:val="single" w:color="auto" w:sz="12" w:space="0"/>
+            <w:bottom w:val="single" w:color="auto" w:sz="12" w:space="0"/>
+            <w:right w:val="single" w:color="auto" w:sz="12" w:space="0"/>
+            <w:insideH w:val="single" w:color="auto" w:sz="4" w:space="0"/>
+            <w:insideV w:val="single" w:color="auto" w:sz="4" w:space="0"/>
+          </w:tblBorders>
+          <w:shd w:val="clear" w:color="auto" w:fill="auto"/>
+          <w:tblCellMar>
+            <w:top w:w="0" w:type="dxa"/>
+            <w:left w:w="108" w:type="dxa"/>
+            <w:bottom w:w="0" w:type="dxa"/>
+            <w:right w:w="108" w:type="dxa"/>
+          </w:tblCellMar>
+        </w:tblPrEx>
+        <w:trPr>
+          <w:trHeight w:val="462" w:hRule="atLeast"/>
+        </w:trPr>
+        <w:tc>
+          <w:tcPr>
+            <w:tcW w:w="993" w:type="dxa"/>
+            <w:tcBorders>
+              <w:tl2br w:val="nil"/>
+              <w:tr2bl w:val="nil"/>
+            </w:tcBorders>
+            <w:shd w:val="clear" w:color="auto" w:fill="auto"/>
+            <w:vAlign w:val="center"/>
+          </w:tcPr>
+          <w:p>
+            <w:pPr>
+              <w:keepNext w:val="0"/>
+              <w:keepLines w:val="0"/>
+              <w:widowControl/>
+              <w:suppressLineNumbers w:val="0"/>
+              <w:spacing w:before="0" w:beforeAutospacing="0" w:after="0" w:afterAutospacing="0"/>
+              <w:ind w:left="0" w:right="0"/>
+              <w:jc w:val="center"/>
+              <w:rPr>
+                <w:rFonts w:hint="default" w:ascii="Times New Roman" w:hAnsi="Times New Roman" w:eastAsia="宋体" w:cs="Times New Roman"/>
+                <w:kern w:val="2"/>
+                <w:sz w:val="21"/>
+                <w:szCs w:val="21"/>
+              </w:rPr>
+            </w:pPr>
+          </w:p>
+        </w:tc>
+        <w:tc>
+          <w:tcPr>
+            <w:tcW w:w="1925" w:type="dxa"/>
+            <w:tcBorders>
+              <w:tl2br w:val="nil"/>
+              <w:tr2bl w:val="nil"/>
+            </w:tcBorders>
+            <w:shd w:val="clear" w:color="auto" w:fill="auto"/>
+            <w:vAlign w:val="center"/>
+          </w:tcPr>
+          <w:p>
+            <w:pPr>
+              <w:keepNext w:val="0"/>
+              <w:keepLines w:val="0"/>
+              <w:widowControl/>
+              <w:suppressLineNumbers w:val="0"/>
+              <w:spacing w:before="0" w:beforeAutospacing="0" w:after="0" w:afterAutospacing="0"/>
+              <w:ind w:left="0" w:right="0"/>
+              <w:jc w:val="center"/>
+              <w:rPr>
+                <w:rFonts w:hint="eastAsia" w:ascii="宋体" w:hAnsi="宋体" w:eastAsia="宋体" w:cs="宋体"/>
+                <w:color w:val="000000" w:themeColor="text1"/>
+                <w:kern w:val="2"/>
+                <w:sz w:val="21"/>
+                <w:szCs w:val="21"/>
+                <w:lang w:val="en-US" w:eastAsia="zh-CN" w:bidi="ar"/>
+                <w14:textFill>
+                  <w14:solidFill>
+                    <w14:schemeClr w14:val="tx1"/>
+                  </w14:solidFill>
+                </w14:textFill>
+              </w:rPr>
+            </w:pPr>
+          </w:p>
+        </w:tc>
+        <w:tc>
+          <w:tcPr>
+            <w:tcW w:w="1667" w:type="dxa"/>
+            <w:tcBorders>
+              <w:tl2br w:val="nil"/>
+              <w:tr2bl w:val="nil"/>
+            </w:tcBorders>
+            <w:shd w:val="clear" w:color="auto" w:fill="auto"/>
+            <w:vAlign w:val="center"/>
+          </w:tcPr>
+          <w:p>
+            <w:pPr>
+              <w:keepNext w:val="0"/>
+              <w:keepLines w:val="0"/>
+              <w:widowControl/>
+              <w:suppressLineNumbers w:val="0"/>
+              <w:spacing w:before="0" w:beforeAutospacing="0" w:after="0" w:afterAutospacing="0"/>
+              <w:ind w:left="0" w:right="0"/>
+              <w:jc w:val="center"/>
+              <w:rPr>
+                <w:rFonts w:hint="default" w:ascii="Times New Roman" w:hAnsi="Times New Roman" w:cs="Times New Roman"/>
+                <w:sz w:val="20"/>
+                <w:szCs w:val="20"/>
+              </w:rPr>
+            </w:pPr>
+          </w:p>
+        </w:tc>
+        <w:tc>
+          <w:tcPr>
+            <w:tcW w:w="1812" w:type="dxa"/>
+            <w:tcBorders>
+              <w:tl2br w:val="nil"/>
+              <w:tr2bl w:val="nil"/>
+            </w:tcBorders>
+            <w:shd w:val="clear" w:color="auto" w:fill="auto"/>
+            <w:vAlign w:val="center"/>
+          </w:tcPr>
+          <w:p>
+            <w:pPr>
+              <w:keepNext w:val="0"/>
+              <w:keepLines w:val="0"/>
+              <w:widowControl/>
+              <w:suppressLineNumbers w:val="0"/>
+              <w:spacing w:before="0" w:beforeAutospacing="0" w:after="0" w:afterAutospacing="0"/>
+              <w:ind w:left="0" w:right="0"/>
+              <w:rPr>
+                <w:rFonts w:hint="default" w:ascii="Times New Roman" w:hAnsi="Times New Roman" w:cs="Times New Roman"/>
+                <w:sz w:val="20"/>
+                <w:szCs w:val="20"/>
+              </w:rPr>
+            </w:pPr>
+          </w:p>
+        </w:tc>
+        <w:tc>
+          <w:tcPr>
+            <w:tcW w:w="2028" w:type="dxa"/>
+            <w:gridSpan w:val="2"/>
+            <w:tcBorders>
+              <w:tl2br w:val="nil"/>
+              <w:tr2bl w:val="nil"/>
+            </w:tcBorders>
+            <w:shd w:val="clear" w:color="auto" w:fill="auto"/>
+            <w:vAlign w:val="center"/>
+          </w:tcPr>
+          <w:p>
+            <w:pPr>
+              <w:keepNext w:val="0"/>
+              <w:keepLines w:val="0"/>
+              <w:widowControl/>
+              <w:suppressLineNumbers w:val="0"/>
+              <w:spacing w:before="0" w:beforeAutospacing="0" w:after="0" w:afterAutospacing="0"/>
+              <w:ind w:left="0" w:right="0"/>
+              <w:jc w:val="center"/>
+              <w:rPr>
+                <w:rFonts w:hint="default" w:ascii="Times New Roman" w:hAnsi="Times New Roman" w:eastAsia="宋体" w:cs="Times New Roman"/>
+                <w:kern w:val="2"/>
+                <w:sz w:val="21"/>
+                <w:szCs w:val="21"/>
+              </w:rPr>
+            </w:pPr>
+          </w:p>
+        </w:tc>
+        <w:tc>
+          <w:tcPr>
+            <w:tcW w:w="1464" w:type="dxa"/>
+            <w:tcBorders>
+              <w:tl2br w:val="nil"/>
+              <w:tr2bl w:val="nil"/>
+            </w:tcBorders>
+            <w:shd w:val="clear" w:color="auto" w:fill="auto"/>
+            <w:vAlign w:val="center"/>
+          </w:tcPr>
+          <w:p>
+            <w:pPr>
+              <w:keepNext w:val="0"/>
+              <w:keepLines w:val="0"/>
+              <w:widowControl/>
+              <w:suppressLineNumbers w:val="0"/>
+              <w:spacing w:before="0" w:beforeAutospacing="0" w:after="0" w:afterAutospacing="0"/>
+              <w:ind w:left="0" w:right="0"/>
+              <w:jc w:val="center"/>
+              <w:rPr>
+                <w:rFonts w:hint="default" w:ascii="Times New Roman" w:hAnsi="Times New Roman" w:eastAsia="宋体" w:cs="Times New Roman"/>
+                <w:kern w:val="2"/>
+                <w:sz w:val="21"/>
+                <w:szCs w:val="21"/>
+              </w:rPr>
+            </w:pPr>
+          </w:p>
+        </w:tc>
+      </w:tr>
+      <w:tr>
+        <w:tblPrEx>
+          <w:tblBorders>
+            <w:top w:val="single" w:color="auto" w:sz="12" w:space="0"/>
+            <w:left w:val="single" w:color="auto" w:sz="12" w:space="0"/>
+            <w:bottom w:val="single" w:color="auto" w:sz="12" w:space="0"/>
+            <w:right w:val="single" w:color="auto" w:sz="12" w:space="0"/>
+            <w:insideH w:val="single" w:color="auto" w:sz="4" w:space="0"/>
+            <w:insideV w:val="single" w:color="auto" w:sz="4" w:space="0"/>
+          </w:tblBorders>
+          <w:tblCellMar>
+            <w:top w:w="0" w:type="dxa"/>
+            <w:left w:w="108" w:type="dxa"/>
+            <w:bottom w:w="0" w:type="dxa"/>
+            <w:right w:w="108" w:type="dxa"/>
+          </w:tblCellMar>
+        </w:tblPrEx>
+        <w:trPr>
+          <w:trHeight w:val="462" w:hRule="atLeast"/>
+        </w:trPr>
+        <w:tc>
+          <w:tcPr>
+            <w:tcW w:w="993" w:type="dxa"/>
+            <w:tcBorders>
+              <w:tl2br w:val="nil"/>
+              <w:tr2bl w:val="nil"/>
+            </w:tcBorders>
+            <w:shd w:val="clear" w:color="auto" w:fill="auto"/>
+            <w:vAlign w:val="center"/>
+          </w:tcPr>
+          <w:p>
+            <w:pPr>
+              <w:keepNext w:val="0"/>
+              <w:keepLines w:val="0"/>
+              <w:widowControl/>
+              <w:suppressLineNumbers w:val="0"/>
+              <w:spacing w:before="0" w:beforeAutospacing="0" w:after="0" w:afterAutospacing="0"/>
+              <w:ind w:left="0" w:right="0"/>
+              <w:jc w:val="center"/>
+              <w:rPr>
+                <w:rFonts w:hint="default" w:ascii="Times New Roman" w:hAnsi="Times New Roman" w:eastAsia="宋体" w:cs="Times New Roman"/>
+                <w:kern w:val="2"/>
+                <w:sz w:val="21"/>
+                <w:szCs w:val="21"/>
+              </w:rPr>
+            </w:pPr>
+          </w:p>
+        </w:tc>
+        <w:tc>
+          <w:tcPr>
+            <w:tcW w:w="1925" w:type="dxa"/>
+            <w:tcBorders>
+              <w:tl2br w:val="nil"/>
+              <w:tr2bl w:val="nil"/>
+            </w:tcBorders>
+            <w:shd w:val="clear" w:color="auto" w:fill="auto"/>
+            <w:vAlign w:val="center"/>
+          </w:tcPr>
+          <w:p>
+            <w:pPr>
+              <w:keepNext w:val="0"/>
+              <w:keepLines w:val="0"/>
+              <w:widowControl/>
+              <w:suppressLineNumbers w:val="0"/>
+              <w:spacing w:before="0" w:beforeAutospacing="0" w:after="0" w:afterAutospacing="0"/>
+              <w:ind w:left="0" w:right="0"/>
+              <w:jc w:val="center"/>
+              <w:rPr>
+                <w:rFonts w:hint="eastAsia" w:ascii="宋体" w:hAnsi="宋体" w:eastAsia="宋体" w:cs="宋体"/>
+                <w:color w:val="000000" w:themeColor="text1"/>
+                <w:kern w:val="2"/>
+                <w:sz w:val="21"/>
+                <w:szCs w:val="21"/>
+                <w:lang w:val="en-US" w:eastAsia="zh-CN" w:bidi="ar"/>
+                <w14:textFill>
+                  <w14:solidFill>
+                    <w14:schemeClr w14:val="tx1"/>
+                  </w14:solidFill>
+                </w14:textFill>
+              </w:rPr>
+            </w:pPr>
+          </w:p>
+        </w:tc>
+        <w:tc>
+          <w:tcPr>
+            <w:tcW w:w="1667" w:type="dxa"/>
+            <w:tcBorders>
+              <w:tl2br w:val="nil"/>
+              <w:tr2bl w:val="nil"/>
+            </w:tcBorders>
+            <w:shd w:val="clear" w:color="auto" w:fill="auto"/>
+            <w:vAlign w:val="center"/>
+          </w:tcPr>
+          <w:p>
+            <w:pPr>
+              <w:keepNext w:val="0"/>
+              <w:keepLines w:val="0"/>
+              <w:widowControl/>
+              <w:suppressLineNumbers w:val="0"/>
+              <w:spacing w:before="0" w:beforeAutospacing="0" w:after="0" w:afterAutospacing="0"/>
+              <w:ind w:left="0" w:right="0"/>
+              <w:jc w:val="center"/>
               <w:rPr>
                 <w:rFonts w:hint="default" w:ascii="Times New Roman" w:hAnsi="Times New Roman" w:cs="Times New Roman"/>
                 <w:sz w:val="20"/>
@@ -5844,6 +5878,7 @@
               <w:suppressLineNumbers w:val="0"/>
               <w:spacing w:before="0" w:beforeAutospacing="0" w:after="0" w:afterAutospacing="0"/>
               <w:ind w:left="0" w:right="0"/>
+              <w:jc w:val="center"/>
               <w:rPr>
                 <w:rFonts w:hint="default" w:ascii="Times New Roman" w:hAnsi="Times New Roman" w:cs="Times New Roman"/>
                 <w:sz w:val="20"/>
